--- a/项目详细设计报告/第五章.docx
+++ b/项目详细设计报告/第五章.docx
@@ -75,25 +75,7 @@
           <w:sz w:val="24"/>
           <w:szCs w:val="28"/>
         </w:rPr>
-        <w:t>六大核心工程设计准则，契合家用智能设备安全设计规范与嵌入式移动机器人结构设计标准。结合家庭室内复杂动态场景、宠物行为习性、整机电气模块布局需求及设备长效稳定运行的核心要求，摒弃传统移动机器人刚性化、大体积、棱角外露的工业结构设计方案，采用全圆角流线型一体化机身、分层模块化集成布局、功能分区隔离的创新结构设计思路，在有限空间内实现机械结构、电气系统、智能功能的高度协同集成，同时兼顾结构力学稳定性、居家通行灵活性、人机</w:t>
-      </w:r>
-      <w:proofErr w:type="gramStart"/>
-      <w:r>
-        <w:rPr>
-          <w:rFonts w:ascii="宋体" w:eastAsia="宋体" w:hAnsi="宋体" w:cs="Arial"/>
-          <w:sz w:val="24"/>
-          <w:szCs w:val="28"/>
-        </w:rPr>
-        <w:t>宠</w:t>
-      </w:r>
-      <w:proofErr w:type="gramEnd"/>
-      <w:r>
-        <w:rPr>
-          <w:rFonts w:ascii="宋体" w:eastAsia="宋体" w:hAnsi="宋体" w:cs="Arial"/>
-          <w:sz w:val="24"/>
-          <w:szCs w:val="28"/>
-        </w:rPr>
-        <w:t>交互安全性与外观规整性。</w:t>
+        <w:t>六大核心工程设计准则，契合家用智能设备安全设计规范与嵌入式移动机器人结构设计标准。结合家庭室内复杂动态场景、宠物行为习性、整机电气模块布局需求及设备长效稳定运行的核心要求，摒弃传统移动机器人刚性化、大体积、棱角外露的工业结构设计方案，采用全圆角流线型一体化机身、分层模块化集成布局、功能分区隔离的创新结构设计思路，在有限空间内实现机械结构、电气系统、智能功能的高度协同集成，同时兼顾结构力学稳定性、居家通行灵活性、人机宠交互安全性与外观规整性。</w:t>
       </w:r>
     </w:p>
     <w:p>
@@ -112,25 +94,7 @@
           <w:sz w:val="24"/>
           <w:szCs w:val="28"/>
         </w:rPr>
-        <w:t>为适配居家狭小空间通行需求，整机结构尺寸严格执行小型化设计指标，最大直径控制在200mm以内，整体高度不超过150mm，机身紧凑轻量化的结构特性可支撑设备自由穿梭于家居过道、沙发底部、床底间隙、桌椅夹缝等低矮狭窄区域，实现全屋无死角环境巡检与宠物跟随陪护。整机采用三层式纵向分层模块化架构，自上而下依次为上层人机交互功能层、中层电气集成承载层、底层运动执行感知层，各层级功能边界清晰、结构独立封装、装配互不干涉，通过</w:t>
-      </w:r>
-      <w:proofErr w:type="gramStart"/>
-      <w:r>
-        <w:rPr>
-          <w:rFonts w:ascii="宋体" w:eastAsia="宋体" w:hAnsi="宋体" w:cs="Arial"/>
-          <w:sz w:val="24"/>
-          <w:szCs w:val="28"/>
-        </w:rPr>
-        <w:t>定位卡</w:t>
-      </w:r>
-      <w:proofErr w:type="gramEnd"/>
-      <w:r>
-        <w:rPr>
-          <w:rFonts w:ascii="宋体" w:eastAsia="宋体" w:hAnsi="宋体" w:cs="Arial"/>
-          <w:sz w:val="24"/>
-          <w:szCs w:val="28"/>
-        </w:rPr>
-        <w:t>扣与紧固连接件实现高精度装配集成，有效规避模块干涉、线路挤压、结构错位等工程问题。该分层架构具备极强的可装配性、可维护性与可迭代性，便于后期设备检修、模块更换与功能拓展升级。</w:t>
+        <w:t>为适配居家狭小空间通行需求，整机结构尺寸严格执行小型化设计指标，最大直径控制在200mm以内，整体高度不超过150mm，机身紧凑轻量化的结构特性可支撑设备自由穿梭于家居过道、沙发底部、床底间隙、桌椅夹缝等低矮狭窄区域，实现全屋无死角环境巡检与宠物跟随陪护。整机采用三层式纵向分层模块化架构，自上而下依次为上层人机交互功能层、中层电气集成承载层、底层运动执行感知层，各层级功能边界清晰、结构独立封装、装配互不干涉，通过定位卡扣与紧固连接件实现高精度装配集成，有效规避模块干涉、线路挤压、结构错位等工程问题。该分层架构具备极强的可装配性、可维护性与可迭代性，便于后期设备检修、模块更换与功能拓展升级。</w:t>
       </w:r>
     </w:p>
     <w:p>
@@ -149,25 +113,7 @@
           <w:sz w:val="24"/>
           <w:szCs w:val="28"/>
         </w:rPr>
-        <w:t>在结构材料选型方面，机身主体采用高强度ABS工程塑料与定制化3D打印精密构件复合成型，该材料体系具备密度低、结构刚度高、抗冲击性强、耐磨损、绝缘阻燃、成本可控的优异特性，完全适配家用室内常态化运行工况。相较于金属材质，ABS材料可有效降低整机自重，减少设备运行能耗与地面磨损，同时具备良好的隔音减震效果，可弱化设备运行机械噪音，避免惊扰宠物；相较于普通塑料材质，其抗形变、抗老化、抗磕碰性能大幅提升，可长期抵御居家环境轻微碰撞、宠物剐蹭、粉尘侵蚀等损耗，保障整机结构长期稳定不变形、</w:t>
-      </w:r>
-      <w:proofErr w:type="gramStart"/>
-      <w:r>
-        <w:rPr>
-          <w:rFonts w:ascii="宋体" w:eastAsia="宋体" w:hAnsi="宋体" w:cs="Arial"/>
-          <w:sz w:val="24"/>
-          <w:szCs w:val="28"/>
-        </w:rPr>
-        <w:t>不</w:t>
-      </w:r>
-      <w:proofErr w:type="gramEnd"/>
-      <w:r>
-        <w:rPr>
-          <w:rFonts w:ascii="宋体" w:eastAsia="宋体" w:hAnsi="宋体" w:cs="Arial"/>
-          <w:sz w:val="24"/>
-          <w:szCs w:val="28"/>
-        </w:rPr>
-        <w:t>破损。</w:t>
+        <w:t>在结构材料选型方面，机身主体采用高强度ABS工程塑料与定制化3D打印精密构件复合成型，该材料体系具备密度低、结构刚度高、抗冲击性强、耐磨损、绝缘阻燃、成本可控的优异特性，完全适配家用室内常态化运行工况。相较于金属材质，ABS材料可有效降低整机自重，减少设备运行能耗与地面磨损，同时具备良好的隔音减震效果，可弱化设备运行机械噪音，避免惊扰宠物；相较于普通塑料材质，其抗形变、抗老化、抗磕碰性能大幅提升，可长期抵御居家环境轻微碰撞、宠物剐蹭、粉尘侵蚀等损耗，保障整机结构长期稳定不变形、不破损。</w:t>
       </w:r>
     </w:p>
     <w:p>
@@ -250,7 +196,7 @@
                     </pic:cNvPicPr>
                   </pic:nvPicPr>
                   <pic:blipFill>
-                    <a:blip r:embed="rId6" cstate="print">
+                    <a:blip r:embed="rId7" cstate="print">
                       <a:extLst>
                         <a:ext uri="{28A0092B-C50C-407E-A947-70E740481C1C}">
                           <a14:useLocalDpi xmlns:a14="http://schemas.microsoft.com/office/drawing/2010/main" val="0"/>
@@ -362,43 +308,7 @@
           <w:sz w:val="24"/>
           <w:szCs w:val="28"/>
         </w:rPr>
-        <w:t>上层交互结构为设备人机</w:t>
-      </w:r>
-      <w:proofErr w:type="gramStart"/>
-      <w:r>
-        <w:rPr>
-          <w:rFonts w:ascii="宋体" w:eastAsia="宋体" w:hAnsi="宋体" w:cs="Arial"/>
-          <w:sz w:val="24"/>
-          <w:szCs w:val="28"/>
-        </w:rPr>
-        <w:t>宠</w:t>
-      </w:r>
-      <w:proofErr w:type="gramEnd"/>
-      <w:r>
-        <w:rPr>
-          <w:rFonts w:ascii="宋体" w:eastAsia="宋体" w:hAnsi="宋体" w:cs="Arial"/>
-          <w:sz w:val="24"/>
-          <w:szCs w:val="28"/>
-        </w:rPr>
-        <w:t>交互、状态可视化展示、环境视觉感知的核心功能区域，整体采用轴对称圆形流线型结构设计，结构曲率经过人机工程学优化，外观圆润亲和，无机械生硬感，可有效降低宠物对智能设备的陌生感与抵触感。本层级结构集成高清视觉感知取景窗口、环形氛围灯光安装卡槽、声学交互开孔、嵌入式传感</w:t>
-      </w:r>
-      <w:proofErr w:type="gramStart"/>
-      <w:r>
-        <w:rPr>
-          <w:rFonts w:ascii="宋体" w:eastAsia="宋体" w:hAnsi="宋体" w:cs="Arial"/>
-          <w:sz w:val="24"/>
-          <w:szCs w:val="28"/>
-        </w:rPr>
-        <w:t>预留位四</w:t>
-      </w:r>
-      <w:proofErr w:type="gramEnd"/>
-      <w:r>
-        <w:rPr>
-          <w:rFonts w:ascii="宋体" w:eastAsia="宋体" w:hAnsi="宋体" w:cs="Arial"/>
-          <w:sz w:val="24"/>
-          <w:szCs w:val="28"/>
-        </w:rPr>
-        <w:t>大功能结构，所有功能区域采用内嵌式一体化设计，兼顾功能完整性、结构密封性与外观整体性。</w:t>
+        <w:t>上层交互结构为设备人机宠交互、状态可视化展示、环境视觉感知的核心功能区域，整体采用轴对称圆形流线型结构设计，结构曲率经过人机工程学优化，外观圆润亲和，无机械生硬感，可有效降低宠物对智能设备的陌生感与抵触感。本层级结构集成高清视觉感知取景窗口、环形氛围灯光安装卡槽、声学交互开孔、嵌入式传感预留位四大功能结构，所有功能区域采用内嵌式一体化设计，兼顾功能完整性、结构密封性与外观整体性。</w:t>
       </w:r>
     </w:p>
     <w:p>
@@ -417,61 +327,7 @@
           <w:sz w:val="24"/>
           <w:szCs w:val="28"/>
         </w:rPr>
-        <w:t>视觉感知区域采用精准对位式开窗设计，开窗角度、尺寸与</w:t>
-      </w:r>
-      <w:proofErr w:type="spellStart"/>
-      <w:r>
-        <w:rPr>
-          <w:rFonts w:ascii="宋体" w:eastAsia="宋体" w:hAnsi="宋体" w:cs="Arial"/>
-          <w:sz w:val="24"/>
-          <w:szCs w:val="28"/>
-        </w:rPr>
-        <w:t>OpenMV</w:t>
-      </w:r>
-      <w:proofErr w:type="spellEnd"/>
-      <w:r>
-        <w:rPr>
-          <w:rFonts w:ascii="宋体" w:eastAsia="宋体" w:hAnsi="宋体" w:cs="Arial"/>
-          <w:sz w:val="24"/>
-          <w:szCs w:val="28"/>
-        </w:rPr>
-        <w:t>视觉模块取景视角精准匹配，开窗边缘做倒角磨砂处理，可有效规避光线反射、边缘遮挡、画面畸变等问题，保障视觉模块全域无遮挡、无干扰采集居家环境与宠物图像信息，为高精度目标识别与动态跟踪提供结构支撑。环形灯光模块采用内嵌</w:t>
-      </w:r>
-      <w:proofErr w:type="gramStart"/>
-      <w:r>
-        <w:rPr>
-          <w:rFonts w:ascii="宋体" w:eastAsia="宋体" w:hAnsi="宋体" w:cs="Arial"/>
-          <w:sz w:val="24"/>
-          <w:szCs w:val="28"/>
-        </w:rPr>
-        <w:t>式卡槽</w:t>
-      </w:r>
-      <w:proofErr w:type="gramEnd"/>
-      <w:r>
-        <w:rPr>
-          <w:rFonts w:ascii="宋体" w:eastAsia="宋体" w:hAnsi="宋体" w:cs="Arial"/>
-          <w:sz w:val="24"/>
-          <w:szCs w:val="28"/>
-        </w:rPr>
-        <w:t>限位结构，灯</w:t>
-      </w:r>
-      <w:proofErr w:type="gramStart"/>
-      <w:r>
-        <w:rPr>
-          <w:rFonts w:ascii="宋体" w:eastAsia="宋体" w:hAnsi="宋体" w:cs="Arial"/>
-          <w:sz w:val="24"/>
-          <w:szCs w:val="28"/>
-        </w:rPr>
-        <w:t>带完全</w:t>
-      </w:r>
-      <w:proofErr w:type="gramEnd"/>
-      <w:r>
-        <w:rPr>
-          <w:rFonts w:ascii="宋体" w:eastAsia="宋体" w:hAnsi="宋体" w:cs="Arial"/>
-          <w:sz w:val="24"/>
-          <w:szCs w:val="28"/>
-        </w:rPr>
-        <w:t>收纳于机身内部，仅保留柔光扩散面，既实现360°全域灯光状态可视化展示，又可避免灯带外露磨损、宠物触碰损坏，同时</w:t>
+        <w:t>视觉感知区域采用精准对位式开窗设计，开窗角度、尺寸与OpenMV视觉模块取景视角精准匹配，开窗边缘做倒角磨砂处理，可有效规避光线反射、边缘遮挡、画面畸变等问题，保障视觉模块全域无遮挡、无干扰采集居家环境与宠物图像信息，为高精度目标识别与动态跟踪提供结构支撑。环形灯光模块采用内嵌式卡槽限位结构，灯带完全收纳于机身内部，仅保留柔光扩散面，既实现360°全域灯光状态可视化展示，又可避免灯带外露磨损、宠物触碰损坏，同时</w:t>
       </w:r>
       <w:r>
         <w:rPr>
@@ -538,43 +394,7 @@
           <w:sz w:val="24"/>
           <w:szCs w:val="28"/>
         </w:rPr>
-        <w:t>中层电气集成结构是整机的核心承载基体，承担所有电气元器件的固定、隔离、防护与散热核心功能，采用封闭式中空腔体结构设计，具备结构刚度高、空间利用率高、电磁隔离效果好、防护性能优异的工程优势。</w:t>
-      </w:r>
-      <w:proofErr w:type="gramStart"/>
-      <w:r>
-        <w:rPr>
-          <w:rFonts w:ascii="宋体" w:eastAsia="宋体" w:hAnsi="宋体" w:cs="Arial"/>
-          <w:sz w:val="24"/>
-          <w:szCs w:val="28"/>
-        </w:rPr>
-        <w:t>腔</w:t>
-      </w:r>
-      <w:proofErr w:type="gramEnd"/>
-      <w:r>
-        <w:rPr>
-          <w:rFonts w:ascii="宋体" w:eastAsia="宋体" w:hAnsi="宋体" w:cs="Arial"/>
-          <w:sz w:val="24"/>
-          <w:szCs w:val="28"/>
-        </w:rPr>
-        <w:t>体内部通过一体化隔板完成功能分区隔离，精准划分主控电路区、通信模块区、电源储能区、稳压电路区、线路</w:t>
-      </w:r>
-      <w:proofErr w:type="gramStart"/>
-      <w:r>
-        <w:rPr>
-          <w:rFonts w:ascii="宋体" w:eastAsia="宋体" w:hAnsi="宋体" w:cs="Arial"/>
-          <w:sz w:val="24"/>
-          <w:szCs w:val="28"/>
-        </w:rPr>
-        <w:t>布线区</w:t>
-      </w:r>
-      <w:proofErr w:type="gramEnd"/>
-      <w:r>
-        <w:rPr>
-          <w:rFonts w:ascii="宋体" w:eastAsia="宋体" w:hAnsi="宋体" w:cs="Arial"/>
-          <w:sz w:val="24"/>
-          <w:szCs w:val="28"/>
-        </w:rPr>
-        <w:t>五大独立区域，实现各类电气模块分区固定、独立运行，有效弱化不同电气模块之间的电磁串扰，从结构层面提升整机电气运行稳定性。</w:t>
+        <w:t>中层电气集成结构是整机的核心承载基体，承担所有电气元器件的固定、隔离、防护与散热核心功能，采用封闭式中空腔体结构设计，具备结构刚度高、空间利用率高、电磁隔离效果好、防护性能优异的工程优势。腔体内部通过一体化隔板完成功能分区隔离，精准划分主控电路区、通信模块区、电源储能区、稳压电路区、线路布线区五大独立区域，实现各类电气模块分区固定、独立运行，有效弱化不同电气模块之间的电磁串扰，从结构层面提升整机电气运行稳定性。</w:t>
       </w:r>
     </w:p>
     <w:p>
@@ -587,59 +407,13 @@
           <w:szCs w:val="28"/>
         </w:rPr>
       </w:pPr>
-      <w:proofErr w:type="gramStart"/>
       <w:r>
         <w:rPr>
           <w:rFonts w:ascii="宋体" w:eastAsia="宋体" w:hAnsi="宋体" w:cs="Arial"/>
           <w:sz w:val="24"/>
           <w:szCs w:val="28"/>
         </w:rPr>
-        <w:t>腔</w:t>
-      </w:r>
-      <w:proofErr w:type="gramEnd"/>
-      <w:r>
-        <w:rPr>
-          <w:rFonts w:ascii="宋体" w:eastAsia="宋体" w:hAnsi="宋体" w:cs="Arial"/>
-          <w:sz w:val="24"/>
-          <w:szCs w:val="28"/>
-        </w:rPr>
-        <w:t>体内部预留标准化</w:t>
-      </w:r>
-      <w:proofErr w:type="gramStart"/>
-      <w:r>
-        <w:rPr>
-          <w:rFonts w:ascii="宋体" w:eastAsia="宋体" w:hAnsi="宋体" w:cs="Arial"/>
-          <w:sz w:val="24"/>
-          <w:szCs w:val="28"/>
-        </w:rPr>
-        <w:t>布线卡槽</w:t>
-      </w:r>
-      <w:proofErr w:type="gramEnd"/>
-      <w:r>
-        <w:rPr>
-          <w:rFonts w:ascii="宋体" w:eastAsia="宋体" w:hAnsi="宋体" w:cs="Arial"/>
-          <w:sz w:val="24"/>
-          <w:szCs w:val="28"/>
-        </w:rPr>
-        <w:t>与线束固定卡扣，所有线路采用规整</w:t>
-      </w:r>
-      <w:proofErr w:type="gramStart"/>
-      <w:r>
-        <w:rPr>
-          <w:rFonts w:ascii="宋体" w:eastAsia="宋体" w:hAnsi="宋体" w:cs="Arial"/>
-          <w:sz w:val="24"/>
-          <w:szCs w:val="28"/>
-        </w:rPr>
-        <w:t>化束线</w:t>
-      </w:r>
-      <w:proofErr w:type="gramEnd"/>
-      <w:r>
-        <w:rPr>
-          <w:rFonts w:ascii="宋体" w:eastAsia="宋体" w:hAnsi="宋体" w:cs="Arial"/>
-          <w:sz w:val="24"/>
-          <w:szCs w:val="28"/>
-        </w:rPr>
-        <w:t>设计，严格规避线路杂乱缠绕、挤压磨损、弯折过度等问题，保障电气线路长期安全稳定导通。同时腔体侧壁预留均匀散热风道与散热间隙，结合ABS材料的导热散热特性，可及时散发电气模块工作产生的热量，避免机身内部积热导致的元器件高温老化、运行故障，实现被动式散热防护，无需额外加装散热风扇，有效控制设备体积与运行噪音。</w:t>
+        <w:t>腔体内部预留标准化布线卡槽与线束固定卡扣，所有线路采用规整化束线设计，严格规避线路杂乱缠绕、挤压磨损、弯折过度等问题，保障电气线路长期安全稳定导通。同时腔体侧壁预留均匀散热风道与散热间隙，结合ABS材料的导热散热特性，可及时散发电气模块工作产生的热量，避免机身内部积热导致的元器件高温老化、运行故障，实现被动式散热防护，无需额外加装散热风扇，有效控制设备体积与运行噪音。</w:t>
       </w:r>
     </w:p>
     <w:p>
@@ -658,25 +432,7 @@
           <w:sz w:val="24"/>
           <w:szCs w:val="28"/>
         </w:rPr>
-        <w:t>机身侧</w:t>
-      </w:r>
-      <w:proofErr w:type="gramStart"/>
-      <w:r>
-        <w:rPr>
-          <w:rFonts w:ascii="宋体" w:eastAsia="宋体" w:hAnsi="宋体" w:cs="Arial"/>
-          <w:sz w:val="24"/>
-          <w:szCs w:val="28"/>
-        </w:rPr>
-        <w:t>端采用</w:t>
-      </w:r>
-      <w:proofErr w:type="gramEnd"/>
-      <w:r>
-        <w:rPr>
-          <w:rFonts w:ascii="宋体" w:eastAsia="宋体" w:hAnsi="宋体" w:cs="Arial"/>
-          <w:sz w:val="24"/>
-          <w:szCs w:val="28"/>
-        </w:rPr>
-        <w:t>隐藏式接口结构设计，将充电接口、设备复位按键、调试接口全部内嵌于机身凹槽内部，并配套可拆卸防尘防水胶塞，既保障设备充电、调试、复位的操作便捷性，又可有效阻挡粉尘、毛发、水汽侵入接口，避免接口氧化、接触不良、短路损坏等故障。中层腔体采用上下卡扣式密封装配工艺，装配间隙经过微米级校准，配合密封垫片实现半封闭防护，全方位保护内部精密电气元器件，适配居家复杂粉尘环境的长期运行需求。</w:t>
+        <w:t>机身侧端采用隐藏式接口结构设计，将充电接口、设备复位按键、调试接口全部内嵌于机身凹槽内部，并配套可拆卸防尘防水胶塞，既保障设备充电、调试、复位的操作便捷性，又可有效阻挡粉尘、毛发、水汽侵入接口，避免接口氧化、接触不良、短路损坏等故障。中层腔体采用上下卡扣式密封装配工艺，装配间隙经过微米级校准，配合密封垫片实现半封闭防护，全方位保护内部精密电气元器件，适配居家复杂粉尘环境的长期运行需求。</w:t>
       </w:r>
     </w:p>
     <w:p>
@@ -743,43 +499,7 @@
           <w:sz w:val="24"/>
           <w:szCs w:val="28"/>
         </w:rPr>
-        <w:t>轮系结构采用双驱动轮+前置万向支撑轮的三点稳定支撑架构，符合机械静力学平衡原理，可最大限度保障机身水平度与运行平稳度。左右驱动轮选用静音防滑橡胶轮，</w:t>
-      </w:r>
-      <w:proofErr w:type="gramStart"/>
-      <w:r>
-        <w:rPr>
-          <w:rFonts w:ascii="宋体" w:eastAsia="宋体" w:hAnsi="宋体" w:cs="Arial"/>
-          <w:sz w:val="24"/>
-          <w:szCs w:val="28"/>
-        </w:rPr>
-        <w:t>轮面采用</w:t>
-      </w:r>
-      <w:proofErr w:type="gramEnd"/>
-      <w:r>
-        <w:rPr>
-          <w:rFonts w:ascii="宋体" w:eastAsia="宋体" w:hAnsi="宋体" w:cs="Arial"/>
-          <w:sz w:val="24"/>
-          <w:szCs w:val="28"/>
-        </w:rPr>
-        <w:t>细密菱形防滑纹理设计，可有效提升与瓷砖、木地板、短毛地毯等居家地面的摩擦力，杜绝设备运行打滑、空转、轨迹偏移等问题；轮体内</w:t>
-      </w:r>
-      <w:proofErr w:type="gramStart"/>
-      <w:r>
-        <w:rPr>
-          <w:rFonts w:ascii="宋体" w:eastAsia="宋体" w:hAnsi="宋体" w:cs="Arial"/>
-          <w:sz w:val="24"/>
-          <w:szCs w:val="28"/>
-        </w:rPr>
-        <w:t>部做静音</w:t>
-      </w:r>
-      <w:proofErr w:type="gramEnd"/>
-      <w:r>
-        <w:rPr>
-          <w:rFonts w:ascii="宋体" w:eastAsia="宋体" w:hAnsi="宋体" w:cs="Arial"/>
-          <w:sz w:val="24"/>
-          <w:szCs w:val="28"/>
-        </w:rPr>
-        <w:t>减震优化，可弱化设备运行摩擦噪音与震动，实现静音运行，适配居家安静陪护场景。驱动电机通过专用锁紧支架与底盘刚性固定，支架采用防松限位结构设计，搭配防震垫片，可有效抵消电机运行震动，避免电机松动、位移导致的动力输出偏差，保障动力传输精准、高效、无虚位。</w:t>
+        <w:t>轮系结构采用双驱动轮+前置万向支撑轮的三点稳定支撑架构，符合机械静力学平衡原理，可最大限度保障机身水平度与运行平稳度。左右驱动轮选用静音防滑橡胶轮，轮面采用细密菱形防滑纹理设计，可有效提升与瓷砖、木地板、短毛地毯等居家地面的摩擦力，杜绝设备运行打滑、空转、轨迹偏移等问题；轮体内部做静音减震优化，可弱化设备运行摩擦噪音与震动，实现静音运行，适配居家安静陪护场景。驱动电机通过专用锁紧支架与底盘刚性固定，支架采用防松限位结构设计，搭配防震垫片，可有效抵消电机运行震动，避免电机松动、位移导致的动力输出偏差，保障动力传输精准、高效、无虚位。</w:t>
       </w:r>
     </w:p>
     <w:p>
@@ -798,25 +518,7 @@
           <w:sz w:val="24"/>
           <w:szCs w:val="28"/>
         </w:rPr>
-        <w:t>底盘外侧搭载一体化环形传感器安装支架，支架高度、角度经过多场景实测标定，可实现超声波、红外传感器360°无死角环形布局，精准规避机身结构遮挡、检测角度偏移等问题。支架采用轻量化镂空结构设计，在保障结构固定刚度的前提下，最大限度降低机身自重，同时减少杂物堆积，提升设备通行灵活性。底盘整体做圆角降阻优化，无突出刚性结构，可有效降低设备穿行狭窄空间、规避障碍物时</w:t>
-      </w:r>
-      <w:proofErr w:type="gramStart"/>
-      <w:r>
-        <w:rPr>
-          <w:rFonts w:ascii="宋体" w:eastAsia="宋体" w:hAnsi="宋体" w:cs="Arial"/>
-          <w:sz w:val="24"/>
-          <w:szCs w:val="28"/>
-        </w:rPr>
-        <w:t>的剐蹭阻力</w:t>
-      </w:r>
-      <w:proofErr w:type="gramEnd"/>
-      <w:r>
-        <w:rPr>
-          <w:rFonts w:ascii="宋体" w:eastAsia="宋体" w:hAnsi="宋体" w:cs="Arial"/>
-          <w:sz w:val="24"/>
-          <w:szCs w:val="28"/>
-        </w:rPr>
-        <w:t>，提升复杂场景通行适配性。</w:t>
+        <w:t>底盘外侧搭载一体化环形传感器安装支架，支架高度、角度经过多场景实测标定，可实现超声波、红外传感器360°无死角环形布局，精准规避机身结构遮挡、检测角度偏移等问题。支架采用轻量化镂空结构设计，在保障结构固定刚度的前提下，最大限度降低机身自重，同时减少杂物堆积，提升设备通行灵活性。底盘整体做圆角降阻优化，无突出刚性结构，可有效降低设备穿行狭窄空间、规避障碍物时的剐蹭阻力，提升复杂场景通行适配性。</w:t>
       </w:r>
     </w:p>
     <w:p>
@@ -855,25 +557,7 @@
           <w:sz w:val="24"/>
           <w:szCs w:val="28"/>
         </w:rPr>
-        <w:t>本项目创新设计内嵌式隐藏式智能喂食机构，整体集成收纳于中层</w:t>
-      </w:r>
-      <w:proofErr w:type="gramStart"/>
-      <w:r>
-        <w:rPr>
-          <w:rFonts w:ascii="宋体" w:eastAsia="宋体" w:hAnsi="宋体" w:cs="Arial"/>
-          <w:sz w:val="24"/>
-          <w:szCs w:val="28"/>
-        </w:rPr>
-        <w:t>腔</w:t>
-      </w:r>
-      <w:proofErr w:type="gramEnd"/>
-      <w:r>
-        <w:rPr>
-          <w:rFonts w:ascii="宋体" w:eastAsia="宋体" w:hAnsi="宋体" w:cs="Arial"/>
-          <w:sz w:val="24"/>
-          <w:szCs w:val="28"/>
-        </w:rPr>
-        <w:t>体内部，不占用机身外部空间、不破坏整机流线型结构、不影响设备通行性能，是兼顾功能实用性、结构整体性与宠物安全性的核心创新结构。该机构由步进驱动电机、高精度线性滑轨、可拆卸食品托盘、双向限位缓冲结构、防尘收纳腔体组成，全程实现电动精准伸缩、平稳投放、延时回收的自动化运行逻辑，结构运行精度高、稳定性强、无卡顿无异响。</w:t>
+        <w:t>本项目创新设计内嵌式隐藏式智能喂食机构，整体集成收纳于中层腔体内部，不占用机身外部空间、不破坏整机流线型结构、不影响设备通行性能，是兼顾功能实用性、结构整体性与宠物安全性的核心创新结构。该机构由步进驱动电机、高精度线性滑轨、可拆卸食品托盘、双向限位缓冲结构、防尘收纳腔体组成，全程实现电动精准伸缩、平稳投放、延时回收的自动化运行逻辑，结构运行精度高、稳定性强、无卡顿无异响。</w:t>
       </w:r>
     </w:p>
     <w:p>
@@ -892,25 +576,7 @@
           <w:sz w:val="24"/>
           <w:szCs w:val="28"/>
         </w:rPr>
-        <w:t>机构采用高精度线性滑轨传动结构，替代传统丝杆传动方案，具备运行顺滑、定位精准、噪音极低、磨损量小的优势，可精准控制托盘伸缩行程与投放位置，保障零食投放均匀、无洒落、无卡滞。步进电机通过专用固定支架锁紧固定，传动配合间隙经过精细化校准，可有效消除传动虚位，提升喂食动作的精准度与一致性。非工作状态下，托盘完全收纳于防尘</w:t>
-      </w:r>
-      <w:proofErr w:type="gramStart"/>
-      <w:r>
-        <w:rPr>
-          <w:rFonts w:ascii="宋体" w:eastAsia="宋体" w:hAnsi="宋体" w:cs="Arial"/>
-          <w:sz w:val="24"/>
-          <w:szCs w:val="28"/>
-        </w:rPr>
-        <w:t>腔</w:t>
-      </w:r>
-      <w:proofErr w:type="gramEnd"/>
-      <w:r>
-        <w:rPr>
-          <w:rFonts w:ascii="宋体" w:eastAsia="宋体" w:hAnsi="宋体" w:cs="Arial"/>
-          <w:sz w:val="24"/>
-          <w:szCs w:val="28"/>
-        </w:rPr>
-        <w:t>体内部，可有效隔绝灰尘、宠物毛发、空气水汽，避免食物残留霉变、机构堵塞卡顿，同时杜绝宠物啃咬外露机构造成的设备损坏与安全隐患。</w:t>
+        <w:t>机构采用高精度线性滑轨传动结构，替代传统丝杆传动方案，具备运行顺滑、定位精准、噪音极低、磨损量小的优势，可精准控制托盘伸缩行程与投放位置，保障零食投放均匀、无洒落、无卡滞。步进电机通过专用固定支架锁紧固定，传动配合间隙经过精细化校准，可有效消除传动虚位，提升喂食动作的精准度与一致性。非工作状态下，托盘完全收纳于防尘腔体内部，可有效隔绝灰尘、宠物毛发、空气水汽，避免食物残留霉变、机构堵塞卡顿，同时杜绝宠物啃咬外露机构造成的设备损坏与安全隐患。</w:t>
       </w:r>
     </w:p>
     <w:p>
@@ -929,43 +595,7 @@
           <w:sz w:val="24"/>
           <w:szCs w:val="28"/>
         </w:rPr>
-        <w:t>喂食托盘采用食品级可</w:t>
-      </w:r>
-      <w:proofErr w:type="gramStart"/>
-      <w:r>
-        <w:rPr>
-          <w:rFonts w:ascii="宋体" w:eastAsia="宋体" w:hAnsi="宋体" w:cs="Arial"/>
-          <w:sz w:val="24"/>
-          <w:szCs w:val="28"/>
-        </w:rPr>
-        <w:t>拆卸卡</w:t>
-      </w:r>
-      <w:proofErr w:type="gramEnd"/>
-      <w:r>
-        <w:rPr>
-          <w:rFonts w:ascii="宋体" w:eastAsia="宋体" w:hAnsi="宋体" w:cs="Arial"/>
-          <w:sz w:val="24"/>
-          <w:szCs w:val="28"/>
-        </w:rPr>
-        <w:t>扣式设计，结构拆装便捷，便于用户定期清洗消毒，杜绝食物残留滋生细菌，保障宠物饮食卫生；托盘边缘采用圆弧过渡设计，无尖锐边角，避免伸缩运行过程</w:t>
-      </w:r>
-      <w:proofErr w:type="gramStart"/>
-      <w:r>
-        <w:rPr>
-          <w:rFonts w:ascii="宋体" w:eastAsia="宋体" w:hAnsi="宋体" w:cs="Arial"/>
-          <w:sz w:val="24"/>
-          <w:szCs w:val="28"/>
-        </w:rPr>
-        <w:t>中剐蹭机身</w:t>
-      </w:r>
-      <w:proofErr w:type="gramEnd"/>
-      <w:r>
-        <w:rPr>
-          <w:rFonts w:ascii="宋体" w:eastAsia="宋体" w:hAnsi="宋体" w:cs="Arial"/>
-          <w:sz w:val="24"/>
-          <w:szCs w:val="28"/>
-        </w:rPr>
-        <w:t>、划伤宠物。机构两端增设</w:t>
+        <w:t>喂食托盘采用食品级可拆卸卡扣式设计，结构拆装便捷，便于用户定期清洗消毒，杜绝食物残留滋生细菌，保障宠物饮食卫生；托盘边缘采用圆弧过渡设计，无尖锐边角，避免伸缩运行过程中剐蹭机身、划伤宠物。机构两端增设</w:t>
       </w:r>
       <w:r>
         <w:rPr>
@@ -1030,25 +660,7 @@
           <w:sz w:val="24"/>
           <w:szCs w:val="28"/>
         </w:rPr>
-        <w:t>的四级递进式工程调试流程，从结构尺寸精度、装配配合度、力学稳定性、场景适配性、安全可靠性五大维</w:t>
-      </w:r>
-      <w:proofErr w:type="gramStart"/>
-      <w:r>
-        <w:rPr>
-          <w:rFonts w:ascii="宋体" w:eastAsia="宋体" w:hAnsi="宋体" w:cs="Arial"/>
-          <w:sz w:val="24"/>
-          <w:szCs w:val="28"/>
-        </w:rPr>
-        <w:t>度开展</w:t>
-      </w:r>
-      <w:proofErr w:type="gramEnd"/>
-      <w:r>
-        <w:rPr>
-          <w:rFonts w:ascii="宋体" w:eastAsia="宋体" w:hAnsi="宋体" w:cs="Arial"/>
-          <w:sz w:val="24"/>
-          <w:szCs w:val="28"/>
-        </w:rPr>
-        <w:t>系统性测试与优化，精准解决结构干涉、运行晃动、通行卡顿、防护不足等工程问题，实现机械结构与电气系统、智能功能、居家场景的深度适配。</w:t>
+        <w:t>的四级递进式工程调试流程，从结构尺寸精度、装配配合度、力学稳定性、场景适配性、安全可靠性五大维度开展系统性测试与优化，精准解决结构干涉、运行晃动、通行卡顿、防护不足等工程问题，实现机械结构与电气系统、智能功能、居家场景的深度适配。</w:t>
       </w:r>
     </w:p>
     <w:p>
@@ -1087,25 +699,7 @@
           <w:sz w:val="24"/>
           <w:szCs w:val="28"/>
         </w:rPr>
-        <w:t>整机装配前，对所有3D打印结构件、标准五金件、传动部件、固定支架开展全尺寸精度检测与形位公差校验，严格筛选形变、尺寸偏差、配合间隙超差、表面瑕疵的不合格部件，从源头保障装配精度。重点校验传动滑轨、电机固定支架、传感器安装座、轮系连接件等精密运动与定位部件的配合精度，微调结构尺寸与装配间隙，确保各部件贴合紧密、定位精准、拆装顺畅、无卡顿无松动。同时开展部件力学性能抽检，验证</w:t>
-      </w:r>
-      <w:proofErr w:type="gramStart"/>
-      <w:r>
-        <w:rPr>
-          <w:rFonts w:ascii="宋体" w:eastAsia="宋体" w:hAnsi="宋体" w:cs="Arial"/>
-          <w:sz w:val="24"/>
-          <w:szCs w:val="28"/>
-        </w:rPr>
-        <w:t>结构件抗冲击</w:t>
-      </w:r>
-      <w:proofErr w:type="gramEnd"/>
-      <w:r>
-        <w:rPr>
-          <w:rFonts w:ascii="宋体" w:eastAsia="宋体" w:hAnsi="宋体" w:cs="Arial"/>
-          <w:sz w:val="24"/>
-          <w:szCs w:val="28"/>
-        </w:rPr>
-        <w:t>、抗形变能力，保障零部件满足长期运行的力学承载要求。</w:t>
+        <w:t>整机装配前，对所有3D打印结构件、标准五金件、传动部件、固定支架开展全尺寸精度检测与形位公差校验，严格筛选形变、尺寸偏差、配合间隙超差、表面瑕疵的不合格部件，从源头保障装配精度。重点校验传动滑轨、电机固定支架、传感器安装座、轮系连接件等精密运动与定位部件的配合精度，微调结构尺寸与装配间隙，确保各部件贴合紧密、定位精准、拆装顺畅、无卡顿无松动。同时开展部件力学性能抽检，验证结构件抗冲击、抗形变能力，保障零部件满足长期运行的力学承载要求。</w:t>
       </w:r>
     </w:p>
     <w:p>
@@ -1192,25 +786,7 @@
           <w:szCs w:val="28"/>
         </w:rPr>
         <w:lastRenderedPageBreak/>
-        <w:t>测试设备通行能力、避障灵活性、结构</w:t>
-      </w:r>
-      <w:proofErr w:type="gramStart"/>
-      <w:r>
-        <w:rPr>
-          <w:rFonts w:ascii="宋体" w:eastAsia="宋体" w:hAnsi="宋体" w:cs="Arial"/>
-          <w:sz w:val="24"/>
-          <w:szCs w:val="28"/>
-        </w:rPr>
-        <w:t>抗剐蹭性能</w:t>
-      </w:r>
-      <w:proofErr w:type="gramEnd"/>
-      <w:r>
-        <w:rPr>
-          <w:rFonts w:ascii="宋体" w:eastAsia="宋体" w:hAnsi="宋体" w:cs="Arial"/>
-          <w:sz w:val="24"/>
-          <w:szCs w:val="28"/>
-        </w:rPr>
-        <w:t>与运行稳定性。针对实测过程中出现的底盘剐蹭、通行卡顿、传感器视野遮挡、机身震动过大等问题，定向优化结构细节参数，微调底盘离地高度、机身圆角曲率、支架布局位置，进一步提升设备复杂场景适配能力。同时开展宠物互动场景实测，验证机身圆润结构的宠物友好性，杜绝设备结构对宠物造成压迫感与物理伤害。</w:t>
+        <w:t>测试设备通行能力、避障灵活性、结构抗剐蹭性能与运行稳定性。针对实测过程中出现的底盘剐蹭、通行卡顿、传感器视野遮挡、机身震动过大等问题，定向优化结构细节参数，微调底盘离地高度、机身圆角曲率、支架布局位置，进一步提升设备复杂场景适配能力。同时开展宠物互动场景实测，验证机身圆润结构的宠物友好性，杜绝设备结构对宠物造成压迫感与物理伤害。</w:t>
       </w:r>
     </w:p>
     <w:p>
@@ -1269,6 +845,1200 @@
           <w:szCs w:val="28"/>
         </w:rPr>
         <w:t>此外，优化机身整体防尘密封结构，细化各装配间隙的防尘设计，减少宠物毛发、粉尘侵入机身内部，降低电气模块故障概率；精简机身冗余结构，进一步压缩整机体积，强化小型化、轻量化优势，同时预留充足的散热空间与功能拓展接口，为后期设备功能迭代、硬件升级、结构改造提供充足的工程冗余，实现结构设计的实用性、可靠性、可拓展性三重工程目标。</w:t>
+      </w:r>
+    </w:p>
+    <w:p>
+      <w:pPr>
+        <w:pStyle w:val="21bc9c4b-6a32-43e5-beaa-fd2d792c5735"/>
+        <w:jc w:val="center"/>
+      </w:pPr>
+      <w:bookmarkStart w:id="0" w:name="_Toc232666176"/>
+      <w:r>
+        <w:rPr>
+          <w:rFonts w:hint="eastAsia"/>
+        </w:rPr>
+        <w:t>参考文献</w:t>
+      </w:r>
+      <w:bookmarkEnd w:id="0"/>
+    </w:p>
+    <w:p>
+      <w:pPr>
+        <w:pStyle w:val="a9"/>
+        <w:numPr>
+          <w:ilvl w:val="0"/>
+          <w:numId w:val="1"/>
+        </w:numPr>
+        <w:spacing w:after="160" w:line="278" w:lineRule="auto"/>
+        <w:contextualSpacing w:val="0"/>
+        <w:jc w:val="left"/>
+        <w:rPr>
+          <w:rFonts w:ascii="Times New Roman" w:eastAsia="宋体" w:hAnsi="Times New Roman" w:cs="Times New Roman"/>
+        </w:rPr>
+      </w:pPr>
+      <w:r>
+        <w:rPr>
+          <w:rFonts w:ascii="Times New Roman" w:eastAsia="宋体" w:hAnsi="Times New Roman" w:cs="Times New Roman"/>
+        </w:rPr>
+        <w:t>钟豪</w:t>
+      </w:r>
+      <w:r>
+        <w:rPr>
+          <w:rFonts w:ascii="Times New Roman" w:eastAsia="宋体" w:hAnsi="Times New Roman" w:cs="Times New Roman"/>
+        </w:rPr>
+        <w:t>,</w:t>
+      </w:r>
+      <w:r>
+        <w:rPr>
+          <w:rFonts w:ascii="Times New Roman" w:eastAsia="宋体" w:hAnsi="Times New Roman" w:cs="Times New Roman"/>
+        </w:rPr>
+        <w:t>吴文福</w:t>
+      </w:r>
+      <w:r>
+        <w:rPr>
+          <w:rFonts w:ascii="Times New Roman" w:eastAsia="宋体" w:hAnsi="Times New Roman" w:cs="Times New Roman"/>
+        </w:rPr>
+        <w:t>,</w:t>
+      </w:r>
+      <w:r>
+        <w:rPr>
+          <w:rFonts w:ascii="Times New Roman" w:eastAsia="宋体" w:hAnsi="Times New Roman" w:cs="Times New Roman"/>
+        </w:rPr>
+        <w:t>尹慧敏</w:t>
+      </w:r>
+      <w:r>
+        <w:rPr>
+          <w:rFonts w:ascii="Times New Roman" w:eastAsia="宋体" w:hAnsi="Times New Roman" w:cs="Times New Roman"/>
+        </w:rPr>
+        <w:t>,</w:t>
+      </w:r>
+      <w:r>
+        <w:rPr>
+          <w:rFonts w:ascii="Times New Roman" w:eastAsia="宋体" w:hAnsi="Times New Roman" w:cs="Times New Roman"/>
+        </w:rPr>
+        <w:t>等</w:t>
+      </w:r>
+      <w:r>
+        <w:rPr>
+          <w:rFonts w:ascii="Times New Roman" w:eastAsia="宋体" w:hAnsi="Times New Roman" w:cs="Times New Roman"/>
+        </w:rPr>
+        <w:t>.</w:t>
+      </w:r>
+      <w:r>
+        <w:rPr>
+          <w:rFonts w:ascii="Times New Roman" w:eastAsia="宋体" w:hAnsi="Times New Roman" w:cs="Times New Roman"/>
+        </w:rPr>
+        <w:t>基于</w:t>
+      </w:r>
+      <w:r>
+        <w:rPr>
+          <w:rFonts w:ascii="Times New Roman" w:eastAsia="宋体" w:hAnsi="Times New Roman" w:cs="Times New Roman"/>
+        </w:rPr>
+        <w:t>STM32</w:t>
+      </w:r>
+      <w:r>
+        <w:rPr>
+          <w:rFonts w:ascii="Times New Roman" w:eastAsia="宋体" w:hAnsi="Times New Roman" w:cs="Times New Roman"/>
+        </w:rPr>
+        <w:t>与物联网的粮仓智能巡检机器人系统设计</w:t>
+      </w:r>
+      <w:r>
+        <w:rPr>
+          <w:rFonts w:ascii="Times New Roman" w:eastAsia="宋体" w:hAnsi="Times New Roman" w:cs="Times New Roman"/>
+        </w:rPr>
+        <w:t>[J/OL].</w:t>
+      </w:r>
+      <w:r>
+        <w:rPr>
+          <w:rFonts w:ascii="Times New Roman" w:eastAsia="宋体" w:hAnsi="Times New Roman" w:cs="Times New Roman"/>
+        </w:rPr>
+        <w:t>吉林农业大学学报</w:t>
+      </w:r>
+      <w:r>
+        <w:rPr>
+          <w:rFonts w:ascii="Times New Roman" w:eastAsia="宋体" w:hAnsi="Times New Roman" w:cs="Times New Roman"/>
+        </w:rPr>
+        <w:t>,1-12[2026-04-17].https://link.cnki.net/urlid/22.1100.S.20260411.1456.002.</w:t>
+      </w:r>
+    </w:p>
+    <w:p>
+      <w:pPr>
+        <w:pStyle w:val="a9"/>
+        <w:numPr>
+          <w:ilvl w:val="0"/>
+          <w:numId w:val="1"/>
+        </w:numPr>
+        <w:spacing w:after="160" w:line="278" w:lineRule="auto"/>
+        <w:contextualSpacing w:val="0"/>
+        <w:jc w:val="left"/>
+        <w:rPr>
+          <w:rFonts w:ascii="Times New Roman" w:eastAsia="宋体" w:hAnsi="Times New Roman" w:cs="Times New Roman"/>
+        </w:rPr>
+      </w:pPr>
+      <w:r>
+        <w:rPr>
+          <w:rFonts w:ascii="Times New Roman" w:eastAsia="宋体" w:hAnsi="Times New Roman" w:cs="Times New Roman"/>
+        </w:rPr>
+        <w:t>张茜</w:t>
+      </w:r>
+      <w:r>
+        <w:rPr>
+          <w:rFonts w:ascii="Times New Roman" w:eastAsia="宋体" w:hAnsi="Times New Roman" w:cs="Times New Roman"/>
+        </w:rPr>
+        <w:t>,</w:t>
+      </w:r>
+      <w:r>
+        <w:rPr>
+          <w:rFonts w:ascii="Times New Roman" w:eastAsia="宋体" w:hAnsi="Times New Roman" w:cs="Times New Roman"/>
+        </w:rPr>
+        <w:t>郭博雨</w:t>
+      </w:r>
+      <w:r>
+        <w:rPr>
+          <w:rFonts w:ascii="Times New Roman" w:eastAsia="宋体" w:hAnsi="Times New Roman" w:cs="Times New Roman"/>
+        </w:rPr>
+        <w:t>.</w:t>
+      </w:r>
+      <w:r>
+        <w:rPr>
+          <w:rFonts w:ascii="Times New Roman" w:eastAsia="宋体" w:hAnsi="Times New Roman" w:cs="Times New Roman"/>
+        </w:rPr>
+        <w:t>基于</w:t>
+      </w:r>
+      <w:r>
+        <w:rPr>
+          <w:rFonts w:ascii="Times New Roman" w:eastAsia="宋体" w:hAnsi="Times New Roman" w:cs="Times New Roman"/>
+        </w:rPr>
+        <w:t>ROS</w:t>
+      </w:r>
+      <w:r>
+        <w:rPr>
+          <w:rFonts w:ascii="Times New Roman" w:eastAsia="宋体" w:hAnsi="Times New Roman" w:cs="Times New Roman"/>
+        </w:rPr>
+        <w:t>的自主跟随式医疗辅助机器人设计</w:t>
+      </w:r>
+      <w:r>
+        <w:rPr>
+          <w:rFonts w:ascii="Times New Roman" w:eastAsia="宋体" w:hAnsi="Times New Roman" w:cs="Times New Roman"/>
+        </w:rPr>
+        <w:t>[J].</w:t>
+      </w:r>
+      <w:r>
+        <w:rPr>
+          <w:rFonts w:ascii="Times New Roman" w:eastAsia="宋体" w:hAnsi="Times New Roman" w:cs="Times New Roman"/>
+        </w:rPr>
+        <w:t>自动化应用</w:t>
+      </w:r>
+      <w:r>
+        <w:rPr>
+          <w:rFonts w:ascii="Times New Roman" w:eastAsia="宋体" w:hAnsi="Times New Roman" w:cs="Times New Roman"/>
+        </w:rPr>
+        <w:t>,2025,66(06):28-29+32.DOI:10.19769/j.zdhy.2025.06.009.</w:t>
+      </w:r>
+    </w:p>
+    <w:p>
+      <w:pPr>
+        <w:pStyle w:val="a9"/>
+        <w:numPr>
+          <w:ilvl w:val="0"/>
+          <w:numId w:val="1"/>
+        </w:numPr>
+        <w:spacing w:after="160" w:line="278" w:lineRule="auto"/>
+        <w:contextualSpacing w:val="0"/>
+        <w:jc w:val="left"/>
+        <w:rPr>
+          <w:rFonts w:ascii="Times New Roman" w:eastAsia="宋体" w:hAnsi="Times New Roman" w:cs="Times New Roman"/>
+        </w:rPr>
+      </w:pPr>
+      <w:r>
+        <w:rPr>
+          <w:rFonts w:ascii="Times New Roman" w:eastAsia="宋体" w:hAnsi="Times New Roman" w:cs="Times New Roman"/>
+        </w:rPr>
+        <w:t>翟延超</w:t>
+      </w:r>
+      <w:r>
+        <w:rPr>
+          <w:rFonts w:ascii="Times New Roman" w:eastAsia="宋体" w:hAnsi="Times New Roman" w:cs="Times New Roman"/>
+        </w:rPr>
+        <w:t>.</w:t>
+      </w:r>
+      <w:r>
+        <w:rPr>
+          <w:rFonts w:ascii="Times New Roman" w:eastAsia="宋体" w:hAnsi="Times New Roman" w:cs="Times New Roman"/>
+        </w:rPr>
+        <w:t>基于多传感器融合的自主跟随机器人关键技术研究</w:t>
+      </w:r>
+      <w:r>
+        <w:rPr>
+          <w:rFonts w:ascii="Times New Roman" w:eastAsia="宋体" w:hAnsi="Times New Roman" w:cs="Times New Roman"/>
+        </w:rPr>
+        <w:t>[D].</w:t>
+      </w:r>
+      <w:r>
+        <w:rPr>
+          <w:rFonts w:ascii="Times New Roman" w:eastAsia="宋体" w:hAnsi="Times New Roman" w:cs="Times New Roman"/>
+        </w:rPr>
+        <w:t>西安建筑科技大学</w:t>
+      </w:r>
+      <w:r>
+        <w:rPr>
+          <w:rFonts w:ascii="Times New Roman" w:eastAsia="宋体" w:hAnsi="Times New Roman" w:cs="Times New Roman"/>
+        </w:rPr>
+        <w:t>,2024.DOI:10.27393/d.cnki.gxazu.2024.000606.</w:t>
+      </w:r>
+    </w:p>
+    <w:p>
+      <w:pPr>
+        <w:pStyle w:val="a9"/>
+        <w:numPr>
+          <w:ilvl w:val="0"/>
+          <w:numId w:val="1"/>
+        </w:numPr>
+        <w:spacing w:after="160" w:line="278" w:lineRule="auto"/>
+        <w:contextualSpacing w:val="0"/>
+        <w:jc w:val="left"/>
+        <w:rPr>
+          <w:rFonts w:ascii="Times New Roman" w:eastAsia="宋体" w:hAnsi="Times New Roman" w:cs="Times New Roman"/>
+        </w:rPr>
+      </w:pPr>
+      <w:r>
+        <w:rPr>
+          <w:rFonts w:ascii="Times New Roman" w:eastAsia="宋体" w:hAnsi="Times New Roman" w:cs="Times New Roman"/>
+        </w:rPr>
+        <w:t>李紫妍</w:t>
+      </w:r>
+      <w:r>
+        <w:rPr>
+          <w:rFonts w:ascii="Times New Roman" w:eastAsia="宋体" w:hAnsi="Times New Roman" w:cs="Times New Roman"/>
+        </w:rPr>
+        <w:t>.</w:t>
+      </w:r>
+      <w:r>
+        <w:rPr>
+          <w:rFonts w:ascii="Times New Roman" w:eastAsia="宋体" w:hAnsi="Times New Roman" w:cs="Times New Roman"/>
+        </w:rPr>
+        <w:t>基于情感共生理念的宠物犬陪伴机器人设计研究</w:t>
+      </w:r>
+      <w:r>
+        <w:rPr>
+          <w:rFonts w:ascii="Times New Roman" w:eastAsia="宋体" w:hAnsi="Times New Roman" w:cs="Times New Roman"/>
+        </w:rPr>
+        <w:t>[D].</w:t>
+      </w:r>
+      <w:r>
+        <w:rPr>
+          <w:rFonts w:ascii="Times New Roman" w:eastAsia="宋体" w:hAnsi="Times New Roman" w:cs="Times New Roman"/>
+        </w:rPr>
+        <w:t>北京化工大学</w:t>
+      </w:r>
+      <w:r>
+        <w:rPr>
+          <w:rFonts w:ascii="Times New Roman" w:eastAsia="宋体" w:hAnsi="Times New Roman" w:cs="Times New Roman"/>
+        </w:rPr>
+        <w:t>,2024.DOI:10.26939/d.cnki.gbhgu.2024.000439.</w:t>
+      </w:r>
+    </w:p>
+    <w:p>
+      <w:pPr>
+        <w:pStyle w:val="a9"/>
+        <w:numPr>
+          <w:ilvl w:val="0"/>
+          <w:numId w:val="1"/>
+        </w:numPr>
+        <w:spacing w:after="160" w:line="278" w:lineRule="auto"/>
+        <w:contextualSpacing w:val="0"/>
+        <w:jc w:val="left"/>
+        <w:rPr>
+          <w:rFonts w:ascii="Times New Roman" w:eastAsia="宋体" w:hAnsi="Times New Roman" w:cs="Times New Roman"/>
+        </w:rPr>
+      </w:pPr>
+      <w:r>
+        <w:rPr>
+          <w:rFonts w:ascii="Times New Roman" w:eastAsia="宋体" w:hAnsi="Times New Roman" w:cs="Times New Roman"/>
+        </w:rPr>
+        <w:t>李敏</w:t>
+      </w:r>
+      <w:r>
+        <w:rPr>
+          <w:rFonts w:ascii="Times New Roman" w:eastAsia="宋体" w:hAnsi="Times New Roman" w:cs="Times New Roman"/>
+        </w:rPr>
+        <w:t>,</w:t>
+      </w:r>
+      <w:r>
+        <w:rPr>
+          <w:rFonts w:ascii="Times New Roman" w:eastAsia="宋体" w:hAnsi="Times New Roman" w:cs="Times New Roman"/>
+        </w:rPr>
+        <w:t>李嘉</w:t>
+      </w:r>
+      <w:r>
+        <w:rPr>
+          <w:rFonts w:ascii="Times New Roman" w:eastAsia="宋体" w:hAnsi="Times New Roman" w:cs="Times New Roman"/>
+        </w:rPr>
+        <w:t>.</w:t>
+      </w:r>
+      <w:r>
+        <w:rPr>
+          <w:rFonts w:ascii="Times New Roman" w:eastAsia="宋体" w:hAnsi="Times New Roman" w:cs="Times New Roman"/>
+        </w:rPr>
+        <w:t>基于宠物心理角度的宠物陪伴型机器人设计研究</w:t>
+      </w:r>
+      <w:r>
+        <w:rPr>
+          <w:rFonts w:ascii="Times New Roman" w:eastAsia="宋体" w:hAnsi="Times New Roman" w:cs="Times New Roman"/>
+        </w:rPr>
+        <w:t>[J].</w:t>
+      </w:r>
+      <w:r>
+        <w:rPr>
+          <w:rFonts w:ascii="Times New Roman" w:eastAsia="宋体" w:hAnsi="Times New Roman" w:cs="Times New Roman"/>
+        </w:rPr>
+        <w:t>大众文艺</w:t>
+      </w:r>
+      <w:r>
+        <w:rPr>
+          <w:rFonts w:ascii="Times New Roman" w:eastAsia="宋体" w:hAnsi="Times New Roman" w:cs="Times New Roman"/>
+        </w:rPr>
+        <w:t>,2018,(24):82-83.DOI:10.20112/j.cnki.issn1007-5828.2018.24.056.</w:t>
+      </w:r>
+    </w:p>
+    <w:p>
+      <w:pPr>
+        <w:pStyle w:val="a9"/>
+        <w:numPr>
+          <w:ilvl w:val="0"/>
+          <w:numId w:val="1"/>
+        </w:numPr>
+        <w:spacing w:after="160" w:line="278" w:lineRule="auto"/>
+        <w:contextualSpacing w:val="0"/>
+        <w:jc w:val="left"/>
+        <w:rPr>
+          <w:rFonts w:ascii="Times New Roman" w:eastAsia="宋体" w:hAnsi="Times New Roman" w:cs="Times New Roman"/>
+        </w:rPr>
+      </w:pPr>
+      <w:r>
+        <w:rPr>
+          <w:rFonts w:ascii="Times New Roman" w:eastAsia="宋体" w:hAnsi="Times New Roman" w:cs="Times New Roman"/>
+        </w:rPr>
+        <w:t>姜海东</w:t>
+      </w:r>
+      <w:r>
+        <w:rPr>
+          <w:rFonts w:ascii="Times New Roman" w:eastAsia="宋体" w:hAnsi="Times New Roman" w:cs="Times New Roman"/>
+        </w:rPr>
+        <w:t>,</w:t>
+      </w:r>
+      <w:r>
+        <w:rPr>
+          <w:rFonts w:ascii="Times New Roman" w:eastAsia="宋体" w:hAnsi="Times New Roman" w:cs="Times New Roman"/>
+        </w:rPr>
+        <w:t>姜小宾</w:t>
+      </w:r>
+      <w:r>
+        <w:rPr>
+          <w:rFonts w:ascii="Times New Roman" w:eastAsia="宋体" w:hAnsi="Times New Roman" w:cs="Times New Roman"/>
+        </w:rPr>
+        <w:t>,</w:t>
+      </w:r>
+      <w:r>
+        <w:rPr>
+          <w:rFonts w:ascii="Times New Roman" w:eastAsia="宋体" w:hAnsi="Times New Roman" w:cs="Times New Roman"/>
+        </w:rPr>
+        <w:t>陆晓忠</w:t>
+      </w:r>
+      <w:r>
+        <w:rPr>
+          <w:rFonts w:ascii="Times New Roman" w:eastAsia="宋体" w:hAnsi="Times New Roman" w:cs="Times New Roman"/>
+        </w:rPr>
+        <w:t>,</w:t>
+      </w:r>
+      <w:r>
+        <w:rPr>
+          <w:rFonts w:ascii="Times New Roman" w:eastAsia="宋体" w:hAnsi="Times New Roman" w:cs="Times New Roman"/>
+        </w:rPr>
+        <w:t>等</w:t>
+      </w:r>
+      <w:r>
+        <w:rPr>
+          <w:rFonts w:ascii="Times New Roman" w:eastAsia="宋体" w:hAnsi="Times New Roman" w:cs="Times New Roman"/>
+        </w:rPr>
+        <w:t>.</w:t>
+      </w:r>
+      <w:r>
+        <w:rPr>
+          <w:rFonts w:ascii="Times New Roman" w:eastAsia="宋体" w:hAnsi="Times New Roman" w:cs="Times New Roman"/>
+        </w:rPr>
+        <w:t>基于多传感信息融合的配电室无人值守智慧巡检技术研究</w:t>
+      </w:r>
+      <w:r>
+        <w:rPr>
+          <w:rFonts w:ascii="Times New Roman" w:eastAsia="宋体" w:hAnsi="Times New Roman" w:cs="Times New Roman"/>
+        </w:rPr>
+        <w:t>[J].</w:t>
+      </w:r>
+      <w:r>
+        <w:rPr>
+          <w:rFonts w:ascii="Times New Roman" w:eastAsia="宋体" w:hAnsi="Times New Roman" w:cs="Times New Roman"/>
+        </w:rPr>
+        <w:lastRenderedPageBreak/>
+        <w:t>电力设备管理</w:t>
+      </w:r>
+      <w:r>
+        <w:rPr>
+          <w:rFonts w:ascii="Times New Roman" w:eastAsia="宋体" w:hAnsi="Times New Roman" w:cs="Times New Roman"/>
+        </w:rPr>
+        <w:t>,2026,(03):180-182.DOI:10.26977/j.cnki.dlsbgl.2026.03.079.</w:t>
+      </w:r>
+    </w:p>
+    <w:p>
+      <w:pPr>
+        <w:pStyle w:val="a9"/>
+        <w:numPr>
+          <w:ilvl w:val="0"/>
+          <w:numId w:val="1"/>
+        </w:numPr>
+        <w:spacing w:after="160" w:line="278" w:lineRule="auto"/>
+        <w:contextualSpacing w:val="0"/>
+        <w:jc w:val="left"/>
+        <w:rPr>
+          <w:rFonts w:ascii="Times New Roman" w:eastAsia="宋体" w:hAnsi="Times New Roman" w:cs="Times New Roman"/>
+        </w:rPr>
+      </w:pPr>
+      <w:r>
+        <w:rPr>
+          <w:rFonts w:ascii="Times New Roman" w:eastAsia="宋体" w:hAnsi="Times New Roman" w:cs="Times New Roman"/>
+        </w:rPr>
+        <w:t>苗雨</w:t>
+      </w:r>
+      <w:r>
+        <w:rPr>
+          <w:rFonts w:ascii="Times New Roman" w:eastAsia="宋体" w:hAnsi="Times New Roman" w:cs="Times New Roman"/>
+        </w:rPr>
+        <w:t>.</w:t>
+      </w:r>
+      <w:r>
+        <w:rPr>
+          <w:rFonts w:ascii="Times New Roman" w:eastAsia="宋体" w:hAnsi="Times New Roman" w:cs="Times New Roman"/>
+        </w:rPr>
+        <w:t>基于</w:t>
+      </w:r>
+      <w:r>
+        <w:rPr>
+          <w:rFonts w:ascii="Times New Roman" w:eastAsia="宋体" w:hAnsi="Times New Roman" w:cs="Times New Roman"/>
+        </w:rPr>
+        <w:t>PID</w:t>
+      </w:r>
+      <w:r>
+        <w:rPr>
+          <w:rFonts w:ascii="Times New Roman" w:eastAsia="宋体" w:hAnsi="Times New Roman" w:cs="Times New Roman"/>
+        </w:rPr>
+        <w:t>控制的循迹小车路径跟踪算法优化研究</w:t>
+      </w:r>
+      <w:r>
+        <w:rPr>
+          <w:rFonts w:ascii="Times New Roman" w:eastAsia="宋体" w:hAnsi="Times New Roman" w:cs="Times New Roman"/>
+        </w:rPr>
+        <w:t>[J].</w:t>
+      </w:r>
+      <w:r>
+        <w:rPr>
+          <w:rFonts w:ascii="Times New Roman" w:eastAsia="宋体" w:hAnsi="Times New Roman" w:cs="Times New Roman"/>
+        </w:rPr>
+        <w:t>信息与电脑</w:t>
+      </w:r>
+      <w:r>
+        <w:rPr>
+          <w:rFonts w:ascii="Times New Roman" w:eastAsia="宋体" w:hAnsi="Times New Roman" w:cs="Times New Roman"/>
+        </w:rPr>
+        <w:t>,2025,37(23):72-74.</w:t>
+      </w:r>
+    </w:p>
+    <w:p>
+      <w:pPr>
+        <w:pStyle w:val="a9"/>
+        <w:numPr>
+          <w:ilvl w:val="0"/>
+          <w:numId w:val="1"/>
+        </w:numPr>
+        <w:spacing w:after="160" w:line="278" w:lineRule="auto"/>
+        <w:contextualSpacing w:val="0"/>
+        <w:jc w:val="left"/>
+        <w:rPr>
+          <w:rFonts w:ascii="Times New Roman" w:eastAsia="宋体" w:hAnsi="Times New Roman" w:cs="Times New Roman"/>
+        </w:rPr>
+      </w:pPr>
+      <w:r>
+        <w:rPr>
+          <w:rFonts w:ascii="Times New Roman" w:eastAsia="宋体" w:hAnsi="Times New Roman" w:cs="Times New Roman"/>
+        </w:rPr>
+        <w:t>潘俊霖</w:t>
+      </w:r>
+      <w:r>
+        <w:rPr>
+          <w:rFonts w:ascii="Times New Roman" w:eastAsia="宋体" w:hAnsi="Times New Roman" w:cs="Times New Roman"/>
+        </w:rPr>
+        <w:t>,</w:t>
+      </w:r>
+      <w:r>
+        <w:rPr>
+          <w:rFonts w:ascii="Times New Roman" w:eastAsia="宋体" w:hAnsi="Times New Roman" w:cs="Times New Roman"/>
+        </w:rPr>
+        <w:t>邱健斌</w:t>
+      </w:r>
+      <w:r>
+        <w:rPr>
+          <w:rFonts w:ascii="Times New Roman" w:eastAsia="宋体" w:hAnsi="Times New Roman" w:cs="Times New Roman"/>
+        </w:rPr>
+        <w:t>,</w:t>
+      </w:r>
+      <w:r>
+        <w:rPr>
+          <w:rFonts w:ascii="Times New Roman" w:eastAsia="宋体" w:hAnsi="Times New Roman" w:cs="Times New Roman"/>
+        </w:rPr>
+        <w:t>许瑞</w:t>
+      </w:r>
+      <w:r>
+        <w:rPr>
+          <w:rFonts w:ascii="Times New Roman" w:eastAsia="宋体" w:hAnsi="Times New Roman" w:cs="Times New Roman"/>
+        </w:rPr>
+        <w:t xml:space="preserve">. </w:t>
+      </w:r>
+      <w:r>
+        <w:rPr>
+          <w:rFonts w:ascii="Times New Roman" w:eastAsia="宋体" w:hAnsi="Times New Roman" w:cs="Times New Roman"/>
+        </w:rPr>
+        <w:t>基于</w:t>
+      </w:r>
+      <w:r>
+        <w:rPr>
+          <w:rFonts w:ascii="Times New Roman" w:eastAsia="宋体" w:hAnsi="Times New Roman" w:cs="Times New Roman"/>
+        </w:rPr>
+        <w:t>MATLAB</w:t>
+      </w:r>
+      <w:r>
+        <w:rPr>
+          <w:rFonts w:ascii="Times New Roman" w:eastAsia="宋体" w:hAnsi="Times New Roman" w:cs="Times New Roman"/>
+        </w:rPr>
+        <w:t>的智能小车路径识别及其算法优化</w:t>
+      </w:r>
+      <w:r>
+        <w:rPr>
+          <w:rFonts w:ascii="Times New Roman" w:eastAsia="宋体" w:hAnsi="Times New Roman" w:cs="Times New Roman"/>
+        </w:rPr>
+        <w:t>[J].</w:t>
+      </w:r>
+      <w:r>
+        <w:rPr>
+          <w:rFonts w:ascii="Times New Roman" w:eastAsia="宋体" w:hAnsi="Times New Roman" w:cs="Times New Roman"/>
+        </w:rPr>
+        <w:t>汽车实用技术</w:t>
+      </w:r>
+      <w:r>
+        <w:rPr>
+          <w:rFonts w:ascii="Times New Roman" w:eastAsia="宋体" w:hAnsi="Times New Roman" w:cs="Times New Roman"/>
+        </w:rPr>
+        <w:t>,2025,50(19):37-42.DOI:10.16638/j.cnki.1671-7988.2025.019.007.</w:t>
+      </w:r>
+    </w:p>
+    <w:p>
+      <w:pPr>
+        <w:pStyle w:val="a9"/>
+        <w:numPr>
+          <w:ilvl w:val="0"/>
+          <w:numId w:val="1"/>
+        </w:numPr>
+        <w:spacing w:after="160" w:line="278" w:lineRule="auto"/>
+        <w:contextualSpacing w:val="0"/>
+        <w:jc w:val="left"/>
+        <w:rPr>
+          <w:rFonts w:ascii="Times New Roman" w:eastAsia="宋体" w:hAnsi="Times New Roman" w:cs="Times New Roman"/>
+        </w:rPr>
+      </w:pPr>
+      <w:r>
+        <w:rPr>
+          <w:rFonts w:ascii="Times New Roman" w:eastAsia="宋体" w:hAnsi="Times New Roman" w:cs="Times New Roman"/>
+        </w:rPr>
+        <w:t>夏紫涵</w:t>
+      </w:r>
+      <w:r>
+        <w:rPr>
+          <w:rFonts w:ascii="Times New Roman" w:eastAsia="宋体" w:hAnsi="Times New Roman" w:cs="Times New Roman"/>
+        </w:rPr>
+        <w:t>,</w:t>
+      </w:r>
+      <w:r>
+        <w:rPr>
+          <w:rFonts w:ascii="Times New Roman" w:eastAsia="宋体" w:hAnsi="Times New Roman" w:cs="Times New Roman"/>
+        </w:rPr>
+        <w:t>马基法</w:t>
+      </w:r>
+      <w:r>
+        <w:rPr>
+          <w:rFonts w:ascii="Times New Roman" w:eastAsia="宋体" w:hAnsi="Times New Roman" w:cs="Times New Roman"/>
+        </w:rPr>
+        <w:t xml:space="preserve">. </w:t>
+      </w:r>
+      <w:r>
+        <w:rPr>
+          <w:rFonts w:ascii="Times New Roman" w:eastAsia="宋体" w:hAnsi="Times New Roman" w:cs="Times New Roman"/>
+        </w:rPr>
+        <w:t>全自动宠物喂食互动机器人</w:t>
+      </w:r>
+      <w:r>
+        <w:rPr>
+          <w:rFonts w:ascii="Times New Roman" w:eastAsia="宋体" w:hAnsi="Times New Roman" w:cs="Times New Roman"/>
+        </w:rPr>
+        <w:t>[J].</w:t>
+      </w:r>
+      <w:r>
+        <w:rPr>
+          <w:rFonts w:ascii="Times New Roman" w:eastAsia="宋体" w:hAnsi="Times New Roman" w:cs="Times New Roman"/>
+        </w:rPr>
+        <w:t>科学大众</w:t>
+      </w:r>
+      <w:r>
+        <w:rPr>
+          <w:rFonts w:ascii="Times New Roman" w:eastAsia="宋体" w:hAnsi="Times New Roman" w:cs="Times New Roman"/>
+        </w:rPr>
+        <w:t>(</w:t>
+      </w:r>
+      <w:r>
+        <w:rPr>
+          <w:rFonts w:ascii="Times New Roman" w:eastAsia="宋体" w:hAnsi="Times New Roman" w:cs="Times New Roman"/>
+        </w:rPr>
+        <w:t>小学版</w:t>
+      </w:r>
+      <w:r>
+        <w:rPr>
+          <w:rFonts w:ascii="Times New Roman" w:eastAsia="宋体" w:hAnsi="Times New Roman" w:cs="Times New Roman"/>
+        </w:rPr>
+        <w:t>),2025,(06):31.</w:t>
+      </w:r>
+    </w:p>
+    <w:p>
+      <w:pPr>
+        <w:pStyle w:val="a9"/>
+        <w:numPr>
+          <w:ilvl w:val="0"/>
+          <w:numId w:val="1"/>
+        </w:numPr>
+        <w:spacing w:after="160" w:line="278" w:lineRule="auto"/>
+        <w:contextualSpacing w:val="0"/>
+        <w:jc w:val="left"/>
+        <w:rPr>
+          <w:rFonts w:ascii="Times New Roman" w:eastAsia="宋体" w:hAnsi="Times New Roman" w:cs="Times New Roman"/>
+        </w:rPr>
+      </w:pPr>
+      <w:r>
+        <w:rPr>
+          <w:rFonts w:ascii="Times New Roman" w:eastAsia="宋体" w:hAnsi="Times New Roman" w:cs="Times New Roman"/>
+        </w:rPr>
+        <w:t>王传才</w:t>
+      </w:r>
+      <w:r>
+        <w:rPr>
+          <w:rFonts w:ascii="Times New Roman" w:eastAsia="宋体" w:hAnsi="Times New Roman" w:cs="Times New Roman"/>
+        </w:rPr>
+        <w:t>,</w:t>
+      </w:r>
+      <w:r>
+        <w:rPr>
+          <w:rFonts w:ascii="Times New Roman" w:eastAsia="宋体" w:hAnsi="Times New Roman" w:cs="Times New Roman"/>
+        </w:rPr>
+        <w:t>张笑恒</w:t>
+      </w:r>
+      <w:r>
+        <w:rPr>
+          <w:rFonts w:ascii="Times New Roman" w:eastAsia="宋体" w:hAnsi="Times New Roman" w:cs="Times New Roman"/>
+        </w:rPr>
+        <w:t>,</w:t>
+      </w:r>
+      <w:r>
+        <w:rPr>
+          <w:rFonts w:ascii="Times New Roman" w:eastAsia="宋体" w:hAnsi="Times New Roman" w:cs="Times New Roman"/>
+        </w:rPr>
+        <w:t>李继东</w:t>
+      </w:r>
+      <w:r>
+        <w:rPr>
+          <w:rFonts w:ascii="Times New Roman" w:eastAsia="宋体" w:hAnsi="Times New Roman" w:cs="Times New Roman"/>
+        </w:rPr>
+        <w:t>,</w:t>
+      </w:r>
+      <w:r>
+        <w:rPr>
+          <w:rFonts w:ascii="Times New Roman" w:eastAsia="宋体" w:hAnsi="Times New Roman" w:cs="Times New Roman"/>
+        </w:rPr>
+        <w:t>等</w:t>
+      </w:r>
+      <w:r>
+        <w:rPr>
+          <w:rFonts w:ascii="Times New Roman" w:eastAsia="宋体" w:hAnsi="Times New Roman" w:cs="Times New Roman"/>
+        </w:rPr>
+        <w:t xml:space="preserve">. </w:t>
+      </w:r>
+      <w:r>
+        <w:rPr>
+          <w:rFonts w:ascii="Times New Roman" w:eastAsia="宋体" w:hAnsi="Times New Roman" w:cs="Times New Roman"/>
+        </w:rPr>
+        <w:t>一种应对多障碍路况的智能小车自动寻迹控制系统</w:t>
+      </w:r>
+      <w:r>
+        <w:rPr>
+          <w:rFonts w:ascii="Times New Roman" w:eastAsia="宋体" w:hAnsi="Times New Roman" w:cs="Times New Roman"/>
+        </w:rPr>
+        <w:t>[J].</w:t>
+      </w:r>
+      <w:r>
+        <w:rPr>
+          <w:rFonts w:ascii="Times New Roman" w:eastAsia="宋体" w:hAnsi="Times New Roman" w:cs="Times New Roman"/>
+        </w:rPr>
+        <w:t>电脑知识与技术</w:t>
+      </w:r>
+      <w:r>
+        <w:rPr>
+          <w:rFonts w:ascii="Times New Roman" w:eastAsia="宋体" w:hAnsi="Times New Roman" w:cs="Times New Roman"/>
+        </w:rPr>
+        <w:t>,2024,20(28):20-22.DOI:10.14004/j.cnki.ckt.2024.1500.</w:t>
+      </w:r>
+    </w:p>
+    <w:p>
+      <w:pPr>
+        <w:pStyle w:val="a9"/>
+        <w:numPr>
+          <w:ilvl w:val="0"/>
+          <w:numId w:val="1"/>
+        </w:numPr>
+        <w:spacing w:after="160" w:line="278" w:lineRule="auto"/>
+        <w:contextualSpacing w:val="0"/>
+        <w:jc w:val="left"/>
+        <w:rPr>
+          <w:rFonts w:ascii="Times New Roman" w:eastAsia="宋体" w:hAnsi="Times New Roman" w:cs="Times New Roman"/>
+        </w:rPr>
+      </w:pPr>
+      <w:r>
+        <w:rPr>
+          <w:rFonts w:ascii="Times New Roman" w:eastAsia="宋体" w:hAnsi="Times New Roman" w:cs="Times New Roman"/>
+        </w:rPr>
+        <w:t>文多</w:t>
+      </w:r>
+      <w:r>
+        <w:rPr>
+          <w:rFonts w:ascii="Times New Roman" w:eastAsia="宋体" w:hAnsi="Times New Roman" w:cs="Times New Roman"/>
+        </w:rPr>
+        <w:t>.</w:t>
+      </w:r>
+      <w:r>
+        <w:rPr>
+          <w:rFonts w:ascii="Times New Roman" w:eastAsia="宋体" w:hAnsi="Times New Roman" w:cs="Times New Roman"/>
+        </w:rPr>
+        <w:t>面向</w:t>
+      </w:r>
+      <w:r>
+        <w:rPr>
+          <w:rFonts w:ascii="Times New Roman" w:eastAsia="宋体" w:hAnsi="Times New Roman" w:cs="Times New Roman"/>
+        </w:rPr>
+        <w:t>Z</w:t>
+      </w:r>
+      <w:r>
+        <w:rPr>
+          <w:rFonts w:ascii="Times New Roman" w:eastAsia="宋体" w:hAnsi="Times New Roman" w:cs="Times New Roman"/>
+        </w:rPr>
+        <w:t>世代青年人的宠物机器人情感化设计研究</w:t>
+      </w:r>
+      <w:r>
+        <w:rPr>
+          <w:rFonts w:ascii="Times New Roman" w:eastAsia="宋体" w:hAnsi="Times New Roman" w:cs="Times New Roman"/>
+        </w:rPr>
+        <w:t>[D].</w:t>
+      </w:r>
+      <w:r>
+        <w:rPr>
+          <w:rFonts w:ascii="Times New Roman" w:eastAsia="宋体" w:hAnsi="Times New Roman" w:cs="Times New Roman"/>
+        </w:rPr>
+        <w:t>江西财经大学</w:t>
+      </w:r>
+      <w:r>
+        <w:rPr>
+          <w:rFonts w:ascii="Times New Roman" w:eastAsia="宋体" w:hAnsi="Times New Roman" w:cs="Times New Roman"/>
+        </w:rPr>
+        <w:t xml:space="preserve">,2024.DOI:10.27175/d.cnki.gjxcu.2024.001600. </w:t>
+      </w:r>
+    </w:p>
+    <w:p>
+      <w:pPr>
+        <w:pStyle w:val="a9"/>
+        <w:numPr>
+          <w:ilvl w:val="0"/>
+          <w:numId w:val="1"/>
+        </w:numPr>
+        <w:spacing w:after="160" w:line="278" w:lineRule="auto"/>
+        <w:contextualSpacing w:val="0"/>
+        <w:jc w:val="left"/>
+        <w:rPr>
+          <w:rFonts w:ascii="Times New Roman" w:eastAsia="宋体" w:hAnsi="Times New Roman" w:cs="Times New Roman"/>
+        </w:rPr>
+      </w:pPr>
+      <w:r>
+        <w:rPr>
+          <w:rFonts w:ascii="Times New Roman" w:eastAsia="宋体" w:hAnsi="Times New Roman" w:cs="Times New Roman"/>
+        </w:rPr>
+        <w:t>刘冰</w:t>
+      </w:r>
+      <w:r>
+        <w:rPr>
+          <w:rFonts w:ascii="Times New Roman" w:eastAsia="宋体" w:hAnsi="Times New Roman" w:cs="Times New Roman"/>
+        </w:rPr>
+        <w:t>.</w:t>
+      </w:r>
+      <w:r>
+        <w:rPr>
+          <w:rFonts w:ascii="Times New Roman" w:eastAsia="宋体" w:hAnsi="Times New Roman" w:cs="Times New Roman"/>
+        </w:rPr>
+        <w:t>多模态互动宠物机器人的研究与设计</w:t>
+      </w:r>
+      <w:r>
+        <w:rPr>
+          <w:rFonts w:ascii="Times New Roman" w:eastAsia="宋体" w:hAnsi="Times New Roman" w:cs="Times New Roman"/>
+        </w:rPr>
+        <w:t>[D].</w:t>
+      </w:r>
+      <w:r>
+        <w:rPr>
+          <w:rFonts w:ascii="Times New Roman" w:eastAsia="宋体" w:hAnsi="Times New Roman" w:cs="Times New Roman"/>
+        </w:rPr>
+        <w:t>重庆理工大学</w:t>
+      </w:r>
+      <w:r>
+        <w:rPr>
+          <w:rFonts w:ascii="Times New Roman" w:eastAsia="宋体" w:hAnsi="Times New Roman" w:cs="Times New Roman"/>
+        </w:rPr>
+        <w:t xml:space="preserve">,2024.DOI:10.27753/d.cnki.gcqgx.2024.000921. </w:t>
+      </w:r>
+    </w:p>
+    <w:p>
+      <w:pPr>
+        <w:pStyle w:val="a9"/>
+        <w:numPr>
+          <w:ilvl w:val="0"/>
+          <w:numId w:val="1"/>
+        </w:numPr>
+        <w:spacing w:after="160" w:line="278" w:lineRule="auto"/>
+        <w:contextualSpacing w:val="0"/>
+        <w:jc w:val="left"/>
+        <w:rPr>
+          <w:rFonts w:ascii="Times New Roman" w:eastAsia="宋体" w:hAnsi="Times New Roman" w:cs="Times New Roman"/>
+        </w:rPr>
+      </w:pPr>
+      <w:r>
+        <w:rPr>
+          <w:rFonts w:ascii="Times New Roman" w:eastAsia="宋体" w:hAnsi="Times New Roman" w:cs="Times New Roman"/>
+        </w:rPr>
+        <w:t>张晨亮</w:t>
+      </w:r>
+      <w:r>
+        <w:rPr>
+          <w:rFonts w:ascii="Times New Roman" w:eastAsia="宋体" w:hAnsi="Times New Roman" w:cs="Times New Roman"/>
+        </w:rPr>
+        <w:t>,</w:t>
+      </w:r>
+      <w:r>
+        <w:rPr>
+          <w:rFonts w:ascii="Times New Roman" w:eastAsia="宋体" w:hAnsi="Times New Roman" w:cs="Times New Roman"/>
+        </w:rPr>
+        <w:t>张亚周</w:t>
+      </w:r>
+      <w:r>
+        <w:rPr>
+          <w:rFonts w:ascii="Times New Roman" w:eastAsia="宋体" w:hAnsi="Times New Roman" w:cs="Times New Roman"/>
+        </w:rPr>
+        <w:t xml:space="preserve">. </w:t>
+      </w:r>
+      <w:r>
+        <w:rPr>
+          <w:rFonts w:ascii="Times New Roman" w:eastAsia="宋体" w:hAnsi="Times New Roman" w:cs="Times New Roman"/>
+        </w:rPr>
+        <w:t>基于机器视觉的小车跟随行驶系统设计</w:t>
+      </w:r>
+      <w:r>
+        <w:rPr>
+          <w:rFonts w:ascii="Times New Roman" w:eastAsia="宋体" w:hAnsi="Times New Roman" w:cs="Times New Roman"/>
+        </w:rPr>
+        <w:t>[J].</w:t>
+      </w:r>
+      <w:r>
+        <w:rPr>
+          <w:rFonts w:ascii="Times New Roman" w:eastAsia="宋体" w:hAnsi="Times New Roman" w:cs="Times New Roman"/>
+        </w:rPr>
+        <w:t>物联网技术</w:t>
+      </w:r>
+      <w:r>
+        <w:rPr>
+          <w:rFonts w:ascii="Times New Roman" w:eastAsia="宋体" w:hAnsi="Times New Roman" w:cs="Times New Roman"/>
+        </w:rPr>
+        <w:t>,2024,14(03):118-119+122.DOI:10.16667/j.issn.2095-1302.2024.03.028.</w:t>
+      </w:r>
+    </w:p>
+    <w:p>
+      <w:pPr>
+        <w:pStyle w:val="a9"/>
+        <w:numPr>
+          <w:ilvl w:val="0"/>
+          <w:numId w:val="1"/>
+        </w:numPr>
+        <w:spacing w:after="160" w:line="278" w:lineRule="auto"/>
+        <w:contextualSpacing w:val="0"/>
+        <w:jc w:val="left"/>
+        <w:rPr>
+          <w:rFonts w:ascii="Times New Roman" w:eastAsia="宋体" w:hAnsi="Times New Roman" w:cs="Times New Roman"/>
+        </w:rPr>
+      </w:pPr>
+      <w:r>
+        <w:rPr>
+          <w:rFonts w:ascii="Times New Roman" w:eastAsia="宋体" w:hAnsi="Times New Roman" w:cs="Times New Roman"/>
+        </w:rPr>
+        <w:t>张寒钧</w:t>
+      </w:r>
+      <w:r>
+        <w:rPr>
+          <w:rFonts w:ascii="Times New Roman" w:eastAsia="宋体" w:hAnsi="Times New Roman" w:cs="Times New Roman"/>
+        </w:rPr>
+        <w:t xml:space="preserve">. </w:t>
+      </w:r>
+      <w:r>
+        <w:rPr>
+          <w:rFonts w:ascii="Times New Roman" w:eastAsia="宋体" w:hAnsi="Times New Roman" w:cs="Times New Roman"/>
+        </w:rPr>
+        <w:t>家养宠物陪伴机器人设计研究</w:t>
+      </w:r>
+      <w:r>
+        <w:rPr>
+          <w:rFonts w:ascii="Times New Roman" w:eastAsia="宋体" w:hAnsi="Times New Roman" w:cs="Times New Roman"/>
+        </w:rPr>
+        <w:t>[J].</w:t>
+      </w:r>
+      <w:r>
+        <w:rPr>
+          <w:rFonts w:ascii="Times New Roman" w:eastAsia="宋体" w:hAnsi="Times New Roman" w:cs="Times New Roman"/>
+        </w:rPr>
+        <w:t>玩具世界</w:t>
+      </w:r>
+      <w:r>
+        <w:rPr>
+          <w:rFonts w:ascii="Times New Roman" w:eastAsia="宋体" w:hAnsi="Times New Roman" w:cs="Times New Roman"/>
+        </w:rPr>
+        <w:t>,2024,(02):23-25.</w:t>
+      </w:r>
+    </w:p>
+    <w:p>
+      <w:pPr>
+        <w:pStyle w:val="a9"/>
+        <w:numPr>
+          <w:ilvl w:val="0"/>
+          <w:numId w:val="1"/>
+        </w:numPr>
+        <w:spacing w:after="160" w:line="278" w:lineRule="auto"/>
+        <w:contextualSpacing w:val="0"/>
+        <w:jc w:val="left"/>
+        <w:rPr>
+          <w:rFonts w:ascii="Times New Roman" w:eastAsia="宋体" w:hAnsi="Times New Roman" w:cs="Times New Roman"/>
+        </w:rPr>
+      </w:pPr>
+      <w:r>
+        <w:rPr>
+          <w:rFonts w:ascii="Times New Roman" w:eastAsia="宋体" w:hAnsi="Times New Roman" w:cs="Times New Roman"/>
+        </w:rPr>
+        <w:t>乔平</w:t>
+      </w:r>
+      <w:r>
+        <w:rPr>
+          <w:rFonts w:ascii="Times New Roman" w:eastAsia="宋体" w:hAnsi="Times New Roman" w:cs="Times New Roman"/>
+        </w:rPr>
+        <w:t>,</w:t>
+      </w:r>
+      <w:r>
+        <w:rPr>
+          <w:rFonts w:ascii="Times New Roman" w:eastAsia="宋体" w:hAnsi="Times New Roman" w:cs="Times New Roman"/>
+        </w:rPr>
+        <w:t>乔有田</w:t>
+      </w:r>
+      <w:r>
+        <w:rPr>
+          <w:rFonts w:ascii="Times New Roman" w:eastAsia="宋体" w:hAnsi="Times New Roman" w:cs="Times New Roman"/>
+        </w:rPr>
+        <w:t xml:space="preserve">. </w:t>
+      </w:r>
+      <w:r>
+        <w:rPr>
+          <w:rFonts w:ascii="Times New Roman" w:eastAsia="宋体" w:hAnsi="Times New Roman" w:cs="Times New Roman"/>
+        </w:rPr>
+        <w:t>基于机器视觉的智能小车设计</w:t>
+      </w:r>
+      <w:r>
+        <w:rPr>
+          <w:rFonts w:ascii="Times New Roman" w:eastAsia="宋体" w:hAnsi="Times New Roman" w:cs="Times New Roman"/>
+        </w:rPr>
+        <w:t>[J].</w:t>
+      </w:r>
+      <w:r>
+        <w:rPr>
+          <w:rFonts w:ascii="Times New Roman" w:eastAsia="宋体" w:hAnsi="Times New Roman" w:cs="Times New Roman"/>
+        </w:rPr>
+        <w:t>电子技术</w:t>
+      </w:r>
+      <w:r>
+        <w:rPr>
+          <w:rFonts w:ascii="Times New Roman" w:eastAsia="宋体" w:hAnsi="Times New Roman" w:cs="Times New Roman"/>
+        </w:rPr>
+        <w:t>,2022,51(12):6-8.</w:t>
+      </w:r>
+    </w:p>
+    <w:p>
+      <w:pPr>
+        <w:pStyle w:val="a9"/>
+        <w:numPr>
+          <w:ilvl w:val="0"/>
+          <w:numId w:val="1"/>
+        </w:numPr>
+        <w:spacing w:after="160" w:line="278" w:lineRule="auto"/>
+        <w:contextualSpacing w:val="0"/>
+        <w:jc w:val="left"/>
+        <w:rPr>
+          <w:rFonts w:ascii="Times New Roman" w:eastAsia="宋体" w:hAnsi="Times New Roman" w:cs="Times New Roman"/>
+        </w:rPr>
+      </w:pPr>
+      <w:r>
+        <w:rPr>
+          <w:rFonts w:ascii="Times New Roman" w:eastAsia="宋体" w:hAnsi="Times New Roman" w:cs="Times New Roman"/>
+        </w:rPr>
+        <w:t>欧寒芝</w:t>
+      </w:r>
+      <w:r>
+        <w:rPr>
+          <w:rFonts w:ascii="Times New Roman" w:eastAsia="宋体" w:hAnsi="Times New Roman" w:cs="Times New Roman"/>
+        </w:rPr>
+        <w:t>,</w:t>
+      </w:r>
+      <w:r>
+        <w:rPr>
+          <w:rFonts w:ascii="Times New Roman" w:eastAsia="宋体" w:hAnsi="Times New Roman" w:cs="Times New Roman"/>
+        </w:rPr>
+        <w:t>匡盈霏</w:t>
+      </w:r>
+      <w:r>
+        <w:rPr>
+          <w:rFonts w:ascii="Times New Roman" w:eastAsia="宋体" w:hAnsi="Times New Roman" w:cs="Times New Roman"/>
+        </w:rPr>
+        <w:t>,</w:t>
+      </w:r>
+      <w:r>
+        <w:rPr>
+          <w:rFonts w:ascii="Times New Roman" w:eastAsia="宋体" w:hAnsi="Times New Roman" w:cs="Times New Roman"/>
+        </w:rPr>
+        <w:t>丁慧玉</w:t>
+      </w:r>
+      <w:r>
+        <w:rPr>
+          <w:rFonts w:ascii="Times New Roman" w:eastAsia="宋体" w:hAnsi="Times New Roman" w:cs="Times New Roman"/>
+        </w:rPr>
+        <w:t>,</w:t>
+      </w:r>
+      <w:r>
+        <w:rPr>
+          <w:rFonts w:ascii="Times New Roman" w:eastAsia="宋体" w:hAnsi="Times New Roman" w:cs="Times New Roman"/>
+        </w:rPr>
+        <w:t>等</w:t>
+      </w:r>
+      <w:r>
+        <w:rPr>
+          <w:rFonts w:ascii="Times New Roman" w:eastAsia="宋体" w:hAnsi="Times New Roman" w:cs="Times New Roman"/>
+        </w:rPr>
+        <w:t xml:space="preserve">. </w:t>
+      </w:r>
+      <w:r>
+        <w:rPr>
+          <w:rFonts w:ascii="Times New Roman" w:eastAsia="宋体" w:hAnsi="Times New Roman" w:cs="Times New Roman"/>
+        </w:rPr>
+        <w:t>一种机器视觉巡线避障小车的设计</w:t>
+      </w:r>
+      <w:r>
+        <w:rPr>
+          <w:rFonts w:ascii="Times New Roman" w:eastAsia="宋体" w:hAnsi="Times New Roman" w:cs="Times New Roman"/>
+        </w:rPr>
+        <w:t>[J].</w:t>
+      </w:r>
+      <w:r>
+        <w:rPr>
+          <w:rFonts w:ascii="Times New Roman" w:eastAsia="宋体" w:hAnsi="Times New Roman" w:cs="Times New Roman"/>
+        </w:rPr>
+        <w:t>电脑与信息技术</w:t>
+      </w:r>
+      <w:r>
+        <w:rPr>
+          <w:rFonts w:ascii="Times New Roman" w:eastAsia="宋体" w:hAnsi="Times New Roman" w:cs="Times New Roman"/>
+        </w:rPr>
+        <w:t>,2022,30(02):13-17.DOI:10.19414/j.cnki.1005-1228.2022.02.023.</w:t>
+      </w:r>
+    </w:p>
+    <w:p>
+      <w:pPr>
+        <w:pStyle w:val="a9"/>
+        <w:numPr>
+          <w:ilvl w:val="0"/>
+          <w:numId w:val="1"/>
+        </w:numPr>
+        <w:spacing w:after="160" w:line="278" w:lineRule="auto"/>
+        <w:contextualSpacing w:val="0"/>
+        <w:jc w:val="left"/>
+        <w:rPr>
+          <w:rFonts w:ascii="Times New Roman" w:eastAsia="宋体" w:hAnsi="Times New Roman" w:cs="Times New Roman"/>
+        </w:rPr>
+      </w:pPr>
+      <w:r>
+        <w:rPr>
+          <w:rFonts w:ascii="Times New Roman" w:eastAsia="宋体" w:hAnsi="Times New Roman" w:cs="Times New Roman"/>
+        </w:rPr>
+        <w:t>CHOUDHARI M, BAGYAVEERESWARAN V, ANITHA R, et al. A distributed rapidly exploring random tree (D-RRT) algorithm for path planning of self maneuvering robots in domestic environments[J]. Engineering Research Express, 2026, 8(6): 065316. DOI:10.1088/2631-8695/AE50D5.</w:t>
+      </w:r>
+    </w:p>
+    <w:p>
+      <w:pPr>
+        <w:pStyle w:val="a9"/>
+        <w:numPr>
+          <w:ilvl w:val="0"/>
+          <w:numId w:val="1"/>
+        </w:numPr>
+        <w:spacing w:after="160" w:line="278" w:lineRule="auto"/>
+        <w:contextualSpacing w:val="0"/>
+        <w:jc w:val="left"/>
+        <w:rPr>
+          <w:rFonts w:ascii="Times New Roman" w:eastAsia="宋体" w:hAnsi="Times New Roman" w:cs="Times New Roman"/>
+        </w:rPr>
+      </w:pPr>
+      <w:r>
+        <w:rPr>
+          <w:rFonts w:ascii="Times New Roman" w:eastAsia="宋体" w:hAnsi="Times New Roman" w:cs="Times New Roman"/>
+        </w:rPr>
+        <w:t>ZHOU Y X, DING J R, LI C Y, et al. Analysis of the Pet Companion Robot Market[C]//3rd International Conference on Business and Policy Studies 2024., 2024. DOI:10.54254/2754-1169/106/20241679.</w:t>
+      </w:r>
+    </w:p>
+    <w:p>
+      <w:pPr>
+        <w:pStyle w:val="a9"/>
+        <w:numPr>
+          <w:ilvl w:val="0"/>
+          <w:numId w:val="1"/>
+        </w:numPr>
+        <w:spacing w:after="160" w:line="278" w:lineRule="auto"/>
+        <w:contextualSpacing w:val="0"/>
+        <w:jc w:val="left"/>
+        <w:rPr>
+          <w:rFonts w:ascii="Times New Roman" w:eastAsia="宋体" w:hAnsi="Times New Roman" w:cs="Times New Roman" w:hint="eastAsia"/>
+        </w:rPr>
+      </w:pPr>
+      <w:r>
+        <w:rPr>
+          <w:rFonts w:ascii="Times New Roman" w:eastAsia="宋体" w:hAnsi="Times New Roman" w:cs="Times New Roman"/>
+        </w:rPr>
+        <w:t>PARK S, LEE S. A stochastic game theory based energy-efficient device-to-device communication optimization for autonomous mobile robots over industrial IoT networks[J].Computer Networks, 2026, 274: 111864. DOI:10.1016/J.COMNET.2025.111864.</w:t>
       </w:r>
     </w:p>
     <w:p/>
@@ -1330,6 +2100,103 @@
     </w:p>
   </w:footnote>
 </w:footnotes>
+</file>
+
+<file path=word/numbering.xml><?xml version="1.0" encoding="utf-8"?>
+<w:numbering xmlns:wpc="http://schemas.microsoft.com/office/word/2010/wordprocessingCanvas" xmlns:cx="http://schemas.microsoft.com/office/drawing/2014/chartex" xmlns:cx1="http://schemas.microsoft.com/office/drawing/2015/9/8/chartex" xmlns:cx2="http://schemas.microsoft.com/office/drawing/2015/10/21/chartex" xmlns:cx3="http://schemas.microsoft.com/office/drawing/2016/5/9/chartex" xmlns:cx4="http://schemas.microsoft.com/office/drawing/2016/5/10/chartex" xmlns:cx5="http://schemas.microsoft.com/office/drawing/2016/5/11/chartex" xmlns:cx6="http://schemas.microsoft.com/office/drawing/2016/5/12/chartex" xmlns:cx7="http://schemas.microsoft.com/office/drawing/2016/5/13/chartex" xmlns:cx8="http://schemas.microsoft.com/office/drawing/2016/5/14/chartex" xmlns:mc="http://schemas.openxmlformats.org/markup-compatibility/2006" xmlns:aink="http://schemas.microsoft.com/office/drawing/2016/ink" xmlns:am3d="http://schemas.microsoft.com/office/drawing/2017/model3d" xmlns:o="urn:schemas-microsoft-com:office:office" xmlns:oel="http://schemas.microsoft.com/office/2019/extlst" xmlns:r="http://schemas.openxmlformats.org/officeDocument/2006/relationships" xmlns:m="http://schemas.openxmlformats.org/officeDocument/2006/math" xmlns:v="urn:schemas-microsoft-com:vml" xmlns:wp14="http://schemas.microsoft.com/office/word/2010/wordprocessingDrawing" xmlns:wp="http://schemas.openxmlformats.org/drawingml/2006/wordprocessingDrawing" xmlns:w10="urn:schemas-microsoft-com:office:word" xmlns:w="http://schemas.openxmlformats.org/wordprocessingml/2006/main" xmlns:w14="http://schemas.microsoft.com/office/word/2010/wordml" xmlns:w15="http://schemas.microsoft.com/office/word/2012/wordml" xmlns:w16cex="http://schemas.microsoft.com/office/word/2018/wordml/cex" xmlns:w16cid="http://schemas.microsoft.com/office/word/2016/wordml/cid" xmlns:w16="http://schemas.microsoft.com/office/word/2018/wordml" xmlns:w16du="http://schemas.microsoft.com/office/word/2023/wordml/word16du" xmlns:w16sdtdh="http://schemas.microsoft.com/office/word/2020/wordml/sdtdatahash" xmlns:w16sdtfl="http://schemas.microsoft.com/office/word/2024/wordml/sdtformatlock" xmlns:w16se="http://schemas.microsoft.com/office/word/2015/wordml/symex" xmlns:wpg="http://schemas.microsoft.com/office/word/2010/wordprocessingGroup" xmlns:wpi="http://schemas.microsoft.com/office/word/2010/wordprocessingInk" xmlns:wne="http://schemas.microsoft.com/office/word/2006/wordml" xmlns:wps="http://schemas.microsoft.com/office/word/2010/wordprocessingShape" mc:Ignorable="w14 w15 w16se w16cid w16 w16cex w16sdtdh w16sdtfl w16du wp14">
+  <w:abstractNum w:abstractNumId="0" w15:restartNumberingAfterBreak="0">
+    <w:nsid w:val="64950428"/>
+    <w:multiLevelType w:val="hybridMultilevel"/>
+    <w:tmpl w:val="49001B0A"/>
+    <w:lvl w:ilvl="0" w:tplc="AA6A1472">
+      <w:start w:val="1"/>
+      <w:numFmt w:val="decimal"/>
+      <w:lvlText w:val="[%1]"/>
+      <w:lvlJc w:val="left"/>
+      <w:pPr>
+        <w:ind w:left="440" w:hanging="440"/>
+      </w:pPr>
+      <w:rPr>
+        <w:rFonts w:hint="eastAsia"/>
+      </w:rPr>
+    </w:lvl>
+    <w:lvl w:ilvl="1" w:tplc="04090019" w:tentative="1">
+      <w:start w:val="1"/>
+      <w:numFmt w:val="lowerLetter"/>
+      <w:lvlText w:val="%2)"/>
+      <w:lvlJc w:val="left"/>
+      <w:pPr>
+        <w:ind w:left="880" w:hanging="440"/>
+      </w:pPr>
+    </w:lvl>
+    <w:lvl w:ilvl="2" w:tplc="0409001B" w:tentative="1">
+      <w:start w:val="1"/>
+      <w:numFmt w:val="lowerRoman"/>
+      <w:lvlText w:val="%3."/>
+      <w:lvlJc w:val="right"/>
+      <w:pPr>
+        <w:ind w:left="1320" w:hanging="440"/>
+      </w:pPr>
+    </w:lvl>
+    <w:lvl w:ilvl="3" w:tplc="0409000F" w:tentative="1">
+      <w:start w:val="1"/>
+      <w:numFmt w:val="decimal"/>
+      <w:lvlText w:val="%4."/>
+      <w:lvlJc w:val="left"/>
+      <w:pPr>
+        <w:ind w:left="1760" w:hanging="440"/>
+      </w:pPr>
+    </w:lvl>
+    <w:lvl w:ilvl="4" w:tplc="04090019" w:tentative="1">
+      <w:start w:val="1"/>
+      <w:numFmt w:val="lowerLetter"/>
+      <w:lvlText w:val="%5)"/>
+      <w:lvlJc w:val="left"/>
+      <w:pPr>
+        <w:ind w:left="2200" w:hanging="440"/>
+      </w:pPr>
+    </w:lvl>
+    <w:lvl w:ilvl="5" w:tplc="0409001B" w:tentative="1">
+      <w:start w:val="1"/>
+      <w:numFmt w:val="lowerRoman"/>
+      <w:lvlText w:val="%6."/>
+      <w:lvlJc w:val="right"/>
+      <w:pPr>
+        <w:ind w:left="2640" w:hanging="440"/>
+      </w:pPr>
+    </w:lvl>
+    <w:lvl w:ilvl="6" w:tplc="0409000F" w:tentative="1">
+      <w:start w:val="1"/>
+      <w:numFmt w:val="decimal"/>
+      <w:lvlText w:val="%7."/>
+      <w:lvlJc w:val="left"/>
+      <w:pPr>
+        <w:ind w:left="3080" w:hanging="440"/>
+      </w:pPr>
+    </w:lvl>
+    <w:lvl w:ilvl="7" w:tplc="04090019" w:tentative="1">
+      <w:start w:val="1"/>
+      <w:numFmt w:val="lowerLetter"/>
+      <w:lvlText w:val="%8)"/>
+      <w:lvlJc w:val="left"/>
+      <w:pPr>
+        <w:ind w:left="3520" w:hanging="440"/>
+      </w:pPr>
+    </w:lvl>
+    <w:lvl w:ilvl="8" w:tplc="0409001B" w:tentative="1">
+      <w:start w:val="1"/>
+      <w:numFmt w:val="lowerRoman"/>
+      <w:lvlText w:val="%9."/>
+      <w:lvlJc w:val="right"/>
+      <w:pPr>
+        <w:ind w:left="3960" w:hanging="440"/>
+      </w:pPr>
+    </w:lvl>
+  </w:abstractNum>
+  <w:num w:numId="1" w16cid:durableId="1234853212">
+    <w:abstractNumId w:val="0"/>
+  </w:num>
+</w:numbering>
 </file>
 
 <file path=word/styles.xml><?xml version="1.0" encoding="utf-8"?>
@@ -1527,7 +2394,7 @@
     <w:lsdException w:name="Medium Shading 2 Accent 1" w:uiPriority="64"/>
     <w:lsdException w:name="Medium List 1 Accent 1" w:uiPriority="65"/>
     <w:lsdException w:name="Revision" w:semiHidden="1"/>
-    <w:lsdException w:name="List Paragraph" w:uiPriority="34" w:qFormat="1"/>
+    <w:lsdException w:name="List Paragraph" w:qFormat="1"/>
     <w:lsdException w:name="Quote" w:uiPriority="29" w:qFormat="1"/>
     <w:lsdException w:name="Intense Quote" w:uiPriority="30" w:qFormat="1"/>
     <w:lsdException w:name="Medium List 2 Accent 1" w:uiPriority="66"/>
@@ -2210,7 +3077,7 @@
   <w:style w:type="paragraph" w:styleId="a9">
     <w:name w:val="List Paragraph"/>
     <w:basedOn w:val="a"/>
-    <w:uiPriority w:val="34"/>
+    <w:uiPriority w:val="99"/>
     <w:qFormat/>
     <w:rsid w:val="00CC2788"/>
     <w:pPr>
@@ -2348,6 +3215,42 @@
     <w:rPr>
       <w:sz w:val="18"/>
       <w:szCs w:val="18"/>
+    </w:rPr>
+  </w:style>
+  <w:style w:type="paragraph" w:customStyle="1" w:styleId="21bc9c4b-6a32-43e5-beaa-fd2d792c5735">
+    <w:name w:val="21bc9c4b-6a32-43e5-beaa-fd2d792c5735"/>
+    <w:basedOn w:val="1"/>
+    <w:next w:val="a"/>
+    <w:link w:val="21bc9c4b-6a32-43e5-beaa-fd2d792c57350"/>
+    <w:rsid w:val="00D65905"/>
+    <w:pPr>
+      <w:adjustRightInd w:val="0"/>
+      <w:spacing w:before="0" w:after="0" w:line="288" w:lineRule="auto"/>
+      <w:jc w:val="left"/>
+    </w:pPr>
+    <w:rPr>
+      <w:rFonts w:ascii="微软雅黑" w:eastAsia="微软雅黑" w:hAnsi="微软雅黑" w:cs="Arial"/>
+      <w:b/>
+      <w:bCs/>
+      <w:color w:val="000000"/>
+      <w:kern w:val="44"/>
+      <w:sz w:val="32"/>
+      <w:szCs w:val="28"/>
+    </w:rPr>
+  </w:style>
+  <w:style w:type="character" w:customStyle="1" w:styleId="21bc9c4b-6a32-43e5-beaa-fd2d792c57350">
+    <w:name w:val="21bc9c4b-6a32-43e5-beaa-fd2d792c5735 字符"/>
+    <w:basedOn w:val="a0"/>
+    <w:link w:val="21bc9c4b-6a32-43e5-beaa-fd2d792c5735"/>
+    <w:rsid w:val="00D65905"/>
+    <w:rPr>
+      <w:rFonts w:ascii="微软雅黑" w:eastAsia="微软雅黑" w:hAnsi="微软雅黑" w:cs="Arial"/>
+      <w:b/>
+      <w:bCs/>
+      <w:color w:val="000000"/>
+      <w:kern w:val="44"/>
+      <w:sz w:val="32"/>
+      <w:szCs w:val="28"/>
     </w:rPr>
   </w:style>
 </w:styles>

--- a/项目详细设计报告/第五章.docx
+++ b/项目详细设计报告/第五章.docx
@@ -47,35 +47,37 @@
         <w:spacing w:before="120" w:after="120" w:line="288" w:lineRule="auto"/>
         <w:ind w:firstLineChars="200" w:firstLine="480"/>
         <w:rPr>
-          <w:rFonts w:ascii="宋体" w:eastAsia="宋体" w:hAnsi="宋体"/>
-          <w:sz w:val="24"/>
-          <w:szCs w:val="28"/>
-        </w:rPr>
-      </w:pPr>
-      <w:r>
-        <w:rPr>
           <w:rFonts w:ascii="宋体" w:eastAsia="宋体" w:hAnsi="宋体" w:cs="Arial"/>
           <w:sz w:val="24"/>
           <w:szCs w:val="28"/>
         </w:rPr>
-        <w:t>本项目“灵眸伴宠”智能宠物伴随机器人机械结构设计严格遵循</w:t>
-      </w:r>
+      </w:pPr>
       <w:r>
         <w:rPr>
           <w:rFonts w:ascii="宋体" w:eastAsia="宋体" w:hAnsi="宋体" w:cs="Arial"/>
-          <w:b/>
-          <w:sz w:val="24"/>
-          <w:szCs w:val="28"/>
-        </w:rPr>
-        <w:t>机械可靠性、居家场景适配性、宠物安全友好性、模块化集成性、轻量化小型化、工艺可实现性</w:t>
-      </w:r>
-      <w:r>
+          <w:sz w:val="24"/>
+          <w:szCs w:val="28"/>
+        </w:rPr>
+        <w:t>本次灵眸伴宠智能宠物伴随机器人的机械结构设计，结合家用智能移动设备使用规范与嵌入式服务机器人结构设计通用标准，立足居家室内复杂运行环境、家养宠物行为习性、整机软硬件装配布局以及设备长期稳定运行的实际需求，确立六大核心设计准则，分别为结构运行可靠性、居家场景适配性、宠物交互安全性、模块集成模块化、机身轻量化小型化以及加工工艺可实现性。设计过程中摒弃工业移动机器人棱角分明、刚性较强、体积偏大的传统结构方案，结合宠物陪护设备专属的人机交互需求，采用全圆角流线型一体化机身搭配纵向分层模块化布局的设计方案，在有限机身空间内完成机械结构、电气硬件、智能控制功能的一体化集成，兼顾结构力学稳定性、室内狭小空间通行能力、宠物接触安全性以及整机外观美观度。</w:t>
+      </w:r>
+    </w:p>
+    <w:p>
+      <w:pPr>
+        <w:spacing w:before="120" w:after="120" w:line="288" w:lineRule="auto"/>
+        <w:ind w:firstLineChars="200" w:firstLine="480"/>
         <w:rPr>
           <w:rFonts w:ascii="宋体" w:eastAsia="宋体" w:hAnsi="宋体" w:cs="Arial"/>
           <w:sz w:val="24"/>
           <w:szCs w:val="28"/>
         </w:rPr>
-        <w:t>六大核心工程设计准则，契合家用智能设备安全设计规范与嵌入式移动机器人结构设计标准。结合家庭室内复杂动态场景、宠物行为习性、整机电气模块布局需求及设备长效稳定运行的核心要求，摒弃传统移动机器人刚性化、大体积、棱角外露的工业结构设计方案，采用全圆角流线型一体化机身、分层模块化集成布局、功能分区隔离的创新结构设计思路，在有限空间内实现机械结构、电气系统、智能功能的高度协同集成，同时兼顾结构力学稳定性、居家通行灵活性、人机宠交互安全性与外观规整性。</w:t>
+      </w:pPr>
+      <w:r>
+        <w:rPr>
+          <w:rFonts w:ascii="宋体" w:eastAsia="宋体" w:hAnsi="宋体" w:cs="Arial"/>
+          <w:sz w:val="24"/>
+          <w:szCs w:val="28"/>
+        </w:rPr>
+        <w:t>为适配家居过道、桌椅间隙、床底沙发底部等低矮狭窄通行空间，整机严格控制外形尺寸，机身最大外接直径不超过200mm，整体高度控制在150mm以内，紧凑轻量化的机身结构能够保障机器人实现全屋无死角巡检与宠物跟随作业。整机采用纵向三层分层结构，自上而下依次划分为上层人机交互功能区域、中层电气硬件承载区域、底层运动与环境感知区域，三层结构功能划分清晰，硬件安装空间相互独立，装配过程互不干涉，依靠定位卡扣与紧固连接件完成精准拼装，能够有效规避整机运行过程中常见的结构干涉、内部线路挤压、装配错位等工程问题。该分层结构同时具备良好的检修便利性与后期拓展性，后期设备维护、硬件更换以及功能迭代升级无需大面积拆解机身，能够有效降低设备运维难度。</w:t>
       </w:r>
     </w:p>
     <w:p>
@@ -83,18 +85,18 @@
         <w:spacing w:before="120" w:after="120" w:line="288" w:lineRule="auto"/>
         <w:ind w:firstLineChars="200" w:firstLine="480"/>
         <w:rPr>
-          <w:rFonts w:ascii="宋体" w:eastAsia="宋体" w:hAnsi="宋体"/>
-          <w:sz w:val="24"/>
-          <w:szCs w:val="28"/>
-        </w:rPr>
-      </w:pPr>
-      <w:r>
-        <w:rPr>
           <w:rFonts w:ascii="宋体" w:eastAsia="宋体" w:hAnsi="宋体" w:cs="Arial"/>
           <w:sz w:val="24"/>
           <w:szCs w:val="28"/>
         </w:rPr>
-        <w:t>为适配居家狭小空间通行需求，整机结构尺寸严格执行小型化设计指标，最大直径控制在200mm以内，整体高度不超过150mm，机身紧凑轻量化的结构特性可支撑设备自由穿梭于家居过道、沙发底部、床底间隙、桌椅夹缝等低矮狭窄区域，实现全屋无死角环境巡检与宠物跟随陪护。整机采用三层式纵向分层模块化架构，自上而下依次为上层人机交互功能层、中层电气集成承载层、底层运动执行感知层，各层级功能边界清晰、结构独立封装、装配互不干涉，通过定位卡扣与紧固连接件实现高精度装配集成，有效规避模块干涉、线路挤压、结构错位等工程问题。该分层架构具备极强的可装配性、可维护性与可迭代性，便于后期设备检修、模块更换与功能拓展升级。</w:t>
+      </w:pPr>
+      <w:r>
+        <w:rPr>
+          <w:rFonts w:ascii="宋体" w:eastAsia="宋体" w:hAnsi="宋体" w:cs="Arial"/>
+          <w:sz w:val="24"/>
+          <w:szCs w:val="28"/>
+        </w:rPr>
+        <w:t>机身结构材料结合使用场景、生产成本与运行噪音需求综合选型，主体结构采用高强度ABS工程塑料搭配定制3D打印精密构件复合成型。该材料密度较低，能够有效控制整机自重，减少设备运行能耗与地面摩擦损耗；材料本身具备良好的结构刚度与抗冲击性能，可抵御日常居家轻微磕碰、宠物剐蹭以及粉尘水汽侵蚀，长期使用不易出现形变、开裂与老化问题；同时相较于金属机身，ABS塑料自带减震隔音效果，能够弱化电机运转、机械传动产生的运行噪音，避免噪音刺激宠物产生应激反应。从电气安全角度来看，该材料绝缘阻燃性能达标，可有效隔离内部电路，进一步提升家用设备使用安全性。</w:t>
       </w:r>
     </w:p>
     <w:p>
@@ -102,7 +104,7 @@
         <w:spacing w:before="120" w:after="120" w:line="288" w:lineRule="auto"/>
         <w:ind w:firstLineChars="200" w:firstLine="480"/>
         <w:rPr>
-          <w:rFonts w:ascii="宋体" w:eastAsia="宋体" w:hAnsi="宋体"/>
+          <w:rFonts w:ascii="宋体" w:eastAsia="宋体" w:hAnsi="宋体" w:cs="Arial" w:hint="eastAsia"/>
           <w:sz w:val="24"/>
           <w:szCs w:val="28"/>
         </w:rPr>
@@ -113,52 +115,16 @@
           <w:sz w:val="24"/>
           <w:szCs w:val="28"/>
         </w:rPr>
-        <w:t>在结构材料选型方面，机身主体采用高强度ABS工程塑料与定制化3D打印精密构件复合成型，该材料体系具备密度低、结构刚度高、抗冲击性强、耐磨损、绝缘阻燃、成本可控的优异特性，完全适配家用室内常态化运行工况。相较于金属材质，ABS材料可有效降低整机自重，减少设备运行能耗与地面磨损，同时具备良好的隔音减震效果，可弱化设备运行机械噪音，避免惊扰宠物；相较于普通塑料材质，其抗形变、抗老化、抗磕碰性能大幅提升，可长期抵御居家环境轻微碰撞、宠物剐蹭、粉尘侵蚀等损耗，保障整机结构长期稳定不变形、不破损。</w:t>
-      </w:r>
-    </w:p>
-    <w:p>
-      <w:pPr>
-        <w:spacing w:before="120" w:after="120" w:line="288" w:lineRule="auto"/>
-        <w:ind w:firstLineChars="200" w:firstLine="480"/>
+        <w:t>本次结构设计全程以宠物安全为核心前提，开展全方位结构防护优化。机身全部边缘做圆弧倒角处理，消除所有尖锐棱角与外露凸起结构；内部电路</w:t>
+      </w:r>
+      <w:r>
         <w:rPr>
           <w:rFonts w:ascii="宋体" w:eastAsia="宋体" w:hAnsi="宋体" w:cs="Arial"/>
           <w:sz w:val="24"/>
           <w:szCs w:val="28"/>
         </w:rPr>
-      </w:pPr>
-      <w:r>
-        <w:rPr>
-          <w:rFonts w:ascii="宋体" w:eastAsia="宋体" w:hAnsi="宋体" w:cs="Arial"/>
-          <w:sz w:val="24"/>
-          <w:szCs w:val="28"/>
-        </w:rPr>
-        <w:t>本结构设计全程贯彻</w:t>
-      </w:r>
-      <w:r>
-        <w:rPr>
-          <w:rFonts w:ascii="宋体" w:eastAsia="宋体" w:hAnsi="宋体" w:cs="Arial"/>
-          <w:b/>
-          <w:sz w:val="24"/>
-          <w:szCs w:val="28"/>
-        </w:rPr>
-        <w:t>宠物安全优先</w:t>
-      </w:r>
-      <w:r>
-        <w:rPr>
-          <w:rFonts w:ascii="宋体" w:eastAsia="宋体" w:hAnsi="宋体" w:cs="Arial"/>
-          <w:sz w:val="24"/>
-          <w:szCs w:val="28"/>
-        </w:rPr>
-        <w:t>的核心理念，开展全维度安全防护优化。整机采用全圆角圆弧过渡设计，消除所有尖锐棱角、外露凸起结构；全部电气线路、精密元器件、金属紧固件均采用内置封闭式封装设计，无外露电路、无裸露螺丝、无尖锐构件，从结构层面彻底规避宠物啃咬触电、机身划伤</w:t>
-      </w:r>
-      <w:r>
-        <w:rPr>
-          <w:rFonts w:ascii="宋体" w:eastAsia="宋体" w:hAnsi="宋体" w:cs="Arial"/>
-          <w:sz w:val="24"/>
-          <w:szCs w:val="28"/>
-        </w:rPr>
         <w:lastRenderedPageBreak/>
-        <w:t>宠物、家具磕碰损坏等安全风险。同时针对宠物毛发、居家粉尘、水汽侵蚀等场景痛点，优化机身密封结构与开孔布局，实现防尘、防毛、防积水的三防设计，大幅提升设备居家适配性与使用寿命。</w:t>
+        <w:t>板、金属紧固件、接线端子等危险电气构件全部做封闭式内置处理，机身外部无裸露电路与金属配件，从物理结构层面杜绝宠物啃咬触电、机身划伤宠物、家具磕碰损伤等安全隐患。同时针对居家环境普遍存在的宠物浮毛、地面粉尘、空气水汽等问题，优化机身装配缝隙与外部开孔布局，提升整机防尘、防毛发缠绕、防积水能力，进一步适配居家长期运行工况，延长设备整体使用寿命。机器人整体三维结构模型以及分层拆解结构如下图7所示。</w:t>
       </w:r>
     </w:p>
     <w:p>
@@ -304,11 +270,11 @@
       </w:pPr>
       <w:r>
         <w:rPr>
-          <w:rFonts w:ascii="宋体" w:eastAsia="宋体" w:hAnsi="宋体" w:cs="Arial"/>
-          <w:sz w:val="24"/>
-          <w:szCs w:val="28"/>
-        </w:rPr>
-        <w:t>上层交互结构为设备人机宠交互、状态可视化展示、环境视觉感知的核心功能区域，整体采用轴对称圆形流线型结构设计，结构曲率经过人机工程学优化，外观圆润亲和，无机械生硬感，可有效降低宠物对智能设备的陌生感与抵触感。本层级结构集成高清视觉感知取景窗口、环形氛围灯光安装卡槽、声学交互开孔、嵌入式传感预留位四大功能结构，所有功能区域采用内嵌式一体化设计，兼顾功能完整性、结构密封性与外观整体性。</w:t>
+          <w:rFonts w:ascii="宋体" w:eastAsia="宋体" w:hAnsi="宋体"/>
+          <w:sz w:val="24"/>
+          <w:szCs w:val="28"/>
+        </w:rPr>
+        <w:t>上层结构是机器人实现环境视觉感知、灯光状态提示、语音双向交互的核心功能区域，整体采用轴对称圆形流线造型，结合人机工程学优化曲面曲率，弱化机械设备自带的机械生硬感，降低宠物对智能设备的陌生感与抵触情绪。该区域集成视觉取景窗口、环形灯光安装卡槽、语音交互微孔以及传感器预留安装位，所有功能结构均采用内嵌一体化设计，在保证各项交互功能正常实现的前提下，维持机身外观整体性与密封性。</w:t>
       </w:r>
     </w:p>
     <w:p>
@@ -323,20 +289,20 @@
       </w:pPr>
       <w:r>
         <w:rPr>
-          <w:rFonts w:ascii="宋体" w:eastAsia="宋体" w:hAnsi="宋体" w:cs="Arial"/>
-          <w:sz w:val="24"/>
-          <w:szCs w:val="28"/>
-        </w:rPr>
-        <w:t>视觉感知区域采用精准对位式开窗设计，开窗角度、尺寸与OpenMV视觉模块取景视角精准匹配，开窗边缘做倒角磨砂处理，可有效规避光线反射、边缘遮挡、画面畸变等问题，保障视觉模块全域无遮挡、无干扰采集居家环境与宠物图像信息，为高精度目标识别与动态跟踪提供结构支撑。环形灯光模块采用内嵌式卡槽限位结构，灯带完全收纳于机身内部，仅保留柔光扩散面，既实现360°全域灯光状态可视化展示，又可避免灯带外露磨损、宠物触碰损坏，同时</w:t>
-      </w:r>
-      <w:r>
-        <w:rPr>
-          <w:rFonts w:ascii="宋体" w:eastAsia="宋体" w:hAnsi="宋体" w:cs="Arial"/>
+          <w:rFonts w:ascii="宋体" w:eastAsia="宋体" w:hAnsi="宋体"/>
+          <w:sz w:val="24"/>
+          <w:szCs w:val="28"/>
+        </w:rPr>
+        <w:t>视觉感知窗口根据OpenMV视觉模块实际取景视角精准开设，开窗尺寸、倾斜角度均经过多次实测校准，窗口边缘做磨砂倒角处理，避免平面反光造成画面畸变，同时杜绝机身结构遮挡镜头视野，保证视觉模块能够无遮挡采集室内</w:t>
+      </w:r>
+      <w:r>
+        <w:rPr>
+          <w:rFonts w:ascii="宋体" w:eastAsia="宋体" w:hAnsi="宋体"/>
           <w:sz w:val="24"/>
           <w:szCs w:val="28"/>
         </w:rPr>
         <w:lastRenderedPageBreak/>
-        <w:t>柔光扩散结构可弱化光线强度，避免强光直射刺激宠物眼部。</w:t>
+        <w:t>环境画面与宠物动态图像，为后端目标识别与跟随算法提供清晰可靠的图像数据源。环形氛围灯带采用内嵌卡槽固定方式，灯带整体收纳于机身内部，外部仅保留柔光扩散面板，既可以实现360°全域设备状态灯光提示，又能避免灯带直接外露造成物理损坏，同时柔光面板能够弱化光线强度，防止强光直射损伤宠物眼部。</w:t>
       </w:r>
     </w:p>
     <w:p>
@@ -344,18 +310,18 @@
         <w:spacing w:before="120" w:after="120" w:line="288" w:lineRule="auto"/>
         <w:ind w:firstLineChars="200" w:firstLine="480"/>
         <w:rPr>
-          <w:rFonts w:ascii="宋体" w:eastAsia="宋体" w:hAnsi="宋体"/>
-          <w:sz w:val="24"/>
-          <w:szCs w:val="28"/>
-        </w:rPr>
-      </w:pPr>
-      <w:r>
-        <w:rPr>
-          <w:rFonts w:ascii="宋体" w:eastAsia="宋体" w:hAnsi="宋体" w:cs="Arial"/>
-          <w:sz w:val="24"/>
-          <w:szCs w:val="28"/>
-        </w:rPr>
-        <w:t>声学交互区域采用矩阵式微孔开孔结构，开孔孔径均匀、排布规整、深度统一，在保障扬声器发声通透、麦克风收音精准、无杂音衰减的前提下，最大限度阻挡宠物毛发、粉尘、絮状物侵入机身内部，实现声学性能与防尘防护的双向平衡。同时开孔区域内置防尘海绵垫层，进一步优化收音与发声质量，隔绝环境细碎噪音，提升双向语音交互清晰度。整体上层结构高度经过精细化标定，机身顶面无突兀凸起结构，结构重心贴合机身中心，可有效降低设备运行晃动幅度，提升整机运行平稳性。</w:t>
+          <w:rFonts w:ascii="宋体" w:eastAsia="宋体" w:hAnsi="宋体" w:hint="eastAsia"/>
+          <w:sz w:val="24"/>
+          <w:szCs w:val="28"/>
+        </w:rPr>
+      </w:pPr>
+      <w:r>
+        <w:rPr>
+          <w:rFonts w:ascii="宋体" w:eastAsia="宋体" w:hAnsi="宋体"/>
+          <w:sz w:val="24"/>
+          <w:szCs w:val="28"/>
+        </w:rPr>
+        <w:t>语音交互区域采用均匀矩阵式微孔开孔设计，统一控制开孔孔径、排布密度与开孔深度，在保证扬声器发声通透、麦克风收音无衰减的基础上，阻挡宠物毛发与粉尘进入机身内部。开孔内侧加装高密度防尘海绵垫层，进一步过滤环境细碎噪音，提升双向语音对讲清晰度，同时保护内部音频元器件不受粉尘侵蚀。上层结构整体重心向机身中心靠拢，顶面无任何凸起结构，能够减少机器人运行过程中的机身晃动幅度，配合底部减震结构，进一步提升整机运行平稳性。</w:t>
       </w:r>
     </w:p>
     <w:p>
@@ -390,11 +356,11 @@
       </w:pPr>
       <w:r>
         <w:rPr>
-          <w:rFonts w:ascii="宋体" w:eastAsia="宋体" w:hAnsi="宋体" w:cs="Arial"/>
-          <w:sz w:val="24"/>
-          <w:szCs w:val="28"/>
-        </w:rPr>
-        <w:t>中层电气集成结构是整机的核心承载基体，承担所有电气元器件的固定、隔离、防护与散热核心功能，采用封闭式中空腔体结构设计，具备结构刚度高、空间利用率高、电磁隔离效果好、防护性能优异的工程优势。腔体内部通过一体化隔板完成功能分区隔离，精准划分主控电路区、通信模块区、电源储能区、稳压电路区、线路布线区五大独立区域，实现各类电气模块分区固定、独立运行，有效弱化不同电气模块之间的电磁串扰，从结构层面提升整机电气运行稳定性。</w:t>
+          <w:rFonts w:ascii="宋体" w:eastAsia="宋体" w:hAnsi="宋体"/>
+          <w:sz w:val="24"/>
+          <w:szCs w:val="28"/>
+        </w:rPr>
+        <w:t>中层腔体为整机核心承载基体，承担全部电气元器件固定隔离、电路防护与被动散热的关键作用，整体采用封闭式中空腔体结构，结构刚度充足、内部空间利用率高，同时能够实现良好的电磁隔离效果。腔体内部一体成型分隔隔板，将内部空间划分为主控电路安装区、无线通信模块区、锂电池储能区、稳压电路区以及线路布线区，不同电气模块分区独立安装运行，避免强电与弱电线路交叉排布，减少电机、通信模块工作时产生的电磁干扰，从机械结构层面提升整机电气系统运行稳定性。</w:t>
       </w:r>
     </w:p>
     <w:p>
@@ -409,11 +375,11 @@
       </w:pPr>
       <w:r>
         <w:rPr>
-          <w:rFonts w:ascii="宋体" w:eastAsia="宋体" w:hAnsi="宋体" w:cs="Arial"/>
-          <w:sz w:val="24"/>
-          <w:szCs w:val="28"/>
-        </w:rPr>
-        <w:t>腔体内部预留标准化布线卡槽与线束固定卡扣，所有线路采用规整化束线设计，严格规避线路杂乱缠绕、挤压磨损、弯折过度等问题，保障电气线路长期安全稳定导通。同时腔体侧壁预留均匀散热风道与散热间隙，结合ABS材料的导热散热特性，可及时散发电气模块工作产生的热量，避免机身内部积热导致的元器件高温老化、运行故障，实现被动式散热防护，无需额外加装散热风扇，有效控制设备体积与运行噪音。</w:t>
+          <w:rFonts w:ascii="宋体" w:eastAsia="宋体" w:hAnsi="宋体"/>
+          <w:sz w:val="24"/>
+          <w:szCs w:val="28"/>
+        </w:rPr>
+        <w:t>腔体内部预留标准化布线卡槽与线束卡扣，整机所有连接线路统一规整收纳，避免线路杂乱缠绕、过度弯折以及运行挤压磨损，保障电路长期稳定导通。腔体侧壁开设均匀分布的被动散热风道，依托ABS材料自身导热性能，及时散发主控芯片、电机驱动模块、通信模块工作产生的热量，无需额外加装散热风扇，既简化机身结构、降低整机运行噪音，又能避免内部积热导致元器件高温老化、程序死机等故障。</w:t>
       </w:r>
     </w:p>
     <w:p>
@@ -421,18 +387,18 @@
         <w:spacing w:before="120" w:after="120" w:line="288" w:lineRule="auto"/>
         <w:ind w:firstLineChars="200" w:firstLine="480"/>
         <w:rPr>
-          <w:rFonts w:ascii="宋体" w:eastAsia="宋体" w:hAnsi="宋体"/>
-          <w:sz w:val="24"/>
-          <w:szCs w:val="28"/>
-        </w:rPr>
-      </w:pPr>
-      <w:r>
-        <w:rPr>
-          <w:rFonts w:ascii="宋体" w:eastAsia="宋体" w:hAnsi="宋体" w:cs="Arial"/>
-          <w:sz w:val="24"/>
-          <w:szCs w:val="28"/>
-        </w:rPr>
-        <w:t>机身侧端采用隐藏式接口结构设计，将充电接口、设备复位按键、调试接口全部内嵌于机身凹槽内部，并配套可拆卸防尘防水胶塞，既保障设备充电、调试、复位的操作便捷性，又可有效阻挡粉尘、毛发、水汽侵入接口，避免接口氧化、接触不良、短路损坏等故障。中层腔体采用上下卡扣式密封装配工艺，装配间隙经过微米级校准，配合密封垫片实现半封闭防护，全方位保护内部精密电气元器件，适配居家复杂粉尘环境的长期运行需求。</w:t>
+          <w:rFonts w:ascii="宋体" w:eastAsia="宋体" w:hAnsi="宋体" w:hint="eastAsia"/>
+          <w:sz w:val="24"/>
+          <w:szCs w:val="28"/>
+        </w:rPr>
+      </w:pPr>
+      <w:r>
+        <w:rPr>
+          <w:rFonts w:ascii="宋体" w:eastAsia="宋体" w:hAnsi="宋体"/>
+          <w:sz w:val="24"/>
+          <w:szCs w:val="28"/>
+        </w:rPr>
+        <w:t>机身侧面调试接口、充电接口与复位按键全部采用隐藏式凹槽设计，配套可拆卸防尘防水胶塞，日常使用时封闭接口，阻隔粉尘、水汽与毛发侵入，避免接口氧化接触不良；设备调试与充电时可直接取下胶塞，兼顾使用便捷性与防护性能。中层腔体上下结构采用卡扣配合密封垫片的装配方式，微米级校准装配间隙，实现半封闭防护效果，全方位保护内部精密电气元件，适配居家多粉尘、多毛发的长期运行环境。</w:t>
       </w:r>
     </w:p>
     <w:p>
@@ -467,20 +433,12 @@
       </w:pPr>
       <w:r>
         <w:rPr>
-          <w:rFonts w:ascii="宋体" w:eastAsia="宋体" w:hAnsi="宋体" w:cs="Arial"/>
-          <w:sz w:val="24"/>
-          <w:szCs w:val="28"/>
-        </w:rPr>
-        <w:t>底层运动感知结构是设备实现全域位移、柔性避障、环境感知、平稳运行的核心载体，主要由高强度承重底盘、差分驱动轮系、辅助支撑万向轮、电机固定锁紧支架、环形传感器安装支架五大结构单元组成。底盘采用加厚高强度</w:t>
-      </w:r>
-      <w:r>
-        <w:rPr>
-          <w:rFonts w:ascii="宋体" w:eastAsia="宋体" w:hAnsi="宋体" w:cs="Arial"/>
+          <w:rFonts w:ascii="宋体" w:eastAsia="宋体" w:hAnsi="宋体"/>
           <w:sz w:val="24"/>
           <w:szCs w:val="28"/>
         </w:rPr>
         <w:lastRenderedPageBreak/>
-        <w:t>ABS板材一体成型，通过结构力学仿真优化底盘厚度与支撑点位，有效提升底盘抗冲击、抗形变能力，可长期抵御设备运行颠簸、轻微碰撞、地面挤压带来的结构应力，保障底盘长期平整不变形、运行无偏移。</w:t>
+        <w:t>底层底盘与运动感知结构是机器人实现全域移动、自主避障与平稳运行的基础载体，主要由承重底盘、差分驱动轮组、前置辅助万向轮、电机固定支架以及环形传感器安装支架组成。底盘选用加厚ABS板材一体成型，结合结构力学仿真结果优化底盘厚度与受力支撑点位，提升底盘抗冲击与抗形变能力，能够承受日常碰撞、地面颠簸带来的结构应力，长期运行不会出现底盘弯曲、形变偏移等问题，保障行走结构始终保持标准水平状态。</w:t>
       </w:r>
     </w:p>
     <w:p>
@@ -495,11 +453,11 @@
       </w:pPr>
       <w:r>
         <w:rPr>
-          <w:rFonts w:ascii="宋体" w:eastAsia="宋体" w:hAnsi="宋体" w:cs="Arial"/>
-          <w:sz w:val="24"/>
-          <w:szCs w:val="28"/>
-        </w:rPr>
-        <w:t>轮系结构采用双驱动轮+前置万向支撑轮的三点稳定支撑架构，符合机械静力学平衡原理，可最大限度保障机身水平度与运行平稳度。左右驱动轮选用静音防滑橡胶轮，轮面采用细密菱形防滑纹理设计，可有效提升与瓷砖、木地板、短毛地毯等居家地面的摩擦力，杜绝设备运行打滑、空转、轨迹偏移等问题；轮体内部做静音减震优化，可弱化设备运行摩擦噪音与震动，实现静音运行，适配居家安静陪护场景。驱动电机通过专用锁紧支架与底盘刚性固定，支架采用防松限位结构设计，搭配防震垫片，可有效抵消电机运行震动，避免电机松动、位移导致的动力输出偏差，保障动力传输精准、高效、无虚位。</w:t>
+          <w:rFonts w:ascii="宋体" w:eastAsia="宋体" w:hAnsi="宋体"/>
+          <w:sz w:val="24"/>
+          <w:szCs w:val="28"/>
+        </w:rPr>
+        <w:t>整机行走结构采用双驱动轮搭配前置万向轮的三点支撑结构，符合静力学平衡原理，从结构上保障机身直行、转向、弧形绕行全过程保持水平稳定。左右驱动轮选用静音防滑橡胶轮，轮面加工细密菱形防滑纹路，提升机身与木地板、瓷砖、短毛地毯等不同居家地面的摩擦力，解决机器人运行打滑、轨迹偏移、空转等常见问题；轮体内部增加减震结构，弱化机械摩擦震动与运行噪音，满足居家安静陪护的使用要求。驱动电机通过专用防松支架与底盘刚性固定，支架与底盘之间加装防震垫片，抵消电机高速运转产生的震动，避免电机松动导致动力输出偏差，保证动力传输无虚位、响应无滞后。</w:t>
       </w:r>
     </w:p>
     <w:p>
@@ -507,18 +465,18 @@
         <w:spacing w:before="120" w:after="120" w:line="288" w:lineRule="auto"/>
         <w:ind w:firstLineChars="200" w:firstLine="480"/>
         <w:rPr>
-          <w:rFonts w:ascii="宋体" w:eastAsia="宋体" w:hAnsi="宋体"/>
-          <w:sz w:val="24"/>
-          <w:szCs w:val="28"/>
-        </w:rPr>
-      </w:pPr>
-      <w:r>
-        <w:rPr>
-          <w:rFonts w:ascii="宋体" w:eastAsia="宋体" w:hAnsi="宋体" w:cs="Arial"/>
-          <w:sz w:val="24"/>
-          <w:szCs w:val="28"/>
-        </w:rPr>
-        <w:t>底盘外侧搭载一体化环形传感器安装支架，支架高度、角度经过多场景实测标定，可实现超声波、红外传感器360°无死角环形布局，精准规避机身结构遮挡、检测角度偏移等问题。支架采用轻量化镂空结构设计，在保障结构固定刚度的前提下，最大限度降低机身自重，同时减少杂物堆积，提升设备通行灵活性。底盘整体做圆角降阻优化，无突出刚性结构，可有效降低设备穿行狭窄空间、规避障碍物时的剐蹭阻力，提升复杂场景通行适配性。</w:t>
+          <w:rFonts w:ascii="宋体" w:eastAsia="宋体" w:hAnsi="宋体" w:hint="eastAsia"/>
+          <w:sz w:val="24"/>
+          <w:szCs w:val="28"/>
+        </w:rPr>
+      </w:pPr>
+      <w:r>
+        <w:rPr>
+          <w:rFonts w:ascii="宋体" w:eastAsia="宋体" w:hAnsi="宋体"/>
+          <w:sz w:val="24"/>
+          <w:szCs w:val="28"/>
+        </w:rPr>
+        <w:t>底盘外侧搭载一体化环形传感器支架，支架安装高度、探测角度经过多场景实测标定，可实现超声波与红外传感器360°无死角环绕布局，彻底规避机身结构遮挡探测视野的问题。支架采用轻量化镂空设计，在保证结构支撑强度的前提下降低机身自重，同时减少杂物堆积，提升机器人狭小空间通行能力。底盘所有外侧边角均做圆弧降阻处理，减少穿行家具缝隙、规避障碍物时的剐蹭阻力，进一步提升复杂居家场景的通行适配能力。</w:t>
       </w:r>
     </w:p>
     <w:p>
@@ -553,11 +511,11 @@
       </w:pPr>
       <w:r>
         <w:rPr>
-          <w:rFonts w:ascii="宋体" w:eastAsia="宋体" w:hAnsi="宋体" w:cs="Arial"/>
-          <w:sz w:val="24"/>
-          <w:szCs w:val="28"/>
-        </w:rPr>
-        <w:t>本项目创新设计内嵌式隐藏式智能喂食机构，整体集成收纳于中层腔体内部，不占用机身外部空间、不破坏整机流线型结构、不影响设备通行性能，是兼顾功能实用性、结构整体性与宠物安全性的核心创新结构。该机构由步进驱动电机、高精度线性滑轨、可拆卸食品托盘、双向限位缓冲结构、防尘收纳腔体组成，全程实现电动精准伸缩、平稳投放、延时回收的自动化运行逻辑，结构运行精度高、稳定性强、无卡顿无异响。</w:t>
+          <w:rFonts w:ascii="宋体" w:eastAsia="宋体" w:hAnsi="宋体"/>
+          <w:sz w:val="24"/>
+          <w:szCs w:val="28"/>
+        </w:rPr>
+        <w:t>本次设计搭载隐藏式内嵌智能喂食机构，整体完全收纳于中层腔体内部，不会破坏机身整体流线外形，也不会占用外部通行空间，兼顾喂食功能实用性、机身完整性与宠物交互安全性。整套喂食机构由步进驱动电机、线性传动滑轨、可拆卸食品托盘、双向缓冲限位结构以及防尘收纳腔体共同组成，依托步进电机精准控制传动行程，实现零食自动伸出投放、投喂完成自动收回的全自动化运行，机构运行平稳、定位精准且无明显运行异响。</w:t>
       </w:r>
     </w:p>
     <w:p>
@@ -572,11 +530,11 @@
       </w:pPr>
       <w:r>
         <w:rPr>
-          <w:rFonts w:ascii="宋体" w:eastAsia="宋体" w:hAnsi="宋体" w:cs="Arial"/>
-          <w:sz w:val="24"/>
-          <w:szCs w:val="28"/>
-        </w:rPr>
-        <w:t>机构采用高精度线性滑轨传动结构，替代传统丝杆传动方案，具备运行顺滑、定位精准、噪音极低、磨损量小的优势，可精准控制托盘伸缩行程与投放位置，保障零食投放均匀、无洒落、无卡滞。步进电机通过专用固定支架锁紧固定，传动配合间隙经过精细化校准，可有效消除传动虚位，提升喂食动作的精准度与一致性。非工作状态下，托盘完全收纳于防尘腔体内部，可有效隔绝灰尘、宠物毛发、空气水汽，避免食物残留霉变、机构堵塞卡顿，同时杜绝宠物啃咬外露机构造成的设备损坏与安全隐患。</w:t>
+          <w:rFonts w:ascii="宋体" w:eastAsia="宋体" w:hAnsi="宋体"/>
+          <w:sz w:val="24"/>
+          <w:szCs w:val="28"/>
+        </w:rPr>
+        <w:t>相较于传统丝杆传动结构，本次选用线性滑轨传动方案，运行顺滑度更高、传动间隙更小、运行噪音更低，能够精准控制托盘伸出距离与投放位置，避免零食洒落、投喂卡顿等问题。步进电机通过锁紧支架固定安装，出厂前统一校准传动配合间隙，消除机械传动虚位，保证每一次投喂动作一致性较高。设备待机与非投喂状态下，托盘完全收纳在防尘腔体内部，隔绝空气水汽、宠物毛发与灰尘，防止零食受潮变质，同时避免外露传动结构被宠物啃咬损坏，消除安全隐患。</w:t>
       </w:r>
     </w:p>
     <w:p>
@@ -584,27 +542,19 @@
         <w:spacing w:before="120" w:after="120" w:line="288" w:lineRule="auto"/>
         <w:ind w:firstLineChars="200" w:firstLine="480"/>
         <w:rPr>
-          <w:rFonts w:ascii="宋体" w:eastAsia="宋体" w:hAnsi="宋体"/>
-          <w:sz w:val="24"/>
-          <w:szCs w:val="28"/>
-        </w:rPr>
-      </w:pPr>
-      <w:r>
-        <w:rPr>
-          <w:rFonts w:ascii="宋体" w:eastAsia="宋体" w:hAnsi="宋体" w:cs="Arial"/>
-          <w:sz w:val="24"/>
-          <w:szCs w:val="28"/>
-        </w:rPr>
-        <w:t>喂食托盘采用食品级可拆卸卡扣式设计，结构拆装便捷，便于用户定期清洗消毒，杜绝食物残留滋生细菌，保障宠物饮食卫生；托盘边缘采用圆弧过渡设计，无尖锐边角，避免伸缩运行过程中剐蹭机身、划伤宠物。机构两端增设</w:t>
-      </w:r>
-      <w:r>
-        <w:rPr>
-          <w:rFonts w:ascii="宋体" w:eastAsia="宋体" w:hAnsi="宋体" w:cs="Arial"/>
+          <w:rFonts w:ascii="宋体" w:eastAsia="宋体" w:hAnsi="宋体" w:hint="eastAsia"/>
+          <w:sz w:val="24"/>
+          <w:szCs w:val="28"/>
+        </w:rPr>
+      </w:pPr>
+      <w:r>
+        <w:rPr>
+          <w:rFonts w:ascii="宋体" w:eastAsia="宋体" w:hAnsi="宋体"/>
           <w:sz w:val="24"/>
           <w:szCs w:val="28"/>
         </w:rPr>
         <w:lastRenderedPageBreak/>
-        <w:t>弹性限位缓冲结构，可有效吸收伸缩运行的冲击应力，避免刚性撞击导致的结构磨损、机身震动与运行异响，大幅提升喂食机构的运行稳定性与使用寿命，适配长期高频次自动化投喂工作场景。</w:t>
+        <w:t>喂食托盘采用食品级可拆卸结构，卡扣式拆装方式无需借助工具，方便用户定期清洗消毒，避免食物残留滋生细菌，保障宠物饮食卫生。托盘边缘全部做圆弧钝化处理，运行过程中不会剐蹭机身内部结构，也不会对宠物造成物理划伤。机构两端加装弹性缓冲结构，吸收托盘伸缩运行产生的机械冲击应力，避免刚性撞击带来的机身震动与结构磨损，提升喂食机构使用寿命，适配长期高频次自动投喂的工作需求。</w:t>
       </w:r>
     </w:p>
     <w:p>
@@ -632,35 +582,18 @@
         <w:spacing w:before="120" w:after="120" w:line="288" w:lineRule="auto"/>
         <w:ind w:firstLineChars="200" w:firstLine="480"/>
         <w:rPr>
-          <w:rFonts w:ascii="宋体" w:eastAsia="宋体" w:hAnsi="宋体"/>
-          <w:sz w:val="24"/>
-          <w:szCs w:val="28"/>
-        </w:rPr>
-      </w:pPr>
-      <w:r>
-        <w:rPr>
-          <w:rFonts w:ascii="宋体" w:eastAsia="宋体" w:hAnsi="宋体" w:cs="Arial"/>
-          <w:sz w:val="24"/>
-          <w:szCs w:val="28"/>
-        </w:rPr>
-        <w:t>为保障整机结构满足居家场景长期稳定运行、高适配、高安全的工程要求，本项目遵循</w:t>
-      </w:r>
-      <w:r>
-        <w:rPr>
-          <w:rFonts w:ascii="宋体" w:eastAsia="宋体" w:hAnsi="宋体" w:cs="Arial"/>
-          <w:b/>
-          <w:sz w:val="24"/>
-          <w:szCs w:val="28"/>
-        </w:rPr>
-        <w:t>零部件精度校验-整机装配调试-多场景力学适配-迭代优化升级</w:t>
-      </w:r>
-      <w:r>
-        <w:rPr>
-          <w:rFonts w:ascii="宋体" w:eastAsia="宋体" w:hAnsi="宋体" w:cs="Arial"/>
-          <w:sz w:val="24"/>
-          <w:szCs w:val="28"/>
-        </w:rPr>
-        <w:t>的四级递进式工程调试流程，从结构尺寸精度、装配配合度、力学稳定性、场景适配性、安全可靠性五大维度开展系统性测试与优化，精准解决结构干涉、运行晃动、通行卡顿、防护不足等工程问题，实现机械结构与电气系统、智能功能、居家场景的深度适配。</w:t>
+          <w:rFonts w:ascii="宋体" w:eastAsia="宋体" w:hAnsi="宋体" w:hint="eastAsia"/>
+          <w:sz w:val="24"/>
+          <w:szCs w:val="28"/>
+        </w:rPr>
+      </w:pPr>
+      <w:r>
+        <w:rPr>
+          <w:rFonts w:ascii="宋体" w:eastAsia="宋体" w:hAnsi="宋体"/>
+          <w:sz w:val="24"/>
+          <w:szCs w:val="28"/>
+        </w:rPr>
+        <w:t>为保证整机机械结构匹配软硬件运行逻辑，同时满足居家长期稳定运行、高安全性、高适配性的工程要求，本次遵循零部件精度校验、整机装配调试、多场景实测适配、结构迭代优化四级递进调试流程，从加工精度、装配配合度、力学稳定性、场景适配性、使用安全性五个维度开展全面测试，针对性解决结构干涉、运行晃动、通行卡顿、防护不足等实际工程问题，完成机械结构与电气系统、控制算法、居家使用场景的全方位适配。</w:t>
       </w:r>
     </w:p>
     <w:p>
@@ -688,18 +621,18 @@
         <w:spacing w:before="120" w:after="120" w:line="288" w:lineRule="auto"/>
         <w:ind w:firstLineChars="200" w:firstLine="480"/>
         <w:rPr>
-          <w:rFonts w:ascii="宋体" w:eastAsia="宋体" w:hAnsi="宋体"/>
-          <w:sz w:val="24"/>
-          <w:szCs w:val="28"/>
-        </w:rPr>
-      </w:pPr>
-      <w:r>
-        <w:rPr>
-          <w:rFonts w:ascii="宋体" w:eastAsia="宋体" w:hAnsi="宋体" w:cs="Arial"/>
-          <w:sz w:val="24"/>
-          <w:szCs w:val="28"/>
-        </w:rPr>
-        <w:t>整机装配前，对所有3D打印结构件、标准五金件、传动部件、固定支架开展全尺寸精度检测与形位公差校验，严格筛选形变、尺寸偏差、配合间隙超差、表面瑕疵的不合格部件，从源头保障装配精度。重点校验传动滑轨、电机固定支架、传感器安装座、轮系连接件等精密运动与定位部件的配合精度，微调结构尺寸与装配间隙，确保各部件贴合紧密、定位精准、拆装顺畅、无卡顿无松动。同时开展部件力学性能抽检，验证结构件抗冲击、抗形变能力，保障零部件满足长期运行的力学承载要求。</w:t>
+          <w:rFonts w:ascii="宋体" w:eastAsia="宋体" w:hAnsi="宋体" w:hint="eastAsia"/>
+          <w:sz w:val="24"/>
+          <w:szCs w:val="28"/>
+        </w:rPr>
+      </w:pPr>
+      <w:r>
+        <w:rPr>
+          <w:rFonts w:ascii="宋体" w:eastAsia="宋体" w:hAnsi="宋体"/>
+          <w:sz w:val="24"/>
+          <w:szCs w:val="28"/>
+        </w:rPr>
+        <w:t>整机装配前期，对所有3D打印结构件、标准五金连接件、传动构件以及各类固定支架开展全尺寸公差检测与外观筛查，剔除尺寸偏差过大、形位公差超标、表面存在裂痕形变的不合格零部件，从源头保障整机装配精度。重点针对电机固定支架、传感器安装座、喂食传动滑轨、行走轮连接件等精密运动部件开展配合度检测，微调装配间隙，保证零部件贴合紧密、拆装顺畅、运行无卡顿。同时抽样开展结构力学冲击测试，验证结构件抗磕碰、抗形变能力，确认所有零部件均可满足设备长期连续运行的力学承载要求。</w:t>
       </w:r>
     </w:p>
     <w:p>
@@ -727,18 +660,18 @@
         <w:spacing w:before="120" w:after="120" w:line="288" w:lineRule="auto"/>
         <w:ind w:firstLineChars="200" w:firstLine="480"/>
         <w:rPr>
-          <w:rFonts w:ascii="宋体" w:eastAsia="宋体" w:hAnsi="宋体"/>
-          <w:sz w:val="24"/>
-          <w:szCs w:val="28"/>
-        </w:rPr>
-      </w:pPr>
-      <w:r>
-        <w:rPr>
-          <w:rFonts w:ascii="宋体" w:eastAsia="宋体" w:hAnsi="宋体" w:cs="Arial"/>
-          <w:sz w:val="24"/>
-          <w:szCs w:val="28"/>
-        </w:rPr>
-        <w:t>完成零部件精度校验后，开展整机一体化装配集成调试，严格按照分层装配、先内后外、先固定后布线的装配工艺完成整机组装。装配完成后，重点排查结构干涉、部件松动、线路挤压、视野遮挡、传动卡顿等核心问题，紧固所有连接件与固定结构，规整内部线束与电气模块布局，优化传感器安装角度、轮系平行度、喂食机构行程参数。同时校准整机水平度与重心位置，修正轮系偏移、机身倾斜、重心失衡等问题，保障设备直行、转向、弧形绕行、启停制动等全运动工况平稳无晃动、无偏移、无异响，实现机械结构装配零误差、干涉零残留。</w:t>
+          <w:rFonts w:ascii="宋体" w:eastAsia="宋体" w:hAnsi="宋体" w:hint="eastAsia"/>
+          <w:sz w:val="24"/>
+          <w:szCs w:val="28"/>
+        </w:rPr>
+      </w:pPr>
+      <w:r>
+        <w:rPr>
+          <w:rFonts w:ascii="宋体" w:eastAsia="宋体" w:hAnsi="宋体"/>
+          <w:sz w:val="24"/>
+          <w:szCs w:val="28"/>
+        </w:rPr>
+        <w:t>零部件检测合格后，按照分层装配、先内后外、硬件固定在前、线路排布在后的标准工艺流程完成整机装配。装配完成后全面排查内部结构干涉、紧固件松动、线路挤压弯折、传感器视野遮挡、传动机构卡顿等装配问题，重新紧固所有连接件，规整内部线束排布，统一校准传感器安装角度、行走轮平行度以及喂食机构最大伸缩行程。同时检测整机重心分布与机身水平度，修正轮组偏移、机身倾斜、重心失衡等问题，保证机器人直行、转向、弧形绕行、启停制动等全部运动工况下机身平稳无晃动、运行轨迹无偏移、整机无机械异响。</w:t>
       </w:r>
     </w:p>
     <w:p>
@@ -766,27 +699,19 @@
         <w:spacing w:before="120" w:after="120" w:line="288" w:lineRule="auto"/>
         <w:ind w:firstLineChars="200" w:firstLine="480"/>
         <w:rPr>
-          <w:rFonts w:ascii="宋体" w:eastAsia="宋体" w:hAnsi="宋体"/>
-          <w:sz w:val="24"/>
-          <w:szCs w:val="28"/>
-        </w:rPr>
-      </w:pPr>
-      <w:r>
-        <w:rPr>
-          <w:rFonts w:ascii="宋体" w:eastAsia="宋体" w:hAnsi="宋体" w:cs="Arial"/>
-          <w:sz w:val="24"/>
-          <w:szCs w:val="28"/>
-        </w:rPr>
-        <w:t>模拟家庭复杂居家场景开展全域通行与适配性测试，涵盖狭窄过道、低矮家具间隙、凹凸地面、多障碍物密集区域、地毯软性地面等典型工况，针对性</w:t>
-      </w:r>
-      <w:r>
-        <w:rPr>
-          <w:rFonts w:ascii="宋体" w:eastAsia="宋体" w:hAnsi="宋体" w:cs="Arial"/>
+          <w:rFonts w:ascii="宋体" w:eastAsia="宋体" w:hAnsi="宋体" w:hint="eastAsia"/>
+          <w:sz w:val="24"/>
+          <w:szCs w:val="28"/>
+        </w:rPr>
+      </w:pPr>
+      <w:r>
+        <w:rPr>
+          <w:rFonts w:ascii="宋体" w:eastAsia="宋体" w:hAnsi="宋体"/>
           <w:sz w:val="24"/>
           <w:szCs w:val="28"/>
         </w:rPr>
         <w:lastRenderedPageBreak/>
-        <w:t>测试设备通行能力、避障灵活性、结构抗剐蹭性能与运行稳定性。针对实测过程中出现的底盘剐蹭、通行卡顿、传感器视野遮挡、机身震动过大等问题，定向优化结构细节参数，微调底盘离地高度、机身圆角曲率、支架布局位置，进一步提升设备复杂场景适配能力。同时开展宠物互动场景实测，验证机身圆润结构的宠物友好性，杜绝设备结构对宠物造成压迫感与物理伤害。</w:t>
+        <w:t>模拟家庭真实使用环境开展通行与交互实测，测试场景包含狭窄过道、低矮家具底部间隙、凹凸不平地面、多障碍物密集区域以及短毛地毯软性地面，重点检测机器人通行能力、避障灵活性、机身抗剐蹭能力与长时间运行稳定性。针对实测过程中出现的底盘剐蹭地面、狭小空间通行卡顿、传感器支架震动偏移、机身运行震动过大等问题，针对性微调底盘离地高度、机身圆弧曲率以及传感器支架安装位置，优化机身通行性能。同时开展宠物近距离互动实测，验证圆润机身结构的宠物友好性，确认机身结构不会对宠物产生空间压迫感与物理伤害。</w:t>
       </w:r>
     </w:p>
     <w:p>
@@ -821,11 +746,11 @@
       </w:pPr>
       <w:r>
         <w:rPr>
-          <w:rFonts w:ascii="宋体" w:eastAsia="宋体" w:hAnsi="宋体" w:cs="Arial"/>
-          <w:sz w:val="24"/>
-          <w:szCs w:val="28"/>
-        </w:rPr>
-        <w:t>结合多轮实测数据与工程调试结果，开展整机结构精细化迭代优化，全方位提升结构可靠性、耐用性与智能化适配性。在减震降噪优化方面，于底盘承重点位增设高弹性防震防滑垫片，有效吸收设备运行震动应力，降低机械运行噪音与地面磨损，进一步提升运行平顺性；在传动可靠性方面，优化喂食机构双向限位结构，升级缓冲阻尼参数，彻底解决长期运行导致的行程偏移、传动卡顿问题；在感知稳定性方面，迭代升级传感器固定支架结构，采用一体化加固设计，提升支架抗震动、抗形变能力，保障传感器检测角度长期精准无偏移。</w:t>
+          <w:rFonts w:ascii="宋体" w:eastAsia="宋体" w:hAnsi="宋体"/>
+          <w:sz w:val="24"/>
+          <w:szCs w:val="28"/>
+        </w:rPr>
+        <w:t>结合多轮装配调试与实景运行测试数据，对整机结构开展精细化迭代优化，进一步提升结构可靠性、耐用性与软硬件适配度。在减震降噪优化方面，于底盘所有受力支撑点位加装高弹性防震防滑垫片，吸收电机运转与地面颠簸产生的震动应力，进一步降低机械运行噪音与地面磨损，提升运行平顺性；在传动结构优化方面，升级喂食机构双向缓冲阻尼参数，解决长期运行后出现的行程偏移、传动卡顿问题；在感知结构优化方面，将分体式传感器支架改为一体化加固结构，提升支架抗震动形变能力，保证传感器探测角度长期保持精准，不会随运行震动发生偏移。</w:t>
       </w:r>
     </w:p>
     <w:p>
@@ -833,1215 +758,20 @@
         <w:spacing w:before="120" w:after="120" w:line="288" w:lineRule="auto"/>
         <w:ind w:firstLineChars="200" w:firstLine="480"/>
         <w:rPr>
-          <w:rFonts w:ascii="宋体" w:eastAsia="宋体" w:hAnsi="宋体"/>
-          <w:sz w:val="24"/>
-          <w:szCs w:val="28"/>
-        </w:rPr>
-      </w:pPr>
-      <w:r>
-        <w:rPr>
-          <w:rFonts w:ascii="宋体" w:eastAsia="宋体" w:hAnsi="宋体" w:cs="Arial"/>
-          <w:sz w:val="24"/>
-          <w:szCs w:val="28"/>
-        </w:rPr>
-        <w:t>此外，优化机身整体防尘密封结构，细化各装配间隙的防尘设计，减少宠物毛发、粉尘侵入机身内部，降低电气模块故障概率；精简机身冗余结构，进一步压缩整机体积，强化小型化、轻量化优势，同时预留充足的散热空间与功能拓展接口，为后期设备功能迭代、硬件升级、结构改造提供充足的工程冗余，实现结构设计的实用性、可靠性、可拓展性三重工程目标。</w:t>
-      </w:r>
-    </w:p>
-    <w:p>
-      <w:pPr>
-        <w:pStyle w:val="21bc9c4b-6a32-43e5-beaa-fd2d792c5735"/>
-        <w:jc w:val="center"/>
-      </w:pPr>
-      <w:bookmarkStart w:id="0" w:name="_Toc232666176"/>
-      <w:r>
-        <w:rPr>
-          <w:rFonts w:hint="eastAsia"/>
-        </w:rPr>
-        <w:t>参考文献</w:t>
-      </w:r>
-      <w:bookmarkEnd w:id="0"/>
-    </w:p>
-    <w:p>
-      <w:pPr>
-        <w:pStyle w:val="a9"/>
-        <w:numPr>
-          <w:ilvl w:val="0"/>
-          <w:numId w:val="1"/>
-        </w:numPr>
-        <w:spacing w:after="160" w:line="278" w:lineRule="auto"/>
-        <w:contextualSpacing w:val="0"/>
-        <w:jc w:val="left"/>
-        <w:rPr>
-          <w:rFonts w:ascii="Times New Roman" w:eastAsia="宋体" w:hAnsi="Times New Roman" w:cs="Times New Roman"/>
-        </w:rPr>
-      </w:pPr>
-      <w:r>
-        <w:rPr>
-          <w:rFonts w:ascii="Times New Roman" w:eastAsia="宋体" w:hAnsi="Times New Roman" w:cs="Times New Roman"/>
-        </w:rPr>
-        <w:t>钟豪</w:t>
-      </w:r>
-      <w:r>
-        <w:rPr>
-          <w:rFonts w:ascii="Times New Roman" w:eastAsia="宋体" w:hAnsi="Times New Roman" w:cs="Times New Roman"/>
-        </w:rPr>
-        <w:t>,</w:t>
-      </w:r>
-      <w:r>
-        <w:rPr>
-          <w:rFonts w:ascii="Times New Roman" w:eastAsia="宋体" w:hAnsi="Times New Roman" w:cs="Times New Roman"/>
-        </w:rPr>
-        <w:t>吴文福</w:t>
-      </w:r>
-      <w:r>
-        <w:rPr>
-          <w:rFonts w:ascii="Times New Roman" w:eastAsia="宋体" w:hAnsi="Times New Roman" w:cs="Times New Roman"/>
-        </w:rPr>
-        <w:t>,</w:t>
-      </w:r>
-      <w:r>
-        <w:rPr>
-          <w:rFonts w:ascii="Times New Roman" w:eastAsia="宋体" w:hAnsi="Times New Roman" w:cs="Times New Roman"/>
-        </w:rPr>
-        <w:t>尹慧敏</w:t>
-      </w:r>
-      <w:r>
-        <w:rPr>
-          <w:rFonts w:ascii="Times New Roman" w:eastAsia="宋体" w:hAnsi="Times New Roman" w:cs="Times New Roman"/>
-        </w:rPr>
-        <w:t>,</w:t>
-      </w:r>
-      <w:r>
-        <w:rPr>
-          <w:rFonts w:ascii="Times New Roman" w:eastAsia="宋体" w:hAnsi="Times New Roman" w:cs="Times New Roman"/>
-        </w:rPr>
-        <w:t>等</w:t>
-      </w:r>
-      <w:r>
-        <w:rPr>
-          <w:rFonts w:ascii="Times New Roman" w:eastAsia="宋体" w:hAnsi="Times New Roman" w:cs="Times New Roman"/>
-        </w:rPr>
-        <w:t>.</w:t>
-      </w:r>
-      <w:r>
-        <w:rPr>
-          <w:rFonts w:ascii="Times New Roman" w:eastAsia="宋体" w:hAnsi="Times New Roman" w:cs="Times New Roman"/>
-        </w:rPr>
-        <w:t>基于</w:t>
-      </w:r>
-      <w:r>
-        <w:rPr>
-          <w:rFonts w:ascii="Times New Roman" w:eastAsia="宋体" w:hAnsi="Times New Roman" w:cs="Times New Roman"/>
-        </w:rPr>
-        <w:t>STM32</w:t>
-      </w:r>
-      <w:r>
-        <w:rPr>
-          <w:rFonts w:ascii="Times New Roman" w:eastAsia="宋体" w:hAnsi="Times New Roman" w:cs="Times New Roman"/>
-        </w:rPr>
-        <w:t>与物联网的粮仓智能巡检机器人系统设计</w:t>
-      </w:r>
-      <w:r>
-        <w:rPr>
-          <w:rFonts w:ascii="Times New Roman" w:eastAsia="宋体" w:hAnsi="Times New Roman" w:cs="Times New Roman"/>
-        </w:rPr>
-        <w:t>[J/OL].</w:t>
-      </w:r>
-      <w:r>
-        <w:rPr>
-          <w:rFonts w:ascii="Times New Roman" w:eastAsia="宋体" w:hAnsi="Times New Roman" w:cs="Times New Roman"/>
-        </w:rPr>
-        <w:t>吉林农业大学学报</w:t>
-      </w:r>
-      <w:r>
-        <w:rPr>
-          <w:rFonts w:ascii="Times New Roman" w:eastAsia="宋体" w:hAnsi="Times New Roman" w:cs="Times New Roman"/>
-        </w:rPr>
-        <w:t>,1-12[2026-04-17].https://link.cnki.net/urlid/22.1100.S.20260411.1456.002.</w:t>
-      </w:r>
-    </w:p>
-    <w:p>
-      <w:pPr>
-        <w:pStyle w:val="a9"/>
-        <w:numPr>
-          <w:ilvl w:val="0"/>
-          <w:numId w:val="1"/>
-        </w:numPr>
-        <w:spacing w:after="160" w:line="278" w:lineRule="auto"/>
-        <w:contextualSpacing w:val="0"/>
-        <w:jc w:val="left"/>
-        <w:rPr>
-          <w:rFonts w:ascii="Times New Roman" w:eastAsia="宋体" w:hAnsi="Times New Roman" w:cs="Times New Roman"/>
-        </w:rPr>
-      </w:pPr>
-      <w:r>
-        <w:rPr>
-          <w:rFonts w:ascii="Times New Roman" w:eastAsia="宋体" w:hAnsi="Times New Roman" w:cs="Times New Roman"/>
-        </w:rPr>
-        <w:t>张茜</w:t>
-      </w:r>
-      <w:r>
-        <w:rPr>
-          <w:rFonts w:ascii="Times New Roman" w:eastAsia="宋体" w:hAnsi="Times New Roman" w:cs="Times New Roman"/>
-        </w:rPr>
-        <w:t>,</w:t>
-      </w:r>
-      <w:r>
-        <w:rPr>
-          <w:rFonts w:ascii="Times New Roman" w:eastAsia="宋体" w:hAnsi="Times New Roman" w:cs="Times New Roman"/>
-        </w:rPr>
-        <w:t>郭博雨</w:t>
-      </w:r>
-      <w:r>
-        <w:rPr>
-          <w:rFonts w:ascii="Times New Roman" w:eastAsia="宋体" w:hAnsi="Times New Roman" w:cs="Times New Roman"/>
-        </w:rPr>
-        <w:t>.</w:t>
-      </w:r>
-      <w:r>
-        <w:rPr>
-          <w:rFonts w:ascii="Times New Roman" w:eastAsia="宋体" w:hAnsi="Times New Roman" w:cs="Times New Roman"/>
-        </w:rPr>
-        <w:t>基于</w:t>
-      </w:r>
-      <w:r>
-        <w:rPr>
-          <w:rFonts w:ascii="Times New Roman" w:eastAsia="宋体" w:hAnsi="Times New Roman" w:cs="Times New Roman"/>
-        </w:rPr>
-        <w:t>ROS</w:t>
-      </w:r>
-      <w:r>
-        <w:rPr>
-          <w:rFonts w:ascii="Times New Roman" w:eastAsia="宋体" w:hAnsi="Times New Roman" w:cs="Times New Roman"/>
-        </w:rPr>
-        <w:t>的自主跟随式医疗辅助机器人设计</w:t>
-      </w:r>
-      <w:r>
-        <w:rPr>
-          <w:rFonts w:ascii="Times New Roman" w:eastAsia="宋体" w:hAnsi="Times New Roman" w:cs="Times New Roman"/>
-        </w:rPr>
-        <w:t>[J].</w:t>
-      </w:r>
-      <w:r>
-        <w:rPr>
-          <w:rFonts w:ascii="Times New Roman" w:eastAsia="宋体" w:hAnsi="Times New Roman" w:cs="Times New Roman"/>
-        </w:rPr>
-        <w:t>自动化应用</w:t>
-      </w:r>
-      <w:r>
-        <w:rPr>
-          <w:rFonts w:ascii="Times New Roman" w:eastAsia="宋体" w:hAnsi="Times New Roman" w:cs="Times New Roman"/>
-        </w:rPr>
-        <w:t>,2025,66(06):28-29+32.DOI:10.19769/j.zdhy.2025.06.009.</w:t>
-      </w:r>
-    </w:p>
-    <w:p>
-      <w:pPr>
-        <w:pStyle w:val="a9"/>
-        <w:numPr>
-          <w:ilvl w:val="0"/>
-          <w:numId w:val="1"/>
-        </w:numPr>
-        <w:spacing w:after="160" w:line="278" w:lineRule="auto"/>
-        <w:contextualSpacing w:val="0"/>
-        <w:jc w:val="left"/>
-        <w:rPr>
-          <w:rFonts w:ascii="Times New Roman" w:eastAsia="宋体" w:hAnsi="Times New Roman" w:cs="Times New Roman"/>
-        </w:rPr>
-      </w:pPr>
-      <w:r>
-        <w:rPr>
-          <w:rFonts w:ascii="Times New Roman" w:eastAsia="宋体" w:hAnsi="Times New Roman" w:cs="Times New Roman"/>
-        </w:rPr>
-        <w:t>翟延超</w:t>
-      </w:r>
-      <w:r>
-        <w:rPr>
-          <w:rFonts w:ascii="Times New Roman" w:eastAsia="宋体" w:hAnsi="Times New Roman" w:cs="Times New Roman"/>
-        </w:rPr>
-        <w:t>.</w:t>
-      </w:r>
-      <w:r>
-        <w:rPr>
-          <w:rFonts w:ascii="Times New Roman" w:eastAsia="宋体" w:hAnsi="Times New Roman" w:cs="Times New Roman"/>
-        </w:rPr>
-        <w:t>基于多传感器融合的自主跟随机器人关键技术研究</w:t>
-      </w:r>
-      <w:r>
-        <w:rPr>
-          <w:rFonts w:ascii="Times New Roman" w:eastAsia="宋体" w:hAnsi="Times New Roman" w:cs="Times New Roman"/>
-        </w:rPr>
-        <w:t>[D].</w:t>
-      </w:r>
-      <w:r>
-        <w:rPr>
-          <w:rFonts w:ascii="Times New Roman" w:eastAsia="宋体" w:hAnsi="Times New Roman" w:cs="Times New Roman"/>
-        </w:rPr>
-        <w:t>西安建筑科技大学</w:t>
-      </w:r>
-      <w:r>
-        <w:rPr>
-          <w:rFonts w:ascii="Times New Roman" w:eastAsia="宋体" w:hAnsi="Times New Roman" w:cs="Times New Roman"/>
-        </w:rPr>
-        <w:t>,2024.DOI:10.27393/d.cnki.gxazu.2024.000606.</w:t>
-      </w:r>
-    </w:p>
-    <w:p>
-      <w:pPr>
-        <w:pStyle w:val="a9"/>
-        <w:numPr>
-          <w:ilvl w:val="0"/>
-          <w:numId w:val="1"/>
-        </w:numPr>
-        <w:spacing w:after="160" w:line="278" w:lineRule="auto"/>
-        <w:contextualSpacing w:val="0"/>
-        <w:jc w:val="left"/>
-        <w:rPr>
-          <w:rFonts w:ascii="Times New Roman" w:eastAsia="宋体" w:hAnsi="Times New Roman" w:cs="Times New Roman"/>
-        </w:rPr>
-      </w:pPr>
-      <w:r>
-        <w:rPr>
-          <w:rFonts w:ascii="Times New Roman" w:eastAsia="宋体" w:hAnsi="Times New Roman" w:cs="Times New Roman"/>
-        </w:rPr>
-        <w:t>李紫妍</w:t>
-      </w:r>
-      <w:r>
-        <w:rPr>
-          <w:rFonts w:ascii="Times New Roman" w:eastAsia="宋体" w:hAnsi="Times New Roman" w:cs="Times New Roman"/>
-        </w:rPr>
-        <w:t>.</w:t>
-      </w:r>
-      <w:r>
-        <w:rPr>
-          <w:rFonts w:ascii="Times New Roman" w:eastAsia="宋体" w:hAnsi="Times New Roman" w:cs="Times New Roman"/>
-        </w:rPr>
-        <w:t>基于情感共生理念的宠物犬陪伴机器人设计研究</w:t>
-      </w:r>
-      <w:r>
-        <w:rPr>
-          <w:rFonts w:ascii="Times New Roman" w:eastAsia="宋体" w:hAnsi="Times New Roman" w:cs="Times New Roman"/>
-        </w:rPr>
-        <w:t>[D].</w:t>
-      </w:r>
-      <w:r>
-        <w:rPr>
-          <w:rFonts w:ascii="Times New Roman" w:eastAsia="宋体" w:hAnsi="Times New Roman" w:cs="Times New Roman"/>
-        </w:rPr>
-        <w:t>北京化工大学</w:t>
-      </w:r>
-      <w:r>
-        <w:rPr>
-          <w:rFonts w:ascii="Times New Roman" w:eastAsia="宋体" w:hAnsi="Times New Roman" w:cs="Times New Roman"/>
-        </w:rPr>
-        <w:t>,2024.DOI:10.26939/d.cnki.gbhgu.2024.000439.</w:t>
-      </w:r>
-    </w:p>
-    <w:p>
-      <w:pPr>
-        <w:pStyle w:val="a9"/>
-        <w:numPr>
-          <w:ilvl w:val="0"/>
-          <w:numId w:val="1"/>
-        </w:numPr>
-        <w:spacing w:after="160" w:line="278" w:lineRule="auto"/>
-        <w:contextualSpacing w:val="0"/>
-        <w:jc w:val="left"/>
-        <w:rPr>
-          <w:rFonts w:ascii="Times New Roman" w:eastAsia="宋体" w:hAnsi="Times New Roman" w:cs="Times New Roman"/>
-        </w:rPr>
-      </w:pPr>
-      <w:r>
-        <w:rPr>
-          <w:rFonts w:ascii="Times New Roman" w:eastAsia="宋体" w:hAnsi="Times New Roman" w:cs="Times New Roman"/>
-        </w:rPr>
-        <w:t>李敏</w:t>
-      </w:r>
-      <w:r>
-        <w:rPr>
-          <w:rFonts w:ascii="Times New Roman" w:eastAsia="宋体" w:hAnsi="Times New Roman" w:cs="Times New Roman"/>
-        </w:rPr>
-        <w:t>,</w:t>
-      </w:r>
-      <w:r>
-        <w:rPr>
-          <w:rFonts w:ascii="Times New Roman" w:eastAsia="宋体" w:hAnsi="Times New Roman" w:cs="Times New Roman"/>
-        </w:rPr>
-        <w:t>李嘉</w:t>
-      </w:r>
-      <w:r>
-        <w:rPr>
-          <w:rFonts w:ascii="Times New Roman" w:eastAsia="宋体" w:hAnsi="Times New Roman" w:cs="Times New Roman"/>
-        </w:rPr>
-        <w:t>.</w:t>
-      </w:r>
-      <w:r>
-        <w:rPr>
-          <w:rFonts w:ascii="Times New Roman" w:eastAsia="宋体" w:hAnsi="Times New Roman" w:cs="Times New Roman"/>
-        </w:rPr>
-        <w:t>基于宠物心理角度的宠物陪伴型机器人设计研究</w:t>
-      </w:r>
-      <w:r>
-        <w:rPr>
-          <w:rFonts w:ascii="Times New Roman" w:eastAsia="宋体" w:hAnsi="Times New Roman" w:cs="Times New Roman"/>
-        </w:rPr>
-        <w:t>[J].</w:t>
-      </w:r>
-      <w:r>
-        <w:rPr>
-          <w:rFonts w:ascii="Times New Roman" w:eastAsia="宋体" w:hAnsi="Times New Roman" w:cs="Times New Roman"/>
-        </w:rPr>
-        <w:t>大众文艺</w:t>
-      </w:r>
-      <w:r>
-        <w:rPr>
-          <w:rFonts w:ascii="Times New Roman" w:eastAsia="宋体" w:hAnsi="Times New Roman" w:cs="Times New Roman"/>
-        </w:rPr>
-        <w:t>,2018,(24):82-83.DOI:10.20112/j.cnki.issn1007-5828.2018.24.056.</w:t>
-      </w:r>
-    </w:p>
-    <w:p>
-      <w:pPr>
-        <w:pStyle w:val="a9"/>
-        <w:numPr>
-          <w:ilvl w:val="0"/>
-          <w:numId w:val="1"/>
-        </w:numPr>
-        <w:spacing w:after="160" w:line="278" w:lineRule="auto"/>
-        <w:contextualSpacing w:val="0"/>
-        <w:jc w:val="left"/>
-        <w:rPr>
-          <w:rFonts w:ascii="Times New Roman" w:eastAsia="宋体" w:hAnsi="Times New Roman" w:cs="Times New Roman"/>
-        </w:rPr>
-      </w:pPr>
-      <w:r>
-        <w:rPr>
-          <w:rFonts w:ascii="Times New Roman" w:eastAsia="宋体" w:hAnsi="Times New Roman" w:cs="Times New Roman"/>
-        </w:rPr>
-        <w:t>姜海东</w:t>
-      </w:r>
-      <w:r>
-        <w:rPr>
-          <w:rFonts w:ascii="Times New Roman" w:eastAsia="宋体" w:hAnsi="Times New Roman" w:cs="Times New Roman"/>
-        </w:rPr>
-        <w:t>,</w:t>
-      </w:r>
-      <w:r>
-        <w:rPr>
-          <w:rFonts w:ascii="Times New Roman" w:eastAsia="宋体" w:hAnsi="Times New Roman" w:cs="Times New Roman"/>
-        </w:rPr>
-        <w:t>姜小宾</w:t>
-      </w:r>
-      <w:r>
-        <w:rPr>
-          <w:rFonts w:ascii="Times New Roman" w:eastAsia="宋体" w:hAnsi="Times New Roman" w:cs="Times New Roman"/>
-        </w:rPr>
-        <w:t>,</w:t>
-      </w:r>
-      <w:r>
-        <w:rPr>
-          <w:rFonts w:ascii="Times New Roman" w:eastAsia="宋体" w:hAnsi="Times New Roman" w:cs="Times New Roman"/>
-        </w:rPr>
-        <w:t>陆晓忠</w:t>
-      </w:r>
-      <w:r>
-        <w:rPr>
-          <w:rFonts w:ascii="Times New Roman" w:eastAsia="宋体" w:hAnsi="Times New Roman" w:cs="Times New Roman"/>
-        </w:rPr>
-        <w:t>,</w:t>
-      </w:r>
-      <w:r>
-        <w:rPr>
-          <w:rFonts w:ascii="Times New Roman" w:eastAsia="宋体" w:hAnsi="Times New Roman" w:cs="Times New Roman"/>
-        </w:rPr>
-        <w:t>等</w:t>
-      </w:r>
-      <w:r>
-        <w:rPr>
-          <w:rFonts w:ascii="Times New Roman" w:eastAsia="宋体" w:hAnsi="Times New Roman" w:cs="Times New Roman"/>
-        </w:rPr>
-        <w:t>.</w:t>
-      </w:r>
-      <w:r>
-        <w:rPr>
-          <w:rFonts w:ascii="Times New Roman" w:eastAsia="宋体" w:hAnsi="Times New Roman" w:cs="Times New Roman"/>
-        </w:rPr>
-        <w:t>基于多传感信息融合的配电室无人值守智慧巡检技术研究</w:t>
-      </w:r>
-      <w:r>
-        <w:rPr>
-          <w:rFonts w:ascii="Times New Roman" w:eastAsia="宋体" w:hAnsi="Times New Roman" w:cs="Times New Roman"/>
-        </w:rPr>
-        <w:t>[J].</w:t>
-      </w:r>
-      <w:r>
-        <w:rPr>
-          <w:rFonts w:ascii="Times New Roman" w:eastAsia="宋体" w:hAnsi="Times New Roman" w:cs="Times New Roman"/>
-        </w:rPr>
-        <w:lastRenderedPageBreak/>
-        <w:t>电力设备管理</w:t>
-      </w:r>
-      <w:r>
-        <w:rPr>
-          <w:rFonts w:ascii="Times New Roman" w:eastAsia="宋体" w:hAnsi="Times New Roman" w:cs="Times New Roman"/>
-        </w:rPr>
-        <w:t>,2026,(03):180-182.DOI:10.26977/j.cnki.dlsbgl.2026.03.079.</w:t>
-      </w:r>
-    </w:p>
-    <w:p>
-      <w:pPr>
-        <w:pStyle w:val="a9"/>
-        <w:numPr>
-          <w:ilvl w:val="0"/>
-          <w:numId w:val="1"/>
-        </w:numPr>
-        <w:spacing w:after="160" w:line="278" w:lineRule="auto"/>
-        <w:contextualSpacing w:val="0"/>
-        <w:jc w:val="left"/>
-        <w:rPr>
-          <w:rFonts w:ascii="Times New Roman" w:eastAsia="宋体" w:hAnsi="Times New Roman" w:cs="Times New Roman"/>
-        </w:rPr>
-      </w:pPr>
-      <w:r>
-        <w:rPr>
-          <w:rFonts w:ascii="Times New Roman" w:eastAsia="宋体" w:hAnsi="Times New Roman" w:cs="Times New Roman"/>
-        </w:rPr>
-        <w:t>苗雨</w:t>
-      </w:r>
-      <w:r>
-        <w:rPr>
-          <w:rFonts w:ascii="Times New Roman" w:eastAsia="宋体" w:hAnsi="Times New Roman" w:cs="Times New Roman"/>
-        </w:rPr>
-        <w:t>.</w:t>
-      </w:r>
-      <w:r>
-        <w:rPr>
-          <w:rFonts w:ascii="Times New Roman" w:eastAsia="宋体" w:hAnsi="Times New Roman" w:cs="Times New Roman"/>
-        </w:rPr>
-        <w:t>基于</w:t>
-      </w:r>
-      <w:r>
-        <w:rPr>
-          <w:rFonts w:ascii="Times New Roman" w:eastAsia="宋体" w:hAnsi="Times New Roman" w:cs="Times New Roman"/>
-        </w:rPr>
-        <w:t>PID</w:t>
-      </w:r>
-      <w:r>
-        <w:rPr>
-          <w:rFonts w:ascii="Times New Roman" w:eastAsia="宋体" w:hAnsi="Times New Roman" w:cs="Times New Roman"/>
-        </w:rPr>
-        <w:t>控制的循迹小车路径跟踪算法优化研究</w:t>
-      </w:r>
-      <w:r>
-        <w:rPr>
-          <w:rFonts w:ascii="Times New Roman" w:eastAsia="宋体" w:hAnsi="Times New Roman" w:cs="Times New Roman"/>
-        </w:rPr>
-        <w:t>[J].</w:t>
-      </w:r>
-      <w:r>
-        <w:rPr>
-          <w:rFonts w:ascii="Times New Roman" w:eastAsia="宋体" w:hAnsi="Times New Roman" w:cs="Times New Roman"/>
-        </w:rPr>
-        <w:t>信息与电脑</w:t>
-      </w:r>
-      <w:r>
-        <w:rPr>
-          <w:rFonts w:ascii="Times New Roman" w:eastAsia="宋体" w:hAnsi="Times New Roman" w:cs="Times New Roman"/>
-        </w:rPr>
-        <w:t>,2025,37(23):72-74.</w:t>
-      </w:r>
-    </w:p>
-    <w:p>
-      <w:pPr>
-        <w:pStyle w:val="a9"/>
-        <w:numPr>
-          <w:ilvl w:val="0"/>
-          <w:numId w:val="1"/>
-        </w:numPr>
-        <w:spacing w:after="160" w:line="278" w:lineRule="auto"/>
-        <w:contextualSpacing w:val="0"/>
-        <w:jc w:val="left"/>
-        <w:rPr>
-          <w:rFonts w:ascii="Times New Roman" w:eastAsia="宋体" w:hAnsi="Times New Roman" w:cs="Times New Roman"/>
-        </w:rPr>
-      </w:pPr>
-      <w:r>
-        <w:rPr>
-          <w:rFonts w:ascii="Times New Roman" w:eastAsia="宋体" w:hAnsi="Times New Roman" w:cs="Times New Roman"/>
-        </w:rPr>
-        <w:t>潘俊霖</w:t>
-      </w:r>
-      <w:r>
-        <w:rPr>
-          <w:rFonts w:ascii="Times New Roman" w:eastAsia="宋体" w:hAnsi="Times New Roman" w:cs="Times New Roman"/>
-        </w:rPr>
-        <w:t>,</w:t>
-      </w:r>
-      <w:r>
-        <w:rPr>
-          <w:rFonts w:ascii="Times New Roman" w:eastAsia="宋体" w:hAnsi="Times New Roman" w:cs="Times New Roman"/>
-        </w:rPr>
-        <w:t>邱健斌</w:t>
-      </w:r>
-      <w:r>
-        <w:rPr>
-          <w:rFonts w:ascii="Times New Roman" w:eastAsia="宋体" w:hAnsi="Times New Roman" w:cs="Times New Roman"/>
-        </w:rPr>
-        <w:t>,</w:t>
-      </w:r>
-      <w:r>
-        <w:rPr>
-          <w:rFonts w:ascii="Times New Roman" w:eastAsia="宋体" w:hAnsi="Times New Roman" w:cs="Times New Roman"/>
-        </w:rPr>
-        <w:t>许瑞</w:t>
-      </w:r>
-      <w:r>
-        <w:rPr>
-          <w:rFonts w:ascii="Times New Roman" w:eastAsia="宋体" w:hAnsi="Times New Roman" w:cs="Times New Roman"/>
-        </w:rPr>
-        <w:t xml:space="preserve">. </w:t>
-      </w:r>
-      <w:r>
-        <w:rPr>
-          <w:rFonts w:ascii="Times New Roman" w:eastAsia="宋体" w:hAnsi="Times New Roman" w:cs="Times New Roman"/>
-        </w:rPr>
-        <w:t>基于</w:t>
-      </w:r>
-      <w:r>
-        <w:rPr>
-          <w:rFonts w:ascii="Times New Roman" w:eastAsia="宋体" w:hAnsi="Times New Roman" w:cs="Times New Roman"/>
-        </w:rPr>
-        <w:t>MATLAB</w:t>
-      </w:r>
-      <w:r>
-        <w:rPr>
-          <w:rFonts w:ascii="Times New Roman" w:eastAsia="宋体" w:hAnsi="Times New Roman" w:cs="Times New Roman"/>
-        </w:rPr>
-        <w:t>的智能小车路径识别及其算法优化</w:t>
-      </w:r>
-      <w:r>
-        <w:rPr>
-          <w:rFonts w:ascii="Times New Roman" w:eastAsia="宋体" w:hAnsi="Times New Roman" w:cs="Times New Roman"/>
-        </w:rPr>
-        <w:t>[J].</w:t>
-      </w:r>
-      <w:r>
-        <w:rPr>
-          <w:rFonts w:ascii="Times New Roman" w:eastAsia="宋体" w:hAnsi="Times New Roman" w:cs="Times New Roman"/>
-        </w:rPr>
-        <w:t>汽车实用技术</w:t>
-      </w:r>
-      <w:r>
-        <w:rPr>
-          <w:rFonts w:ascii="Times New Roman" w:eastAsia="宋体" w:hAnsi="Times New Roman" w:cs="Times New Roman"/>
-        </w:rPr>
-        <w:t>,2025,50(19):37-42.DOI:10.16638/j.cnki.1671-7988.2025.019.007.</w:t>
-      </w:r>
-    </w:p>
-    <w:p>
-      <w:pPr>
-        <w:pStyle w:val="a9"/>
-        <w:numPr>
-          <w:ilvl w:val="0"/>
-          <w:numId w:val="1"/>
-        </w:numPr>
-        <w:spacing w:after="160" w:line="278" w:lineRule="auto"/>
-        <w:contextualSpacing w:val="0"/>
-        <w:jc w:val="left"/>
-        <w:rPr>
-          <w:rFonts w:ascii="Times New Roman" w:eastAsia="宋体" w:hAnsi="Times New Roman" w:cs="Times New Roman"/>
-        </w:rPr>
-      </w:pPr>
-      <w:r>
-        <w:rPr>
-          <w:rFonts w:ascii="Times New Roman" w:eastAsia="宋体" w:hAnsi="Times New Roman" w:cs="Times New Roman"/>
-        </w:rPr>
-        <w:t>夏紫涵</w:t>
-      </w:r>
-      <w:r>
-        <w:rPr>
-          <w:rFonts w:ascii="Times New Roman" w:eastAsia="宋体" w:hAnsi="Times New Roman" w:cs="Times New Roman"/>
-        </w:rPr>
-        <w:t>,</w:t>
-      </w:r>
-      <w:r>
-        <w:rPr>
-          <w:rFonts w:ascii="Times New Roman" w:eastAsia="宋体" w:hAnsi="Times New Roman" w:cs="Times New Roman"/>
-        </w:rPr>
-        <w:t>马基法</w:t>
-      </w:r>
-      <w:r>
-        <w:rPr>
-          <w:rFonts w:ascii="Times New Roman" w:eastAsia="宋体" w:hAnsi="Times New Roman" w:cs="Times New Roman"/>
-        </w:rPr>
-        <w:t xml:space="preserve">. </w:t>
-      </w:r>
-      <w:r>
-        <w:rPr>
-          <w:rFonts w:ascii="Times New Roman" w:eastAsia="宋体" w:hAnsi="Times New Roman" w:cs="Times New Roman"/>
-        </w:rPr>
-        <w:t>全自动宠物喂食互动机器人</w:t>
-      </w:r>
-      <w:r>
-        <w:rPr>
-          <w:rFonts w:ascii="Times New Roman" w:eastAsia="宋体" w:hAnsi="Times New Roman" w:cs="Times New Roman"/>
-        </w:rPr>
-        <w:t>[J].</w:t>
-      </w:r>
-      <w:r>
-        <w:rPr>
-          <w:rFonts w:ascii="Times New Roman" w:eastAsia="宋体" w:hAnsi="Times New Roman" w:cs="Times New Roman"/>
-        </w:rPr>
-        <w:t>科学大众</w:t>
-      </w:r>
-      <w:r>
-        <w:rPr>
-          <w:rFonts w:ascii="Times New Roman" w:eastAsia="宋体" w:hAnsi="Times New Roman" w:cs="Times New Roman"/>
-        </w:rPr>
-        <w:t>(</w:t>
-      </w:r>
-      <w:r>
-        <w:rPr>
-          <w:rFonts w:ascii="Times New Roman" w:eastAsia="宋体" w:hAnsi="Times New Roman" w:cs="Times New Roman"/>
-        </w:rPr>
-        <w:t>小学版</w:t>
-      </w:r>
-      <w:r>
-        <w:rPr>
-          <w:rFonts w:ascii="Times New Roman" w:eastAsia="宋体" w:hAnsi="Times New Roman" w:cs="Times New Roman"/>
-        </w:rPr>
-        <w:t>),2025,(06):31.</w:t>
-      </w:r>
-    </w:p>
-    <w:p>
-      <w:pPr>
-        <w:pStyle w:val="a9"/>
-        <w:numPr>
-          <w:ilvl w:val="0"/>
-          <w:numId w:val="1"/>
-        </w:numPr>
-        <w:spacing w:after="160" w:line="278" w:lineRule="auto"/>
-        <w:contextualSpacing w:val="0"/>
-        <w:jc w:val="left"/>
-        <w:rPr>
-          <w:rFonts w:ascii="Times New Roman" w:eastAsia="宋体" w:hAnsi="Times New Roman" w:cs="Times New Roman"/>
-        </w:rPr>
-      </w:pPr>
-      <w:r>
-        <w:rPr>
-          <w:rFonts w:ascii="Times New Roman" w:eastAsia="宋体" w:hAnsi="Times New Roman" w:cs="Times New Roman"/>
-        </w:rPr>
-        <w:t>王传才</w:t>
-      </w:r>
-      <w:r>
-        <w:rPr>
-          <w:rFonts w:ascii="Times New Roman" w:eastAsia="宋体" w:hAnsi="Times New Roman" w:cs="Times New Roman"/>
-        </w:rPr>
-        <w:t>,</w:t>
-      </w:r>
-      <w:r>
-        <w:rPr>
-          <w:rFonts w:ascii="Times New Roman" w:eastAsia="宋体" w:hAnsi="Times New Roman" w:cs="Times New Roman"/>
-        </w:rPr>
-        <w:t>张笑恒</w:t>
-      </w:r>
-      <w:r>
-        <w:rPr>
-          <w:rFonts w:ascii="Times New Roman" w:eastAsia="宋体" w:hAnsi="Times New Roman" w:cs="Times New Roman"/>
-        </w:rPr>
-        <w:t>,</w:t>
-      </w:r>
-      <w:r>
-        <w:rPr>
-          <w:rFonts w:ascii="Times New Roman" w:eastAsia="宋体" w:hAnsi="Times New Roman" w:cs="Times New Roman"/>
-        </w:rPr>
-        <w:t>李继东</w:t>
-      </w:r>
-      <w:r>
-        <w:rPr>
-          <w:rFonts w:ascii="Times New Roman" w:eastAsia="宋体" w:hAnsi="Times New Roman" w:cs="Times New Roman"/>
-        </w:rPr>
-        <w:t>,</w:t>
-      </w:r>
-      <w:r>
-        <w:rPr>
-          <w:rFonts w:ascii="Times New Roman" w:eastAsia="宋体" w:hAnsi="Times New Roman" w:cs="Times New Roman"/>
-        </w:rPr>
-        <w:t>等</w:t>
-      </w:r>
-      <w:r>
-        <w:rPr>
-          <w:rFonts w:ascii="Times New Roman" w:eastAsia="宋体" w:hAnsi="Times New Roman" w:cs="Times New Roman"/>
-        </w:rPr>
-        <w:t xml:space="preserve">. </w:t>
-      </w:r>
-      <w:r>
-        <w:rPr>
-          <w:rFonts w:ascii="Times New Roman" w:eastAsia="宋体" w:hAnsi="Times New Roman" w:cs="Times New Roman"/>
-        </w:rPr>
-        <w:t>一种应对多障碍路况的智能小车自动寻迹控制系统</w:t>
-      </w:r>
-      <w:r>
-        <w:rPr>
-          <w:rFonts w:ascii="Times New Roman" w:eastAsia="宋体" w:hAnsi="Times New Roman" w:cs="Times New Roman"/>
-        </w:rPr>
-        <w:t>[J].</w:t>
-      </w:r>
-      <w:r>
-        <w:rPr>
-          <w:rFonts w:ascii="Times New Roman" w:eastAsia="宋体" w:hAnsi="Times New Roman" w:cs="Times New Roman"/>
-        </w:rPr>
-        <w:t>电脑知识与技术</w:t>
-      </w:r>
-      <w:r>
-        <w:rPr>
-          <w:rFonts w:ascii="Times New Roman" w:eastAsia="宋体" w:hAnsi="Times New Roman" w:cs="Times New Roman"/>
-        </w:rPr>
-        <w:t>,2024,20(28):20-22.DOI:10.14004/j.cnki.ckt.2024.1500.</w:t>
-      </w:r>
-    </w:p>
-    <w:p>
-      <w:pPr>
-        <w:pStyle w:val="a9"/>
-        <w:numPr>
-          <w:ilvl w:val="0"/>
-          <w:numId w:val="1"/>
-        </w:numPr>
-        <w:spacing w:after="160" w:line="278" w:lineRule="auto"/>
-        <w:contextualSpacing w:val="0"/>
-        <w:jc w:val="left"/>
-        <w:rPr>
-          <w:rFonts w:ascii="Times New Roman" w:eastAsia="宋体" w:hAnsi="Times New Roman" w:cs="Times New Roman"/>
-        </w:rPr>
-      </w:pPr>
-      <w:r>
-        <w:rPr>
-          <w:rFonts w:ascii="Times New Roman" w:eastAsia="宋体" w:hAnsi="Times New Roman" w:cs="Times New Roman"/>
-        </w:rPr>
-        <w:t>文多</w:t>
-      </w:r>
-      <w:r>
-        <w:rPr>
-          <w:rFonts w:ascii="Times New Roman" w:eastAsia="宋体" w:hAnsi="Times New Roman" w:cs="Times New Roman"/>
-        </w:rPr>
-        <w:t>.</w:t>
-      </w:r>
-      <w:r>
-        <w:rPr>
-          <w:rFonts w:ascii="Times New Roman" w:eastAsia="宋体" w:hAnsi="Times New Roman" w:cs="Times New Roman"/>
-        </w:rPr>
-        <w:t>面向</w:t>
-      </w:r>
-      <w:r>
-        <w:rPr>
-          <w:rFonts w:ascii="Times New Roman" w:eastAsia="宋体" w:hAnsi="Times New Roman" w:cs="Times New Roman"/>
-        </w:rPr>
-        <w:t>Z</w:t>
-      </w:r>
-      <w:r>
-        <w:rPr>
-          <w:rFonts w:ascii="Times New Roman" w:eastAsia="宋体" w:hAnsi="Times New Roman" w:cs="Times New Roman"/>
-        </w:rPr>
-        <w:t>世代青年人的宠物机器人情感化设计研究</w:t>
-      </w:r>
-      <w:r>
-        <w:rPr>
-          <w:rFonts w:ascii="Times New Roman" w:eastAsia="宋体" w:hAnsi="Times New Roman" w:cs="Times New Roman"/>
-        </w:rPr>
-        <w:t>[D].</w:t>
-      </w:r>
-      <w:r>
-        <w:rPr>
-          <w:rFonts w:ascii="Times New Roman" w:eastAsia="宋体" w:hAnsi="Times New Roman" w:cs="Times New Roman"/>
-        </w:rPr>
-        <w:t>江西财经大学</w:t>
-      </w:r>
-      <w:r>
-        <w:rPr>
-          <w:rFonts w:ascii="Times New Roman" w:eastAsia="宋体" w:hAnsi="Times New Roman" w:cs="Times New Roman"/>
-        </w:rPr>
-        <w:t xml:space="preserve">,2024.DOI:10.27175/d.cnki.gjxcu.2024.001600. </w:t>
-      </w:r>
-    </w:p>
-    <w:p>
-      <w:pPr>
-        <w:pStyle w:val="a9"/>
-        <w:numPr>
-          <w:ilvl w:val="0"/>
-          <w:numId w:val="1"/>
-        </w:numPr>
-        <w:spacing w:after="160" w:line="278" w:lineRule="auto"/>
-        <w:contextualSpacing w:val="0"/>
-        <w:jc w:val="left"/>
-        <w:rPr>
-          <w:rFonts w:ascii="Times New Roman" w:eastAsia="宋体" w:hAnsi="Times New Roman" w:cs="Times New Roman"/>
-        </w:rPr>
-      </w:pPr>
-      <w:r>
-        <w:rPr>
-          <w:rFonts w:ascii="Times New Roman" w:eastAsia="宋体" w:hAnsi="Times New Roman" w:cs="Times New Roman"/>
-        </w:rPr>
-        <w:t>刘冰</w:t>
-      </w:r>
-      <w:r>
-        <w:rPr>
-          <w:rFonts w:ascii="Times New Roman" w:eastAsia="宋体" w:hAnsi="Times New Roman" w:cs="Times New Roman"/>
-        </w:rPr>
-        <w:t>.</w:t>
-      </w:r>
-      <w:r>
-        <w:rPr>
-          <w:rFonts w:ascii="Times New Roman" w:eastAsia="宋体" w:hAnsi="Times New Roman" w:cs="Times New Roman"/>
-        </w:rPr>
-        <w:t>多模态互动宠物机器人的研究与设计</w:t>
-      </w:r>
-      <w:r>
-        <w:rPr>
-          <w:rFonts w:ascii="Times New Roman" w:eastAsia="宋体" w:hAnsi="Times New Roman" w:cs="Times New Roman"/>
-        </w:rPr>
-        <w:t>[D].</w:t>
-      </w:r>
-      <w:r>
-        <w:rPr>
-          <w:rFonts w:ascii="Times New Roman" w:eastAsia="宋体" w:hAnsi="Times New Roman" w:cs="Times New Roman"/>
-        </w:rPr>
-        <w:t>重庆理工大学</w:t>
-      </w:r>
-      <w:r>
-        <w:rPr>
-          <w:rFonts w:ascii="Times New Roman" w:eastAsia="宋体" w:hAnsi="Times New Roman" w:cs="Times New Roman"/>
-        </w:rPr>
-        <w:t xml:space="preserve">,2024.DOI:10.27753/d.cnki.gcqgx.2024.000921. </w:t>
-      </w:r>
-    </w:p>
-    <w:p>
-      <w:pPr>
-        <w:pStyle w:val="a9"/>
-        <w:numPr>
-          <w:ilvl w:val="0"/>
-          <w:numId w:val="1"/>
-        </w:numPr>
-        <w:spacing w:after="160" w:line="278" w:lineRule="auto"/>
-        <w:contextualSpacing w:val="0"/>
-        <w:jc w:val="left"/>
-        <w:rPr>
-          <w:rFonts w:ascii="Times New Roman" w:eastAsia="宋体" w:hAnsi="Times New Roman" w:cs="Times New Roman"/>
-        </w:rPr>
-      </w:pPr>
-      <w:r>
-        <w:rPr>
-          <w:rFonts w:ascii="Times New Roman" w:eastAsia="宋体" w:hAnsi="Times New Roman" w:cs="Times New Roman"/>
-        </w:rPr>
-        <w:t>张晨亮</w:t>
-      </w:r>
-      <w:r>
-        <w:rPr>
-          <w:rFonts w:ascii="Times New Roman" w:eastAsia="宋体" w:hAnsi="Times New Roman" w:cs="Times New Roman"/>
-        </w:rPr>
-        <w:t>,</w:t>
-      </w:r>
-      <w:r>
-        <w:rPr>
-          <w:rFonts w:ascii="Times New Roman" w:eastAsia="宋体" w:hAnsi="Times New Roman" w:cs="Times New Roman"/>
-        </w:rPr>
-        <w:t>张亚周</w:t>
-      </w:r>
-      <w:r>
-        <w:rPr>
-          <w:rFonts w:ascii="Times New Roman" w:eastAsia="宋体" w:hAnsi="Times New Roman" w:cs="Times New Roman"/>
-        </w:rPr>
-        <w:t xml:space="preserve">. </w:t>
-      </w:r>
-      <w:r>
-        <w:rPr>
-          <w:rFonts w:ascii="Times New Roman" w:eastAsia="宋体" w:hAnsi="Times New Roman" w:cs="Times New Roman"/>
-        </w:rPr>
-        <w:t>基于机器视觉的小车跟随行驶系统设计</w:t>
-      </w:r>
-      <w:r>
-        <w:rPr>
-          <w:rFonts w:ascii="Times New Roman" w:eastAsia="宋体" w:hAnsi="Times New Roman" w:cs="Times New Roman"/>
-        </w:rPr>
-        <w:t>[J].</w:t>
-      </w:r>
-      <w:r>
-        <w:rPr>
-          <w:rFonts w:ascii="Times New Roman" w:eastAsia="宋体" w:hAnsi="Times New Roman" w:cs="Times New Roman"/>
-        </w:rPr>
-        <w:t>物联网技术</w:t>
-      </w:r>
-      <w:r>
-        <w:rPr>
-          <w:rFonts w:ascii="Times New Roman" w:eastAsia="宋体" w:hAnsi="Times New Roman" w:cs="Times New Roman"/>
-        </w:rPr>
-        <w:t>,2024,14(03):118-119+122.DOI:10.16667/j.issn.2095-1302.2024.03.028.</w:t>
-      </w:r>
-    </w:p>
-    <w:p>
-      <w:pPr>
-        <w:pStyle w:val="a9"/>
-        <w:numPr>
-          <w:ilvl w:val="0"/>
-          <w:numId w:val="1"/>
-        </w:numPr>
-        <w:spacing w:after="160" w:line="278" w:lineRule="auto"/>
-        <w:contextualSpacing w:val="0"/>
-        <w:jc w:val="left"/>
-        <w:rPr>
-          <w:rFonts w:ascii="Times New Roman" w:eastAsia="宋体" w:hAnsi="Times New Roman" w:cs="Times New Roman"/>
-        </w:rPr>
-      </w:pPr>
-      <w:r>
-        <w:rPr>
-          <w:rFonts w:ascii="Times New Roman" w:eastAsia="宋体" w:hAnsi="Times New Roman" w:cs="Times New Roman"/>
-        </w:rPr>
-        <w:t>张寒钧</w:t>
-      </w:r>
-      <w:r>
-        <w:rPr>
-          <w:rFonts w:ascii="Times New Roman" w:eastAsia="宋体" w:hAnsi="Times New Roman" w:cs="Times New Roman"/>
-        </w:rPr>
-        <w:t xml:space="preserve">. </w:t>
-      </w:r>
-      <w:r>
-        <w:rPr>
-          <w:rFonts w:ascii="Times New Roman" w:eastAsia="宋体" w:hAnsi="Times New Roman" w:cs="Times New Roman"/>
-        </w:rPr>
-        <w:t>家养宠物陪伴机器人设计研究</w:t>
-      </w:r>
-      <w:r>
-        <w:rPr>
-          <w:rFonts w:ascii="Times New Roman" w:eastAsia="宋体" w:hAnsi="Times New Roman" w:cs="Times New Roman"/>
-        </w:rPr>
-        <w:t>[J].</w:t>
-      </w:r>
-      <w:r>
-        <w:rPr>
-          <w:rFonts w:ascii="Times New Roman" w:eastAsia="宋体" w:hAnsi="Times New Roman" w:cs="Times New Roman"/>
-        </w:rPr>
-        <w:t>玩具世界</w:t>
-      </w:r>
-      <w:r>
-        <w:rPr>
-          <w:rFonts w:ascii="Times New Roman" w:eastAsia="宋体" w:hAnsi="Times New Roman" w:cs="Times New Roman"/>
-        </w:rPr>
-        <w:t>,2024,(02):23-25.</w:t>
-      </w:r>
-    </w:p>
-    <w:p>
-      <w:pPr>
-        <w:pStyle w:val="a9"/>
-        <w:numPr>
-          <w:ilvl w:val="0"/>
-          <w:numId w:val="1"/>
-        </w:numPr>
-        <w:spacing w:after="160" w:line="278" w:lineRule="auto"/>
-        <w:contextualSpacing w:val="0"/>
-        <w:jc w:val="left"/>
-        <w:rPr>
-          <w:rFonts w:ascii="Times New Roman" w:eastAsia="宋体" w:hAnsi="Times New Roman" w:cs="Times New Roman"/>
-        </w:rPr>
-      </w:pPr>
-      <w:r>
-        <w:rPr>
-          <w:rFonts w:ascii="Times New Roman" w:eastAsia="宋体" w:hAnsi="Times New Roman" w:cs="Times New Roman"/>
-        </w:rPr>
-        <w:t>乔平</w:t>
-      </w:r>
-      <w:r>
-        <w:rPr>
-          <w:rFonts w:ascii="Times New Roman" w:eastAsia="宋体" w:hAnsi="Times New Roman" w:cs="Times New Roman"/>
-        </w:rPr>
-        <w:t>,</w:t>
-      </w:r>
-      <w:r>
-        <w:rPr>
-          <w:rFonts w:ascii="Times New Roman" w:eastAsia="宋体" w:hAnsi="Times New Roman" w:cs="Times New Roman"/>
-        </w:rPr>
-        <w:t>乔有田</w:t>
-      </w:r>
-      <w:r>
-        <w:rPr>
-          <w:rFonts w:ascii="Times New Roman" w:eastAsia="宋体" w:hAnsi="Times New Roman" w:cs="Times New Roman"/>
-        </w:rPr>
-        <w:t xml:space="preserve">. </w:t>
-      </w:r>
-      <w:r>
-        <w:rPr>
-          <w:rFonts w:ascii="Times New Roman" w:eastAsia="宋体" w:hAnsi="Times New Roman" w:cs="Times New Roman"/>
-        </w:rPr>
-        <w:t>基于机器视觉的智能小车设计</w:t>
-      </w:r>
-      <w:r>
-        <w:rPr>
-          <w:rFonts w:ascii="Times New Roman" w:eastAsia="宋体" w:hAnsi="Times New Roman" w:cs="Times New Roman"/>
-        </w:rPr>
-        <w:t>[J].</w:t>
-      </w:r>
-      <w:r>
-        <w:rPr>
-          <w:rFonts w:ascii="Times New Roman" w:eastAsia="宋体" w:hAnsi="Times New Roman" w:cs="Times New Roman"/>
-        </w:rPr>
-        <w:t>电子技术</w:t>
-      </w:r>
-      <w:r>
-        <w:rPr>
-          <w:rFonts w:ascii="Times New Roman" w:eastAsia="宋体" w:hAnsi="Times New Roman" w:cs="Times New Roman"/>
-        </w:rPr>
-        <w:t>,2022,51(12):6-8.</w:t>
-      </w:r>
-    </w:p>
-    <w:p>
-      <w:pPr>
-        <w:pStyle w:val="a9"/>
-        <w:numPr>
-          <w:ilvl w:val="0"/>
-          <w:numId w:val="1"/>
-        </w:numPr>
-        <w:spacing w:after="160" w:line="278" w:lineRule="auto"/>
-        <w:contextualSpacing w:val="0"/>
-        <w:jc w:val="left"/>
-        <w:rPr>
-          <w:rFonts w:ascii="Times New Roman" w:eastAsia="宋体" w:hAnsi="Times New Roman" w:cs="Times New Roman"/>
-        </w:rPr>
-      </w:pPr>
-      <w:r>
-        <w:rPr>
-          <w:rFonts w:ascii="Times New Roman" w:eastAsia="宋体" w:hAnsi="Times New Roman" w:cs="Times New Roman"/>
-        </w:rPr>
-        <w:t>欧寒芝</w:t>
-      </w:r>
-      <w:r>
-        <w:rPr>
-          <w:rFonts w:ascii="Times New Roman" w:eastAsia="宋体" w:hAnsi="Times New Roman" w:cs="Times New Roman"/>
-        </w:rPr>
-        <w:t>,</w:t>
-      </w:r>
-      <w:r>
-        <w:rPr>
-          <w:rFonts w:ascii="Times New Roman" w:eastAsia="宋体" w:hAnsi="Times New Roman" w:cs="Times New Roman"/>
-        </w:rPr>
-        <w:t>匡盈霏</w:t>
-      </w:r>
-      <w:r>
-        <w:rPr>
-          <w:rFonts w:ascii="Times New Roman" w:eastAsia="宋体" w:hAnsi="Times New Roman" w:cs="Times New Roman"/>
-        </w:rPr>
-        <w:t>,</w:t>
-      </w:r>
-      <w:r>
-        <w:rPr>
-          <w:rFonts w:ascii="Times New Roman" w:eastAsia="宋体" w:hAnsi="Times New Roman" w:cs="Times New Roman"/>
-        </w:rPr>
-        <w:t>丁慧玉</w:t>
-      </w:r>
-      <w:r>
-        <w:rPr>
-          <w:rFonts w:ascii="Times New Roman" w:eastAsia="宋体" w:hAnsi="Times New Roman" w:cs="Times New Roman"/>
-        </w:rPr>
-        <w:t>,</w:t>
-      </w:r>
-      <w:r>
-        <w:rPr>
-          <w:rFonts w:ascii="Times New Roman" w:eastAsia="宋体" w:hAnsi="Times New Roman" w:cs="Times New Roman"/>
-        </w:rPr>
-        <w:t>等</w:t>
-      </w:r>
-      <w:r>
-        <w:rPr>
-          <w:rFonts w:ascii="Times New Roman" w:eastAsia="宋体" w:hAnsi="Times New Roman" w:cs="Times New Roman"/>
-        </w:rPr>
-        <w:t xml:space="preserve">. </w:t>
-      </w:r>
-      <w:r>
-        <w:rPr>
-          <w:rFonts w:ascii="Times New Roman" w:eastAsia="宋体" w:hAnsi="Times New Roman" w:cs="Times New Roman"/>
-        </w:rPr>
-        <w:t>一种机器视觉巡线避障小车的设计</w:t>
-      </w:r>
-      <w:r>
-        <w:rPr>
-          <w:rFonts w:ascii="Times New Roman" w:eastAsia="宋体" w:hAnsi="Times New Roman" w:cs="Times New Roman"/>
-        </w:rPr>
-        <w:t>[J].</w:t>
-      </w:r>
-      <w:r>
-        <w:rPr>
-          <w:rFonts w:ascii="Times New Roman" w:eastAsia="宋体" w:hAnsi="Times New Roman" w:cs="Times New Roman"/>
-        </w:rPr>
-        <w:t>电脑与信息技术</w:t>
-      </w:r>
-      <w:r>
-        <w:rPr>
-          <w:rFonts w:ascii="Times New Roman" w:eastAsia="宋体" w:hAnsi="Times New Roman" w:cs="Times New Roman"/>
-        </w:rPr>
-        <w:t>,2022,30(02):13-17.DOI:10.19414/j.cnki.1005-1228.2022.02.023.</w:t>
-      </w:r>
-    </w:p>
-    <w:p>
-      <w:pPr>
-        <w:pStyle w:val="a9"/>
-        <w:numPr>
-          <w:ilvl w:val="0"/>
-          <w:numId w:val="1"/>
-        </w:numPr>
-        <w:spacing w:after="160" w:line="278" w:lineRule="auto"/>
-        <w:contextualSpacing w:val="0"/>
-        <w:jc w:val="left"/>
-        <w:rPr>
-          <w:rFonts w:ascii="Times New Roman" w:eastAsia="宋体" w:hAnsi="Times New Roman" w:cs="Times New Roman"/>
-        </w:rPr>
-      </w:pPr>
-      <w:r>
-        <w:rPr>
-          <w:rFonts w:ascii="Times New Roman" w:eastAsia="宋体" w:hAnsi="Times New Roman" w:cs="Times New Roman"/>
-        </w:rPr>
-        <w:t>CHOUDHARI M, BAGYAVEERESWARAN V, ANITHA R, et al. A distributed rapidly exploring random tree (D-RRT) algorithm for path planning of self maneuvering robots in domestic environments[J]. Engineering Research Express, 2026, 8(6): 065316. DOI:10.1088/2631-8695/AE50D5.</w:t>
-      </w:r>
-    </w:p>
-    <w:p>
-      <w:pPr>
-        <w:pStyle w:val="a9"/>
-        <w:numPr>
-          <w:ilvl w:val="0"/>
-          <w:numId w:val="1"/>
-        </w:numPr>
-        <w:spacing w:after="160" w:line="278" w:lineRule="auto"/>
-        <w:contextualSpacing w:val="0"/>
-        <w:jc w:val="left"/>
-        <w:rPr>
-          <w:rFonts w:ascii="Times New Roman" w:eastAsia="宋体" w:hAnsi="Times New Roman" w:cs="Times New Roman"/>
-        </w:rPr>
-      </w:pPr>
-      <w:r>
-        <w:rPr>
-          <w:rFonts w:ascii="Times New Roman" w:eastAsia="宋体" w:hAnsi="Times New Roman" w:cs="Times New Roman"/>
-        </w:rPr>
-        <w:t>ZHOU Y X, DING J R, LI C Y, et al. Analysis of the Pet Companion Robot Market[C]//3rd International Conference on Business and Policy Studies 2024., 2024. DOI:10.54254/2754-1169/106/20241679.</w:t>
-      </w:r>
-    </w:p>
-    <w:p>
-      <w:pPr>
-        <w:pStyle w:val="a9"/>
-        <w:numPr>
-          <w:ilvl w:val="0"/>
-          <w:numId w:val="1"/>
-        </w:numPr>
-        <w:spacing w:after="160" w:line="278" w:lineRule="auto"/>
-        <w:contextualSpacing w:val="0"/>
-        <w:jc w:val="left"/>
-        <w:rPr>
-          <w:rFonts w:ascii="Times New Roman" w:eastAsia="宋体" w:hAnsi="Times New Roman" w:cs="Times New Roman" w:hint="eastAsia"/>
-        </w:rPr>
-      </w:pPr>
-      <w:r>
-        <w:rPr>
-          <w:rFonts w:ascii="Times New Roman" w:eastAsia="宋体" w:hAnsi="Times New Roman" w:cs="Times New Roman"/>
-        </w:rPr>
-        <w:t>PARK S, LEE S. A stochastic game theory based energy-efficient device-to-device communication optimization for autonomous mobile robots over industrial IoT networks[J].Computer Networks, 2026, 274: 111864. DOI:10.1016/J.COMNET.2025.111864.</w:t>
-      </w:r>
-    </w:p>
-    <w:p/>
+          <w:rFonts w:ascii="宋体" w:eastAsia="宋体" w:hAnsi="宋体" w:hint="eastAsia"/>
+          <w:sz w:val="24"/>
+          <w:szCs w:val="28"/>
+        </w:rPr>
+      </w:pPr>
+      <w:r>
+        <w:rPr>
+          <w:rFonts w:ascii="宋体" w:eastAsia="宋体" w:hAnsi="宋体"/>
+          <w:sz w:val="24"/>
+          <w:szCs w:val="28"/>
+        </w:rPr>
+        <w:t>除此之外，进一步细化机身装配缝隙的防尘结构，减少宠物毛发与粉尘进入机身内部，降低电气模块故障概率；精简机身非受力冗余结构，进一步压缩整机体积，强化小型化使用优势；同时预留充足的散热拓展空间与外设安装接口，为后期自动回充模块、健康监测模块等硬件升级预留结构空间，最终实现机械结构实用性、运行可靠性、后期可拓展性三重工程设计目标。</w:t>
+      </w:r>
+    </w:p>
     <w:sectPr>
       <w:pgSz w:w="11906" w:h="16838"/>
       <w:pgMar w:top="1440" w:right="1800" w:bottom="1440" w:left="1800" w:header="851" w:footer="992" w:gutter="0"/>
@@ -2657,7 +1387,6 @@
     <w:next w:val="a"/>
     <w:link w:val="30"/>
     <w:uiPriority w:val="9"/>
-    <w:semiHidden/>
     <w:unhideWhenUsed/>
     <w:qFormat/>
     <w:rsid w:val="00CC2788"/>
@@ -2825,7 +1554,6 @@
   <w:style w:type="character" w:default="1" w:styleId="a0">
     <w:name w:val="Default Paragraph Font"/>
     <w:uiPriority w:val="1"/>
-    <w:semiHidden/>
     <w:unhideWhenUsed/>
   </w:style>
   <w:style w:type="table" w:default="1" w:styleId="a1">
@@ -2881,7 +1609,6 @@
     <w:basedOn w:val="a0"/>
     <w:link w:val="3"/>
     <w:uiPriority w:val="9"/>
-    <w:semiHidden/>
     <w:rsid w:val="00CC2788"/>
     <w:rPr>
       <w:rFonts w:asciiTheme="majorHAnsi" w:eastAsiaTheme="majorEastAsia" w:hAnsiTheme="majorHAnsi" w:cstheme="majorBidi"/>
